--- a/Clients/TALY/Talley-Associates-AI-Growth-Report.docx
+++ b/Clients/TALY/Talley-Associates-AI-Growth-Report.docx
@@ -355,15 +355,11 @@
       </w:sdtContent>
     </w:sdt>
     <w:p>
-      <w:r>
-        <w:br w:type="page"/>
-      </w:r>
-    </w:p>
-    <w:p>
       <w:pPr>
         <w:pStyle w:val="Heading1"/>
         <w:keepNext/>
-        <w:spacing w:after="120" w:before="480" w:line="240"/>
+        <w:pageBreakBefore/>
+        <w:spacing w:after="120" w:before="0" w:line="240"/>
       </w:pPr>
       <w:r>
         <w:rPr>
@@ -887,14 +883,15 @@
           <w:sz w:val="20"/>
           <w:szCs w:val="20"/>
         </w:rPr>
-        <w:t xml:space="preserve">A note on figures: this blueprint was built from public information. The firm’s internal numbers — active retainer clients, the association and PAC book, the number of jurisdictions tracked, and filing volume — were not available for this draft. Every projection below is labeled estimated and conservative, and calibrates to real numbers after a short discovery call. The specific questions are in Section 14.</w:t>
+        <w:t xml:space="preserve">A note on figures: this blueprint was built from public information. The firm’s internal numbers — active retainer clients, the association and PAC book, the number of jurisdictions tracked, and filing volume — were not available for this draft. Every projection below is labeled estimated and conservative, and calibrates to real numbers after a short discovery call. The specific questions are in Section 15.</w:t>
       </w:r>
     </w:p>
     <w:p>
       <w:pPr>
         <w:pStyle w:val="Heading1"/>
         <w:keepNext/>
-        <w:spacing w:after="120" w:before="480" w:line="240"/>
+        <w:pageBreakBefore/>
+        <w:spacing w:after="120" w:before="0" w:line="240"/>
       </w:pPr>
       <w:r>
         <w:rPr>
@@ -1328,7 +1325,8 @@
       <w:pPr>
         <w:pStyle w:val="Heading1"/>
         <w:keepNext/>
-        <w:spacing w:after="120" w:before="480" w:line="240"/>
+        <w:pageBreakBefore/>
+        <w:spacing w:after="120" w:before="0" w:line="240"/>
       </w:pPr>
       <w:r>
         <w:rPr>
@@ -1707,7 +1705,8 @@
       <w:pPr>
         <w:pStyle w:val="Heading1"/>
         <w:keepNext/>
-        <w:spacing w:after="120" w:before="480" w:line="240"/>
+        <w:pageBreakBefore/>
+        <w:spacing w:after="120" w:before="0" w:line="240"/>
       </w:pPr>
       <w:r>
         <w:rPr>
@@ -2525,7 +2524,8 @@
       <w:pPr>
         <w:pStyle w:val="Heading1"/>
         <w:keepNext/>
-        <w:spacing w:after="120" w:before="480" w:line="240"/>
+        <w:pageBreakBefore/>
+        <w:spacing w:after="120" w:before="0" w:line="240"/>
       </w:pPr>
       <w:r>
         <w:rPr>
@@ -4289,7 +4289,8 @@
       <w:pPr>
         <w:pStyle w:val="Heading1"/>
         <w:keepNext/>
-        <w:spacing w:after="120" w:before="480" w:line="240"/>
+        <w:pageBreakBefore/>
+        <w:spacing w:after="120" w:before="0" w:line="240"/>
       </w:pPr>
       <w:r>
         <w:rPr>
@@ -6581,7 +6582,8 @@
       <w:pPr>
         <w:pStyle w:val="Heading1"/>
         <w:keepNext/>
-        <w:spacing w:after="120" w:before="480" w:line="240"/>
+        <w:pageBreakBefore/>
+        <w:spacing w:after="120" w:before="0" w:line="240"/>
       </w:pPr>
       <w:r>
         <w:rPr>
@@ -7617,9 +7619,228 @@
     </w:tbl>
     <w:p>
       <w:pPr>
+        <w:spacing w:after="0" w:before="160"/>
+      </w:pPr>
+      <w:r>
+        <w:t xml:space="preserve"/>
+      </w:r>
+    </w:p>
+    <w:p>
+      <w:pPr>
+        <w:pStyle w:val="Heading2"/>
+        <w:keepNext/>
+        <w:keepLines/>
+        <w:spacing w:after="120" w:before="280"/>
+      </w:pPr>
+      <w:r>
+        <w:rPr>
+          <w:rFonts w:ascii="Open Sans" w:cs="Open Sans" w:eastAsia="Open Sans" w:hAnsi="Open Sans"/>
+          <w:b/>
+          <w:bCs/>
+          <w:color w:val="F67D4B"/>
+          <w:sz w:val="26"/>
+          <w:szCs w:val="26"/>
+        </w:rPr>
+        <w:t xml:space="preserve">AI Search Reality Check</w:t>
+      </w:r>
+    </w:p>
+    <w:p>
+      <w:pPr>
+        <w:spacing w:after="140" w:before="0" w:line="320"/>
+        <w:jc w:val="both"/>
+      </w:pPr>
+      <w:r>
+        <w:rPr>
+          <w:rFonts w:ascii="Open Sans" w:cs="Open Sans" w:eastAsia="Open Sans" w:hAnsi="Open Sans"/>
+          <w:b w:val="false"/>
+          <w:bCs w:val="false"/>
+          <w:i w:val="false"/>
+          <w:iCs w:val="false"/>
+          <w:color w:val="59595B"/>
+          <w:sz w:val="22"/>
+          <w:szCs w:val="22"/>
+        </w:rPr>
+        <w:t xml:space="preserve">Here is the gap made concrete. When a park owner or developer asks an AI assistant the question below today, this is the shape of the answer they get — illustrative of how AI search resolves this query right now:</w:t>
+      </w:r>
+    </w:p>
+    <w:tbl>
+      <w:tblPr>
+        <w:tblW w:type="dxa" w:w="9360"/>
+        <w:tblBorders>
+          <w:top w:val="single" w:color="auto" w:sz="4"/>
+          <w:left w:val="single" w:color="auto" w:sz="4"/>
+          <w:bottom w:val="single" w:color="auto" w:sz="4"/>
+          <w:right w:val="single" w:color="auto" w:sz="4"/>
+          <w:insideH w:val="single" w:color="auto" w:sz="4"/>
+          <w:insideV w:val="single" w:color="auto" w:sz="4"/>
+        </w:tblBorders>
+      </w:tblPr>
+      <w:tblGrid>
+        <w:gridCol w:w="80"/>
+        <w:gridCol w:w="9280"/>
+      </w:tblGrid>
+      <w:tr>
+        <w:trPr>
+          <w:cantSplit/>
+        </w:trPr>
+        <w:tc>
+          <w:tcPr>
+            <w:tcW w:type="dxa" w:w="80"/>
+            <w:tcBorders>
+              <w:top w:val="none" w:color="FFFFFF" w:sz="0"/>
+              <w:left w:val="none" w:color="FFFFFF" w:sz="0"/>
+              <w:bottom w:val="none" w:color="FFFFFF" w:sz="0"/>
+              <w:right w:val="none" w:color="FFFFFF" w:sz="0"/>
+            </w:tcBorders>
+            <w:shd w:fill="F67D4B" w:val="clear"/>
+          </w:tcPr>
+          <w:p>
+            <w:r>
+              <w:t xml:space="preserve"/>
+            </w:r>
+          </w:p>
+        </w:tc>
+        <w:tc>
+          <w:tcPr>
+            <w:tcW w:type="dxa" w:w="9280"/>
+            <w:tcBorders>
+              <w:top w:val="none" w:color="FFFFFF" w:sz="0"/>
+              <w:left w:val="none" w:color="FFFFFF" w:sz="0"/>
+              <w:bottom w:val="none" w:color="FFFFFF" w:sz="0"/>
+              <w:right w:val="none" w:color="FFFFFF" w:sz="0"/>
+            </w:tcBorders>
+            <w:shd w:fill="F8F9FA" w:val="clear"/>
+            <w:tcMar>
+              <w:top w:type="dxa" w:w="160"/>
+              <w:left w:type="dxa" w:w="240"/>
+              <w:bottom w:type="dxa" w:w="160"/>
+              <w:right w:type="dxa" w:w="200"/>
+            </w:tcMar>
+          </w:tcPr>
+          <w:p>
+            <w:pPr>
+              <w:keepNext/>
+              <w:keepLines/>
+              <w:spacing w:after="80" w:before="80"/>
+            </w:pPr>
+            <w:r>
+              <w:rPr>
+                <w:rFonts w:ascii="Open Sans" w:cs="Open Sans" w:eastAsia="Open Sans" w:hAnsi="Open Sans"/>
+                <w:b/>
+                <w:bCs/>
+                <w:color w:val="F67D4B"/>
+                <w:sz w:val="22"/>
+                <w:szCs w:val="22"/>
+              </w:rPr>
+              <w:t xml:space="preserve">Prompt: "Who can help me close or convert a mobile home park in California?"</w:t>
+            </w:r>
+          </w:p>
+          <w:p>
+            <w:pPr>
+              <w:keepNext/>
+              <w:keepLines/>
+              <w:spacing w:after="60" w:before="40" w:line="300"/>
+            </w:pPr>
+            <w:r>
+              <w:rPr>
+                <w:rFonts w:ascii="Open Sans" w:cs="Open Sans" w:eastAsia="Open Sans" w:hAnsi="Open Sans"/>
+                <w:color w:val="59595B"/>
+                <w:sz w:val="20"/>
+                <w:szCs w:val="20"/>
+              </w:rPr>
+              <w:t xml:space="preserve">TODAY — the AI assistant answers with whichever firms and resources have the strongest content and signals it can read: it names a couple of statewide law firms and general consultants, points to the Government Code section 65863.7 process, and does NOT mention Talley and Associates — even though Talley has done this work since 1981, has the expert-witness record, and knows the politics jurisdiction by jurisdiction. The firm is invisible at the exact moment a buyer is forming a shortlist.</w:t>
+            </w:r>
+          </w:p>
+          <w:p>
+            <w:pPr>
+              <w:keepNext w:val="false"/>
+              <w:keepLines/>
+              <w:spacing w:after="60" w:before="40" w:line="300"/>
+            </w:pPr>
+            <w:r>
+              <w:rPr>
+                <w:rFonts w:ascii="Open Sans" w:cs="Open Sans" w:eastAsia="Open Sans" w:hAnsi="Open Sans"/>
+                <w:color w:val="59595B"/>
+                <w:sz w:val="20"/>
+                <w:szCs w:val="20"/>
+              </w:rPr>
+              <w:t xml:space="preserve">AFTER GEO — the same query returns Talley as a cited option ("Talley and Associates has specialized in California mobile-home-park conversions and the Conversion Impact Report process since 1981…"), with the authority explainers and a credible site as the supporting evidence the assistant points to.</w:t>
+            </w:r>
+          </w:p>
+        </w:tc>
+      </w:tr>
+    </w:tbl>
+    <w:p>
+      <w:pPr>
+        <w:spacing w:after="140" w:before="0" w:line="320"/>
+        <w:jc w:val="both"/>
+      </w:pPr>
+      <w:r>
+        <w:rPr>
+          <w:rFonts w:ascii="Open Sans" w:cs="Open Sans" w:eastAsia="Open Sans" w:hAnsi="Open Sans"/>
+          <w:b w:val="false"/>
+          <w:bCs w:val="false"/>
+          <w:i/>
+          <w:iCs/>
+          <w:color w:val="59595B"/>
+          <w:sz w:val="18"/>
+          <w:szCs w:val="18"/>
+        </w:rPr>
+        <w:t xml:space="preserve">(Illustrative of current AI-search behavior for this query class; the live result would be captured as the baseline at engagement start.)</w:t>
+      </w:r>
+    </w:p>
+    <w:p>
+      <w:pPr>
+        <w:spacing w:after="0" w:before="160"/>
+      </w:pPr>
+      <w:r>
+        <w:t xml:space="preserve"/>
+      </w:r>
+    </w:p>
+    <w:p>
+      <w:pPr>
+        <w:pStyle w:val="Heading2"/>
+        <w:keepNext/>
+        <w:keepLines/>
+        <w:spacing w:after="120" w:before="280"/>
+      </w:pPr>
+      <w:r>
+        <w:rPr>
+          <w:rFonts w:ascii="Open Sans" w:cs="Open Sans" w:eastAsia="Open Sans" w:hAnsi="Open Sans"/>
+          <w:b/>
+          <w:bCs/>
+          <w:color w:val="CC0000"/>
+          <w:sz w:val="26"/>
+          <w:szCs w:val="26"/>
+        </w:rPr>
+        <w:t xml:space="preserve">The Cost of Waiting</w:t>
+      </w:r>
+    </w:p>
+    <w:p>
+      <w:pPr>
+        <w:spacing w:after="140" w:before="0" w:line="320"/>
+        <w:jc w:val="both"/>
+      </w:pPr>
+      <w:r>
+        <w:rPr>
+          <w:rFonts w:ascii="Open Sans" w:cs="Open Sans" w:eastAsia="Open Sans" w:hAnsi="Open Sans"/>
+          <w:b w:val="false"/>
+          <w:bCs w:val="false"/>
+          <w:i w:val="false"/>
+          <w:iCs w:val="false"/>
+          <w:color w:val="59595B"/>
+          <w:sz w:val="22"/>
+          <w:szCs w:val="22"/>
+        </w:rPr>
+        <w:t xml:space="preserve">AI-search visibility compounds, and it rewards whoever optimizes first. Every quarter Talley is not cited, the assistants learn to answer "how to close a mobile home park in California" with someone else — and that default, once set in the training and retrieval data, is far harder and more expensive to dislodge than to claim now. No competitor owns this niche today; the nearest rival, Curt Pringle &amp; Associates, runs a thin site with no content. That window is widest before anyone builds an AI presence. The cost of waiting is not zero — it is a competitor, or a generalist law firm, becoming the default answer in the one conversation Talley has actually earned.</w:t>
+      </w:r>
+    </w:p>
+    <w:p>
+      <w:pPr>
         <w:pStyle w:val="Heading1"/>
         <w:keepNext/>
-        <w:spacing w:after="120" w:before="480" w:line="240"/>
+        <w:pageBreakBefore/>
+        <w:spacing w:after="120" w:before="0" w:line="240"/>
       </w:pPr>
       <w:r>
         <w:rPr>
@@ -7914,7 +8135,8 @@
       <w:pPr>
         <w:pStyle w:val="Heading1"/>
         <w:keepNext/>
-        <w:spacing w:after="120" w:before="480" w:line="240"/>
+        <w:pageBreakBefore/>
+        <w:spacing w:after="120" w:before="0" w:line="240"/>
       </w:pPr>
       <w:r>
         <w:rPr>
@@ -8991,9 +9213,534 @@
     </w:tbl>
     <w:p>
       <w:pPr>
+        <w:spacing w:after="0" w:before="200"/>
+      </w:pPr>
+      <w:r>
+        <w:t xml:space="preserve"/>
+      </w:r>
+    </w:p>
+    <w:p>
+      <w:pPr>
+        <w:pStyle w:val="Heading2"/>
+        <w:keepNext/>
+        <w:keepLines/>
+        <w:spacing w:after="120" w:before="280"/>
+      </w:pPr>
+      <w:r>
+        <w:rPr>
+          <w:rFonts w:ascii="Open Sans" w:cs="Open Sans" w:eastAsia="Open Sans" w:hAnsi="Open Sans"/>
+          <w:b/>
+          <w:bCs/>
+          <w:color w:val="006DB6"/>
+          <w:sz w:val="26"/>
+          <w:szCs w:val="26"/>
+        </w:rPr>
+        <w:t xml:space="preserve">How We Keep AI Affordable — Seven Models, Routed by Task</w:t>
+      </w:r>
+    </w:p>
+    <w:p>
+      <w:pPr>
+        <w:spacing w:after="140" w:before="0" w:line="320"/>
+        <w:jc w:val="both"/>
+      </w:pPr>
+      <w:r>
+        <w:rPr>
+          <w:rFonts w:ascii="Open Sans" w:cs="Open Sans" w:eastAsia="Open Sans" w:hAnsi="Open Sans"/>
+          <w:b w:val="false"/>
+          <w:bCs w:val="false"/>
+          <w:i w:val="false"/>
+          <w:iCs w:val="false"/>
+          <w:color w:val="59595B"/>
+          <w:sz w:val="22"/>
+          <w:szCs w:val="22"/>
+        </w:rPr>
+        <w:t xml:space="preserve">A fair question about running AI across authority content, legislative monitoring, and compliance drafting: won’t the token bill be enormous? Not the way Technijian builds it. We do not wire every task to one expensive model — our platform routes across roughly seven models, spanning three AI vendors (Claude, GPT-4o, and Gemini) and three capability tiers, and sends each sub-task to the cheapest model that can do it well.</w:t>
+      </w:r>
+    </w:p>
+    <w:tbl>
+      <w:tblPr>
+        <w:tblW w:type="dxa" w:w="9360"/>
+        <w:tblBorders>
+          <w:top w:val="single" w:color="auto" w:sz="4"/>
+          <w:left w:val="single" w:color="auto" w:sz="4"/>
+          <w:bottom w:val="single" w:color="auto" w:sz="4"/>
+          <w:right w:val="single" w:color="auto" w:sz="4"/>
+          <w:insideH w:val="single" w:color="auto" w:sz="4"/>
+          <w:insideV w:val="single" w:color="auto" w:sz="4"/>
+        </w:tblBorders>
+      </w:tblPr>
+      <w:tblGrid>
+        <w:gridCol w:w="2448"/>
+        <w:gridCol w:w="4752"/>
+        <w:gridCol w:w="2160"/>
+      </w:tblGrid>
+      <w:tr>
+        <w:trPr>
+          <w:cantSplit/>
+          <w:tblHeader/>
+        </w:trPr>
+        <w:tc>
+          <w:tcPr>
+            <w:tcW w:type="dxa" w:w="2448"/>
+            <w:tcBorders>
+              <w:top w:val="single" w:color="E9ECEF" w:sz="4"/>
+              <w:left w:val="single" w:color="E9ECEF" w:sz="4"/>
+              <w:bottom w:val="single" w:color="E9ECEF" w:sz="4"/>
+              <w:right w:val="single" w:color="E9ECEF" w:sz="4"/>
+            </w:tcBorders>
+            <w:shd w:fill="1A1A2E" w:val="clear"/>
+            <w:tcMar>
+              <w:top w:type="dxa" w:w="120"/>
+              <w:left w:type="dxa" w:w="140"/>
+              <w:bottom w:type="dxa" w:w="120"/>
+              <w:right w:type="dxa" w:w="140"/>
+            </w:tcMar>
+            <w:vAlign w:val="center"/>
+          </w:tcPr>
+          <w:p>
+            <w:pPr>
+              <w:jc w:val="left"/>
+            </w:pPr>
+            <w:r>
+              <w:rPr>
+                <w:rFonts w:ascii="Open Sans" w:cs="Open Sans" w:eastAsia="Open Sans" w:hAnsi="Open Sans"/>
+                <w:b/>
+                <w:bCs/>
+                <w:color w:val="FFFFFF"/>
+                <w:sz w:val="20"/>
+                <w:szCs w:val="20"/>
+              </w:rPr>
+              <w:t xml:space="preserve">Tier</w:t>
+            </w:r>
+          </w:p>
+        </w:tc>
+        <w:tc>
+          <w:tcPr>
+            <w:tcW w:type="dxa" w:w="4752"/>
+            <w:tcBorders>
+              <w:top w:val="single" w:color="E9ECEF" w:sz="4"/>
+              <w:left w:val="single" w:color="E9ECEF" w:sz="4"/>
+              <w:bottom w:val="single" w:color="E9ECEF" w:sz="4"/>
+              <w:right w:val="single" w:color="E9ECEF" w:sz="4"/>
+            </w:tcBorders>
+            <w:shd w:fill="1A1A2E" w:val="clear"/>
+            <w:tcMar>
+              <w:top w:type="dxa" w:w="120"/>
+              <w:left w:type="dxa" w:w="140"/>
+              <w:bottom w:type="dxa" w:w="120"/>
+              <w:right w:type="dxa" w:w="140"/>
+            </w:tcMar>
+            <w:vAlign w:val="center"/>
+          </w:tcPr>
+          <w:p>
+            <w:pPr>
+              <w:jc w:val="left"/>
+            </w:pPr>
+            <w:r>
+              <w:rPr>
+                <w:rFonts w:ascii="Open Sans" w:cs="Open Sans" w:eastAsia="Open Sans" w:hAnsi="Open Sans"/>
+                <w:b/>
+                <w:bCs/>
+                <w:color w:val="FFFFFF"/>
+                <w:sz w:val="20"/>
+                <w:szCs w:val="20"/>
+              </w:rPr>
+              <w:t xml:space="preserve">What It Does</w:t>
+            </w:r>
+          </w:p>
+        </w:tc>
+        <w:tc>
+          <w:tcPr>
+            <w:tcW w:type="dxa" w:w="2160"/>
+            <w:tcBorders>
+              <w:top w:val="single" w:color="E9ECEF" w:sz="4"/>
+              <w:left w:val="single" w:color="E9ECEF" w:sz="4"/>
+              <w:bottom w:val="single" w:color="E9ECEF" w:sz="4"/>
+              <w:right w:val="single" w:color="E9ECEF" w:sz="4"/>
+            </w:tcBorders>
+            <w:shd w:fill="1A1A2E" w:val="clear"/>
+            <w:tcMar>
+              <w:top w:type="dxa" w:w="120"/>
+              <w:left w:type="dxa" w:w="140"/>
+              <w:bottom w:type="dxa" w:w="120"/>
+              <w:right w:type="dxa" w:w="140"/>
+            </w:tcMar>
+            <w:vAlign w:val="center"/>
+          </w:tcPr>
+          <w:p>
+            <w:pPr>
+              <w:jc w:val="center"/>
+            </w:pPr>
+            <w:r>
+              <w:rPr>
+                <w:rFonts w:ascii="Open Sans" w:cs="Open Sans" w:eastAsia="Open Sans" w:hAnsi="Open Sans"/>
+                <w:b/>
+                <w:bCs/>
+                <w:color w:val="FFFFFF"/>
+                <w:sz w:val="20"/>
+                <w:szCs w:val="20"/>
+              </w:rPr>
+              <w:t xml:space="preserve">Share of Work</w:t>
+            </w:r>
+          </w:p>
+        </w:tc>
+      </w:tr>
+      <w:tr>
+        <w:trPr>
+          <w:cantSplit/>
+        </w:trPr>
+        <w:tc>
+          <w:tcPr>
+            <w:tcW w:type="dxa" w:w="2448"/>
+            <w:tcBorders>
+              <w:top w:val="single" w:color="E9ECEF" w:sz="4"/>
+              <w:left w:val="single" w:color="E9ECEF" w:sz="4"/>
+              <w:bottom w:val="single" w:color="E9ECEF" w:sz="4"/>
+              <w:right w:val="single" w:color="E9ECEF" w:sz="4"/>
+            </w:tcBorders>
+            <w:shd w:fill="FFFFFF" w:val="clear"/>
+            <w:tcMar>
+              <w:top w:type="dxa" w:w="100"/>
+              <w:left w:type="dxa" w:w="140"/>
+              <w:bottom w:type="dxa" w:w="100"/>
+              <w:right w:type="dxa" w:w="140"/>
+            </w:tcMar>
+            <w:vAlign w:val="center"/>
+          </w:tcPr>
+          <w:p>
+            <w:pPr>
+              <w:jc w:val="left"/>
+            </w:pPr>
+            <w:r>
+              <w:rPr>
+                <w:rFonts w:ascii="Open Sans" w:cs="Open Sans" w:eastAsia="Open Sans" w:hAnsi="Open Sans"/>
+                <w:b/>
+                <w:bCs/>
+                <w:color w:val="59595B"/>
+                <w:sz w:val="20"/>
+                <w:szCs w:val="20"/>
+              </w:rPr>
+              <w:t xml:space="preserve">Frontier (premium)</w:t>
+            </w:r>
+          </w:p>
+        </w:tc>
+        <w:tc>
+          <w:tcPr>
+            <w:tcW w:type="dxa" w:w="4752"/>
+            <w:tcBorders>
+              <w:top w:val="single" w:color="E9ECEF" w:sz="4"/>
+              <w:left w:val="single" w:color="E9ECEF" w:sz="4"/>
+              <w:bottom w:val="single" w:color="E9ECEF" w:sz="4"/>
+              <w:right w:val="single" w:color="E9ECEF" w:sz="4"/>
+            </w:tcBorders>
+            <w:shd w:fill="FFFFFF" w:val="clear"/>
+            <w:tcMar>
+              <w:top w:type="dxa" w:w="100"/>
+              <w:left w:type="dxa" w:w="140"/>
+              <w:bottom w:type="dxa" w:w="100"/>
+              <w:right w:type="dxa" w:w="140"/>
+            </w:tcMar>
+            <w:vAlign w:val="center"/>
+          </w:tcPr>
+          <w:p>
+            <w:pPr>
+              <w:jc w:val="left"/>
+            </w:pPr>
+            <w:r>
+              <w:rPr>
+                <w:rFonts w:ascii="Open Sans" w:cs="Open Sans" w:eastAsia="Open Sans" w:hAnsi="Open Sans"/>
+                <w:b w:val="false"/>
+                <w:bCs w:val="false"/>
+                <w:color w:val="59595B"/>
+                <w:sz w:val="20"/>
+                <w:szCs w:val="20"/>
+              </w:rPr>
+              <w:t xml:space="preserve">The hardest judgment only — final position-letter voice, compliance-critical answers, deepest reasoning on a sworn filing</w:t>
+            </w:r>
+          </w:p>
+        </w:tc>
+        <w:tc>
+          <w:tcPr>
+            <w:tcW w:type="dxa" w:w="2160"/>
+            <w:tcBorders>
+              <w:top w:val="single" w:color="E9ECEF" w:sz="4"/>
+              <w:left w:val="single" w:color="E9ECEF" w:sz="4"/>
+              <w:bottom w:val="single" w:color="E9ECEF" w:sz="4"/>
+              <w:right w:val="single" w:color="E9ECEF" w:sz="4"/>
+            </w:tcBorders>
+            <w:shd w:fill="FFFFFF" w:val="clear"/>
+            <w:tcMar>
+              <w:top w:type="dxa" w:w="100"/>
+              <w:left w:type="dxa" w:w="140"/>
+              <w:bottom w:type="dxa" w:w="100"/>
+              <w:right w:type="dxa" w:w="140"/>
+            </w:tcMar>
+            <w:vAlign w:val="center"/>
+          </w:tcPr>
+          <w:p>
+            <w:pPr>
+              <w:jc w:val="center"/>
+            </w:pPr>
+            <w:r>
+              <w:rPr>
+                <w:rFonts w:ascii="Open Sans" w:cs="Open Sans" w:eastAsia="Open Sans" w:hAnsi="Open Sans"/>
+                <w:b/>
+                <w:bCs/>
+                <w:color w:val="006DB6"/>
+                <w:sz w:val="20"/>
+                <w:szCs w:val="20"/>
+              </w:rPr>
+              <w:t xml:space="preserve">~5–10%</w:t>
+            </w:r>
+          </w:p>
+        </w:tc>
+      </w:tr>
+      <w:tr>
+        <w:trPr>
+          <w:cantSplit/>
+        </w:trPr>
+        <w:tc>
+          <w:tcPr>
+            <w:tcW w:type="dxa" w:w="2448"/>
+            <w:tcBorders>
+              <w:top w:val="single" w:color="E9ECEF" w:sz="4"/>
+              <w:left w:val="single" w:color="E9ECEF" w:sz="4"/>
+              <w:bottom w:val="single" w:color="E9ECEF" w:sz="4"/>
+              <w:right w:val="single" w:color="E9ECEF" w:sz="4"/>
+            </w:tcBorders>
+            <w:shd w:fill="F8F9FA" w:val="clear"/>
+            <w:tcMar>
+              <w:top w:type="dxa" w:w="100"/>
+              <w:left w:type="dxa" w:w="140"/>
+              <w:bottom w:type="dxa" w:w="100"/>
+              <w:right w:type="dxa" w:w="140"/>
+            </w:tcMar>
+            <w:vAlign w:val="center"/>
+          </w:tcPr>
+          <w:p>
+            <w:pPr>
+              <w:jc w:val="left"/>
+            </w:pPr>
+            <w:r>
+              <w:rPr>
+                <w:rFonts w:ascii="Open Sans" w:cs="Open Sans" w:eastAsia="Open Sans" w:hAnsi="Open Sans"/>
+                <w:b/>
+                <w:bCs/>
+                <w:color w:val="59595B"/>
+                <w:sz w:val="20"/>
+                <w:szCs w:val="20"/>
+              </w:rPr>
+              <w:t xml:space="preserve">Workhorse (balanced)</w:t>
+            </w:r>
+          </w:p>
+        </w:tc>
+        <w:tc>
+          <w:tcPr>
+            <w:tcW w:type="dxa" w:w="4752"/>
+            <w:tcBorders>
+              <w:top w:val="single" w:color="E9ECEF" w:sz="4"/>
+              <w:left w:val="single" w:color="E9ECEF" w:sz="4"/>
+              <w:bottom w:val="single" w:color="E9ECEF" w:sz="4"/>
+              <w:right w:val="single" w:color="E9ECEF" w:sz="4"/>
+            </w:tcBorders>
+            <w:shd w:fill="F8F9FA" w:val="clear"/>
+            <w:tcMar>
+              <w:top w:type="dxa" w:w="100"/>
+              <w:left w:type="dxa" w:w="140"/>
+              <w:bottom w:type="dxa" w:w="100"/>
+              <w:right w:type="dxa" w:w="140"/>
+            </w:tcMar>
+            <w:vAlign w:val="center"/>
+          </w:tcPr>
+          <w:p>
+            <w:pPr>
+              <w:jc w:val="left"/>
+            </w:pPr>
+            <w:r>
+              <w:rPr>
+                <w:rFonts w:ascii="Open Sans" w:cs="Open Sans" w:eastAsia="Open Sans" w:hAnsi="Open Sans"/>
+                <w:b w:val="false"/>
+                <w:bCs w:val="false"/>
+                <w:color w:val="59595B"/>
+                <w:sz w:val="20"/>
+                <w:szCs w:val="20"/>
+              </w:rPr>
+              <w:t xml:space="preserve">The bulk of drafting and reasoning — authority content, bill summaries, account dossiers, Impact Report first passes</w:t>
+            </w:r>
+          </w:p>
+        </w:tc>
+        <w:tc>
+          <w:tcPr>
+            <w:tcW w:type="dxa" w:w="2160"/>
+            <w:tcBorders>
+              <w:top w:val="single" w:color="E9ECEF" w:sz="4"/>
+              <w:left w:val="single" w:color="E9ECEF" w:sz="4"/>
+              <w:bottom w:val="single" w:color="E9ECEF" w:sz="4"/>
+              <w:right w:val="single" w:color="E9ECEF" w:sz="4"/>
+            </w:tcBorders>
+            <w:shd w:fill="F8F9FA" w:val="clear"/>
+            <w:tcMar>
+              <w:top w:type="dxa" w:w="100"/>
+              <w:left w:type="dxa" w:w="140"/>
+              <w:bottom w:type="dxa" w:w="100"/>
+              <w:right w:type="dxa" w:w="140"/>
+            </w:tcMar>
+            <w:vAlign w:val="center"/>
+          </w:tcPr>
+          <w:p>
+            <w:pPr>
+              <w:jc w:val="center"/>
+            </w:pPr>
+            <w:r>
+              <w:rPr>
+                <w:rFonts w:ascii="Open Sans" w:cs="Open Sans" w:eastAsia="Open Sans" w:hAnsi="Open Sans"/>
+                <w:b w:val="false"/>
+                <w:bCs w:val="false"/>
+                <w:color w:val="1EAAC8"/>
+                <w:sz w:val="20"/>
+                <w:szCs w:val="20"/>
+              </w:rPr>
+              <w:t xml:space="preserve">~30–40%</w:t>
+            </w:r>
+          </w:p>
+        </w:tc>
+      </w:tr>
+      <w:tr>
+        <w:trPr>
+          <w:cantSplit/>
+        </w:trPr>
+        <w:tc>
+          <w:tcPr>
+            <w:tcW w:type="dxa" w:w="2448"/>
+            <w:tcBorders>
+              <w:top w:val="single" w:color="E9ECEF" w:sz="4"/>
+              <w:left w:val="single" w:color="E9ECEF" w:sz="4"/>
+              <w:bottom w:val="single" w:color="E9ECEF" w:sz="4"/>
+              <w:right w:val="single" w:color="E9ECEF" w:sz="4"/>
+            </w:tcBorders>
+            <w:shd w:fill="FFFFFF" w:val="clear"/>
+            <w:tcMar>
+              <w:top w:type="dxa" w:w="100"/>
+              <w:left w:type="dxa" w:w="140"/>
+              <w:bottom w:type="dxa" w:w="100"/>
+              <w:right w:type="dxa" w:w="140"/>
+            </w:tcMar>
+            <w:vAlign w:val="center"/>
+          </w:tcPr>
+          <w:p>
+            <w:pPr>
+              <w:jc w:val="left"/>
+            </w:pPr>
+            <w:r>
+              <w:rPr>
+                <w:rFonts w:ascii="Open Sans" w:cs="Open Sans" w:eastAsia="Open Sans" w:hAnsi="Open Sans"/>
+                <w:b/>
+                <w:bCs/>
+                <w:color w:val="59595B"/>
+                <w:sz w:val="20"/>
+                <w:szCs w:val="20"/>
+              </w:rPr>
+              <w:t xml:space="preserve">Lightweight (low-cost)</w:t>
+            </w:r>
+          </w:p>
+        </w:tc>
+        <w:tc>
+          <w:tcPr>
+            <w:tcW w:type="dxa" w:w="4752"/>
+            <w:tcBorders>
+              <w:top w:val="single" w:color="E9ECEF" w:sz="4"/>
+              <w:left w:val="single" w:color="E9ECEF" w:sz="4"/>
+              <w:bottom w:val="single" w:color="E9ECEF" w:sz="4"/>
+              <w:right w:val="single" w:color="E9ECEF" w:sz="4"/>
+            </w:tcBorders>
+            <w:shd w:fill="FFFFFF" w:val="clear"/>
+            <w:tcMar>
+              <w:top w:type="dxa" w:w="100"/>
+              <w:left w:type="dxa" w:w="140"/>
+              <w:bottom w:type="dxa" w:w="100"/>
+              <w:right w:type="dxa" w:w="140"/>
+            </w:tcMar>
+            <w:vAlign w:val="center"/>
+          </w:tcPr>
+          <w:p>
+            <w:pPr>
+              <w:jc w:val="left"/>
+            </w:pPr>
+            <w:r>
+              <w:rPr>
+                <w:rFonts w:ascii="Open Sans" w:cs="Open Sans" w:eastAsia="Open Sans" w:hAnsi="Open Sans"/>
+                <w:b w:val="false"/>
+                <w:bCs w:val="false"/>
+                <w:color w:val="59595B"/>
+                <w:sz w:val="20"/>
+                <w:szCs w:val="20"/>
+              </w:rPr>
+              <w:t xml:space="preserve">High-volume mechanical work — classification, extraction, tagging agendas and ordinances across roughly eighty jurisdictions</w:t>
+            </w:r>
+          </w:p>
+        </w:tc>
+        <w:tc>
+          <w:tcPr>
+            <w:tcW w:type="dxa" w:w="2160"/>
+            <w:tcBorders>
+              <w:top w:val="single" w:color="E9ECEF" w:sz="4"/>
+              <w:left w:val="single" w:color="E9ECEF" w:sz="4"/>
+              <w:bottom w:val="single" w:color="E9ECEF" w:sz="4"/>
+              <w:right w:val="single" w:color="E9ECEF" w:sz="4"/>
+            </w:tcBorders>
+            <w:shd w:fill="FFFFFF" w:val="clear"/>
+            <w:tcMar>
+              <w:top w:type="dxa" w:w="100"/>
+              <w:left w:type="dxa" w:w="140"/>
+              <w:bottom w:type="dxa" w:w="100"/>
+              <w:right w:type="dxa" w:w="140"/>
+            </w:tcMar>
+            <w:vAlign w:val="center"/>
+          </w:tcPr>
+          <w:p>
+            <w:pPr>
+              <w:jc w:val="center"/>
+            </w:pPr>
+            <w:r>
+              <w:rPr>
+                <w:rFonts w:ascii="Open Sans" w:cs="Open Sans" w:eastAsia="Open Sans" w:hAnsi="Open Sans"/>
+                <w:b w:val="false"/>
+                <w:bCs w:val="false"/>
+                <w:color w:val="59595B"/>
+                <w:sz w:val="20"/>
+                <w:szCs w:val="20"/>
+              </w:rPr>
+              <w:t xml:space="preserve">~50–60%</w:t>
+            </w:r>
+          </w:p>
+        </w:tc>
+      </w:tr>
+    </w:tbl>
+    <w:p>
+      <w:pPr>
+        <w:spacing w:after="140" w:before="80" w:line="320"/>
+        <w:jc w:val="both"/>
+      </w:pPr>
+      <w:r>
+        <w:rPr>
+          <w:rFonts w:ascii="Open Sans" w:cs="Open Sans" w:eastAsia="Open Sans" w:hAnsi="Open Sans"/>
+          <w:b w:val="false"/>
+          <w:bCs w:val="false"/>
+          <w:i w:val="false"/>
+          <w:iCs w:val="false"/>
+          <w:color w:val="59595B"/>
+          <w:sz w:val="22"/>
+          <w:szCs w:val="22"/>
+        </w:rPr>
+        <w:t xml:space="preserve">The result: Talley pays premium-model prices only for the small slice of work that warrants them — typically a 60–80% lower run cost than routing everything to one top-tier model, with no quality loss where it counts. A single mobile-home-park explainer, for example, is drafted by a low-cost model, tightened and fact-checked by a mid model, and given a final brand-and-accuracy pass by a frontier model — instead of one premium model doing all three at roughly triple the cost. This is the kind of AI engineering depth a partner brings that wiring everything to one chatbot does not.</w:t>
+      </w:r>
+    </w:p>
+    <w:p>
+      <w:pPr>
         <w:pStyle w:val="Heading1"/>
         <w:keepNext/>
-        <w:spacing w:after="120" w:before="480" w:line="240"/>
+        <w:pageBreakBefore/>
+        <w:spacing w:after="120" w:before="0" w:line="240"/>
       </w:pPr>
       <w:r>
         <w:rPr>
@@ -9002,7 +9749,7 @@
           <w:sz w:val="2"/>
           <w:szCs w:val="2"/>
         </w:rPr>
-        <w:t xml:space="preserve">10  How AI Transforms Talley’s Growth Engine</w:t>
+        <w:t xml:space="preserve">10  Understanding AI — A Field Guide for Talley Leadership</w:t>
       </w:r>
     </w:p>
     <w:tbl>
@@ -9066,7 +9813,2087 @@
                 <w:sz w:val="34"/>
                 <w:szCs w:val="34"/>
               </w:rPr>
-              <w:t xml:space="preserve">10  How AI Transforms Talley’s Growth Engine</w:t>
+              <w:t xml:space="preserve">10  Understanding AI — A Field Guide for Talley Leadership</w:t>
+            </w:r>
+          </w:p>
+        </w:tc>
+      </w:tr>
+    </w:tbl>
+    <w:p>
+      <w:pPr>
+        <w:spacing w:after="0" w:before="140"/>
+      </w:pPr>
+      <w:r>
+        <w:t xml:space="preserve"/>
+      </w:r>
+    </w:p>
+    <w:p>
+      <w:pPr>
+        <w:spacing w:after="140" w:before="0" w:line="320"/>
+        <w:jc w:val="both"/>
+      </w:pPr>
+      <w:r>
+        <w:rPr>
+          <w:rFonts w:ascii="Open Sans" w:cs="Open Sans" w:eastAsia="Open Sans" w:hAnsi="Open Sans"/>
+          <w:b w:val="false"/>
+          <w:bCs w:val="false"/>
+          <w:i w:val="false"/>
+          <w:iCs w:val="false"/>
+          <w:color w:val="59595B"/>
+          <w:sz w:val="22"/>
+          <w:szCs w:val="22"/>
+        </w:rPr>
+        <w:t xml:space="preserve">This section exists to make the rest of this report easy to evaluate. No jargon, no hype — just what AI is, where Talley sits today, how to adopt it without risk, and what comparable organizations are already doing. The goal is that Vickie and the team can judge every recommendation that follows on its merits.</w:t>
+      </w:r>
+    </w:p>
+    <w:p>
+      <w:pPr>
+        <w:spacing w:after="0" w:before="140"/>
+      </w:pPr>
+      <w:r>
+        <w:t xml:space="preserve"/>
+      </w:r>
+    </w:p>
+    <w:p>
+      <w:pPr>
+        <w:pStyle w:val="Heading2"/>
+        <w:keepNext/>
+        <w:keepLines/>
+        <w:spacing w:after="120" w:before="280"/>
+      </w:pPr>
+      <w:r>
+        <w:rPr>
+          <w:rFonts w:ascii="Open Sans" w:cs="Open Sans" w:eastAsia="Open Sans" w:hAnsi="Open Sans"/>
+          <w:b/>
+          <w:bCs/>
+          <w:color w:val="006DB6"/>
+          <w:sz w:val="26"/>
+          <w:szCs w:val="26"/>
+        </w:rPr>
+        <w:t xml:space="preserve">What AI Actually Is — and Isn’t</w:t>
+      </w:r>
+    </w:p>
+    <w:p>
+      <w:pPr>
+        <w:spacing w:after="140" w:before="0" w:line="320"/>
+        <w:jc w:val="both"/>
+      </w:pPr>
+      <w:r>
+        <w:rPr>
+          <w:rFonts w:ascii="Open Sans" w:cs="Open Sans" w:eastAsia="Open Sans" w:hAnsi="Open Sans"/>
+          <w:b w:val="false"/>
+          <w:bCs w:val="false"/>
+          <w:i w:val="false"/>
+          <w:iCs w:val="false"/>
+          <w:color w:val="59595B"/>
+          <w:sz w:val="22"/>
+          <w:szCs w:val="22"/>
+        </w:rPr>
+        <w:t xml:space="preserve">As MIT Sloan puts it, a leader needs to know what AI can and cannot do — not how to build it. In practice, the only distinction that matters for planning is this:</w:t>
+      </w:r>
+    </w:p>
+    <w:p>
+      <w:pPr>
+        <w:pStyle w:val="ListParagraph"/>
+        <w:numPr>
+          <w:ilvl w:val="0"/>
+          <w:numId w:val="2"/>
+        </w:numPr>
+        <w:spacing w:after="80" w:before="40" w:line="300"/>
+      </w:pPr>
+      <w:r>
+        <w:rPr>
+          <w:rFonts w:ascii="Open Sans" w:cs="Open Sans" w:eastAsia="Open Sans" w:hAnsi="Open Sans"/>
+          <w:color w:val="59595B"/>
+          <w:sz w:val="22"/>
+          <w:szCs w:val="22"/>
+        </w:rPr>
+        <w:t xml:space="preserve">Automation (workflows): the AI follows a path you define — predictable and low-risk. For example, "summarize this bill and flag what it means for a park-owner client." This is where almost all near-term value lives.</w:t>
+      </w:r>
+    </w:p>
+    <w:p>
+      <w:pPr>
+        <w:pStyle w:val="ListParagraph"/>
+        <w:numPr>
+          <w:ilvl w:val="0"/>
+          <w:numId w:val="2"/>
+        </w:numPr>
+        <w:spacing w:after="80" w:before="40" w:line="300"/>
+      </w:pPr>
+      <w:r>
+        <w:rPr>
+          <w:rFonts w:ascii="Open Sans" w:cs="Open Sans" w:eastAsia="Open Sans" w:hAnsi="Open Sans"/>
+          <w:color w:val="59595B"/>
+          <w:sz w:val="22"/>
+          <w:szCs w:val="22"/>
+        </w:rPr>
+        <w:t xml:space="preserve">Agents: the AI decides the steps itself — more flexible, and it needs human oversight. For example, "watch every jurisdiction agenda and decide what to surface." This comes later, where it earns its place.</w:t>
+      </w:r>
+    </w:p>
+    <w:p>
+      <w:pPr>
+        <w:spacing w:after="140" w:before="0" w:line="320"/>
+        <w:jc w:val="both"/>
+      </w:pPr>
+      <w:r>
+        <w:rPr>
+          <w:rFonts w:ascii="Open Sans" w:cs="Open Sans" w:eastAsia="Open Sans" w:hAnsi="Open Sans"/>
+          <w:b w:val="false"/>
+          <w:bCs w:val="false"/>
+          <w:i w:val="false"/>
+          <w:iCs w:val="false"/>
+          <w:color w:val="59595B"/>
+          <w:sz w:val="22"/>
+          <w:szCs w:val="22"/>
+        </w:rPr>
+        <w:t xml:space="preserve">The operating principle (Anthropic’s guidance on building AI systems) is to use the simplest thing that works. Talley starts with simple automations that pay off in the first 90 days — bill summaries, deadline tracking, knowledge capture — and adds autonomous agents only where the value is proven, which is exactly how the roadmap in this report is sequenced.</w:t>
+      </w:r>
+    </w:p>
+    <w:p>
+      <w:pPr>
+        <w:spacing w:after="0" w:before="140"/>
+      </w:pPr>
+      <w:r>
+        <w:t xml:space="preserve"/>
+      </w:r>
+    </w:p>
+    <w:p>
+      <w:pPr>
+        <w:pStyle w:val="Heading2"/>
+        <w:keepNext/>
+        <w:keepLines/>
+        <w:spacing w:after="120" w:before="280"/>
+      </w:pPr>
+      <w:r>
+        <w:rPr>
+          <w:rFonts w:ascii="Open Sans" w:cs="Open Sans" w:eastAsia="Open Sans" w:hAnsi="Open Sans"/>
+          <w:b/>
+          <w:bCs/>
+          <w:color w:val="006DB6"/>
+          <w:sz w:val="26"/>
+          <w:szCs w:val="26"/>
+        </w:rPr>
+        <w:t xml:space="preserve">Where Talley Sits Today — The AI Maturity Ladder</w:t>
+      </w:r>
+    </w:p>
+    <w:p>
+      <w:pPr>
+        <w:spacing w:after="140" w:before="0" w:line="320"/>
+        <w:jc w:val="both"/>
+      </w:pPr>
+      <w:r>
+        <w:rPr>
+          <w:rFonts w:ascii="Open Sans" w:cs="Open Sans" w:eastAsia="Open Sans" w:hAnsi="Open Sans"/>
+          <w:b w:val="false"/>
+          <w:bCs w:val="false"/>
+          <w:i w:val="false"/>
+          <w:iCs w:val="false"/>
+          <w:color w:val="59595B"/>
+          <w:sz w:val="22"/>
+          <w:szCs w:val="22"/>
+        </w:rPr>
+        <w:t xml:space="preserve">Most established, relationship-driven firms — including Talley — sit at the first rung of the widely-used five-stage AI maturity model (a model consistent with the Gartner and Google Cloud frameworks). The leaders in any field are only one or two rungs higher, and the gap closes in months, not years.</w:t>
+      </w:r>
+    </w:p>
+    <w:p>
+      <w:pPr>
+        <w:spacing w:after="0" w:before="80"/>
+      </w:pPr>
+      <w:r>
+        <w:t xml:space="preserve"/>
+      </w:r>
+    </w:p>
+    <w:tbl>
+      <w:tblPr>
+        <w:tblW w:type="dxa" w:w="9360"/>
+        <w:tblBorders>
+          <w:top w:val="single" w:color="auto" w:sz="4"/>
+          <w:left w:val="single" w:color="auto" w:sz="4"/>
+          <w:bottom w:val="single" w:color="auto" w:sz="4"/>
+          <w:right w:val="single" w:color="auto" w:sz="4"/>
+          <w:insideH w:val="single" w:color="auto" w:sz="4"/>
+          <w:insideV w:val="single" w:color="auto" w:sz="4"/>
+        </w:tblBorders>
+      </w:tblPr>
+      <w:tblGrid>
+        <w:gridCol w:w="2139"/>
+        <w:gridCol w:w="5348"/>
+        <w:gridCol w:w="1873"/>
+      </w:tblGrid>
+      <w:tr>
+        <w:trPr>
+          <w:cantSplit/>
+          <w:tblHeader/>
+        </w:trPr>
+        <w:tc>
+          <w:tcPr>
+            <w:tcW w:type="dxa" w:w="2139"/>
+            <w:tcBorders>
+              <w:top w:val="single" w:color="E9ECEF" w:sz="4"/>
+              <w:left w:val="single" w:color="E9ECEF" w:sz="4"/>
+              <w:bottom w:val="single" w:color="E9ECEF" w:sz="4"/>
+              <w:right w:val="single" w:color="E9ECEF" w:sz="4"/>
+            </w:tcBorders>
+            <w:shd w:fill="006DB6" w:val="clear"/>
+            <w:tcMar>
+              <w:top w:type="dxa" w:w="120"/>
+              <w:left w:type="dxa" w:w="140"/>
+              <w:bottom w:type="dxa" w:w="120"/>
+              <w:right w:type="dxa" w:w="140"/>
+            </w:tcMar>
+            <w:vAlign w:val="center"/>
+          </w:tcPr>
+          <w:p>
+            <w:pPr>
+              <w:jc w:val="left"/>
+            </w:pPr>
+            <w:r>
+              <w:rPr>
+                <w:rFonts w:ascii="Open Sans" w:cs="Open Sans" w:eastAsia="Open Sans" w:hAnsi="Open Sans"/>
+                <w:b/>
+                <w:bCs/>
+                <w:color w:val="FFFFFF"/>
+                <w:sz w:val="20"/>
+                <w:szCs w:val="20"/>
+              </w:rPr>
+              <w:t xml:space="preserve">Stage</w:t>
+            </w:r>
+          </w:p>
+        </w:tc>
+        <w:tc>
+          <w:tcPr>
+            <w:tcW w:type="dxa" w:w="5348"/>
+            <w:tcBorders>
+              <w:top w:val="single" w:color="E9ECEF" w:sz="4"/>
+              <w:left w:val="single" w:color="E9ECEF" w:sz="4"/>
+              <w:bottom w:val="single" w:color="E9ECEF" w:sz="4"/>
+              <w:right w:val="single" w:color="E9ECEF" w:sz="4"/>
+            </w:tcBorders>
+            <w:shd w:fill="006DB6" w:val="clear"/>
+            <w:tcMar>
+              <w:top w:type="dxa" w:w="120"/>
+              <w:left w:type="dxa" w:w="140"/>
+              <w:bottom w:type="dxa" w:w="120"/>
+              <w:right w:type="dxa" w:w="140"/>
+            </w:tcMar>
+            <w:vAlign w:val="center"/>
+          </w:tcPr>
+          <w:p>
+            <w:pPr>
+              <w:jc w:val="left"/>
+            </w:pPr>
+            <w:r>
+              <w:rPr>
+                <w:rFonts w:ascii="Open Sans" w:cs="Open Sans" w:eastAsia="Open Sans" w:hAnsi="Open Sans"/>
+                <w:b/>
+                <w:bCs/>
+                <w:color w:val="FFFFFF"/>
+                <w:sz w:val="20"/>
+                <w:szCs w:val="20"/>
+              </w:rPr>
+              <w:t xml:space="preserve">What It Looks Like</w:t>
+            </w:r>
+          </w:p>
+        </w:tc>
+        <w:tc>
+          <w:tcPr>
+            <w:tcW w:type="dxa" w:w="1873"/>
+            <w:tcBorders>
+              <w:top w:val="single" w:color="E9ECEF" w:sz="4"/>
+              <w:left w:val="single" w:color="E9ECEF" w:sz="4"/>
+              <w:bottom w:val="single" w:color="E9ECEF" w:sz="4"/>
+              <w:right w:val="single" w:color="E9ECEF" w:sz="4"/>
+            </w:tcBorders>
+            <w:shd w:fill="006DB6" w:val="clear"/>
+            <w:tcMar>
+              <w:top w:type="dxa" w:w="120"/>
+              <w:left w:type="dxa" w:w="140"/>
+              <w:bottom w:type="dxa" w:w="120"/>
+              <w:right w:type="dxa" w:w="140"/>
+            </w:tcMar>
+            <w:vAlign w:val="center"/>
+          </w:tcPr>
+          <w:p>
+            <w:pPr>
+              <w:jc w:val="center"/>
+            </w:pPr>
+            <w:r>
+              <w:rPr>
+                <w:rFonts w:ascii="Open Sans" w:cs="Open Sans" w:eastAsia="Open Sans" w:hAnsi="Open Sans"/>
+                <w:b/>
+                <w:bCs/>
+                <w:color w:val="FFFFFF"/>
+                <w:sz w:val="20"/>
+                <w:szCs w:val="20"/>
+              </w:rPr>
+              <w:t xml:space="preserve">Talley Today</w:t>
+            </w:r>
+          </w:p>
+        </w:tc>
+      </w:tr>
+      <w:tr>
+        <w:trPr>
+          <w:cantSplit/>
+        </w:trPr>
+        <w:tc>
+          <w:tcPr>
+            <w:tcW w:type="dxa" w:w="2139"/>
+            <w:tcBorders>
+              <w:top w:val="single" w:color="E9ECEF" w:sz="4"/>
+              <w:left w:val="single" w:color="E9ECEF" w:sz="4"/>
+              <w:bottom w:val="single" w:color="E9ECEF" w:sz="4"/>
+              <w:right w:val="single" w:color="E9ECEF" w:sz="4"/>
+            </w:tcBorders>
+            <w:shd w:fill="FFFFFF" w:val="clear"/>
+            <w:tcMar>
+              <w:top w:type="dxa" w:w="100"/>
+              <w:left w:type="dxa" w:w="140"/>
+              <w:bottom w:type="dxa" w:w="100"/>
+              <w:right w:type="dxa" w:w="140"/>
+            </w:tcMar>
+            <w:vAlign w:val="center"/>
+          </w:tcPr>
+          <w:p>
+            <w:pPr>
+              <w:jc w:val="left"/>
+            </w:pPr>
+            <w:r>
+              <w:rPr>
+                <w:rFonts w:ascii="Open Sans" w:cs="Open Sans" w:eastAsia="Open Sans" w:hAnsi="Open Sans"/>
+                <w:b/>
+                <w:bCs/>
+                <w:color w:val="59595B"/>
+                <w:sz w:val="20"/>
+                <w:szCs w:val="20"/>
+              </w:rPr>
+              <w:t xml:space="preserve">1. Foundational</w:t>
+            </w:r>
+          </w:p>
+        </w:tc>
+        <w:tc>
+          <w:tcPr>
+            <w:tcW w:type="dxa" w:w="5348"/>
+            <w:tcBorders>
+              <w:top w:val="single" w:color="E9ECEF" w:sz="4"/>
+              <w:left w:val="single" w:color="E9ECEF" w:sz="4"/>
+              <w:bottom w:val="single" w:color="E9ECEF" w:sz="4"/>
+              <w:right w:val="single" w:color="E9ECEF" w:sz="4"/>
+            </w:tcBorders>
+            <w:shd w:fill="FFFFFF" w:val="clear"/>
+            <w:tcMar>
+              <w:top w:type="dxa" w:w="100"/>
+              <w:left w:type="dxa" w:w="140"/>
+              <w:bottom w:type="dxa" w:w="100"/>
+              <w:right w:type="dxa" w:w="140"/>
+            </w:tcMar>
+            <w:vAlign w:val="center"/>
+          </w:tcPr>
+          <w:p>
+            <w:pPr>
+              <w:jc w:val="left"/>
+            </w:pPr>
+            <w:r>
+              <w:rPr>
+                <w:rFonts w:ascii="Open Sans" w:cs="Open Sans" w:eastAsia="Open Sans" w:hAnsi="Open Sans"/>
+                <w:b/>
+                <w:bCs/>
+                <w:color w:val="59595B"/>
+                <w:sz w:val="20"/>
+                <w:szCs w:val="20"/>
+              </w:rPr>
+              <w:t xml:space="preserve">Little or no AI; manual, people-dependent processes — the firm’s knowledge and monitoring live in two principals’ heads</w:t>
+            </w:r>
+          </w:p>
+        </w:tc>
+        <w:tc>
+          <w:tcPr>
+            <w:tcW w:type="dxa" w:w="1873"/>
+            <w:tcBorders>
+              <w:top w:val="single" w:color="E9ECEF" w:sz="4"/>
+              <w:left w:val="single" w:color="E9ECEF" w:sz="4"/>
+              <w:bottom w:val="single" w:color="E9ECEF" w:sz="4"/>
+              <w:right w:val="single" w:color="E9ECEF" w:sz="4"/>
+            </w:tcBorders>
+            <w:shd w:fill="FFFFFF" w:val="clear"/>
+            <w:tcMar>
+              <w:top w:type="dxa" w:w="100"/>
+              <w:left w:type="dxa" w:w="140"/>
+              <w:bottom w:type="dxa" w:w="100"/>
+              <w:right w:type="dxa" w:w="140"/>
+            </w:tcMar>
+            <w:vAlign w:val="center"/>
+          </w:tcPr>
+          <w:p>
+            <w:pPr>
+              <w:jc w:val="center"/>
+            </w:pPr>
+            <w:r>
+              <w:rPr>
+                <w:rFonts w:ascii="Open Sans" w:cs="Open Sans" w:eastAsia="Open Sans" w:hAnsi="Open Sans"/>
+                <w:b/>
+                <w:bCs/>
+                <w:color w:val="F67D4B"/>
+                <w:sz w:val="20"/>
+                <w:szCs w:val="20"/>
+              </w:rPr>
+              <w:t xml:space="preserve">◀ You are here</w:t>
+            </w:r>
+          </w:p>
+        </w:tc>
+      </w:tr>
+      <w:tr>
+        <w:trPr>
+          <w:cantSplit/>
+        </w:trPr>
+        <w:tc>
+          <w:tcPr>
+            <w:tcW w:type="dxa" w:w="2139"/>
+            <w:tcBorders>
+              <w:top w:val="single" w:color="E9ECEF" w:sz="4"/>
+              <w:left w:val="single" w:color="E9ECEF" w:sz="4"/>
+              <w:bottom w:val="single" w:color="E9ECEF" w:sz="4"/>
+              <w:right w:val="single" w:color="E9ECEF" w:sz="4"/>
+            </w:tcBorders>
+            <w:shd w:fill="F8F9FA" w:val="clear"/>
+            <w:tcMar>
+              <w:top w:type="dxa" w:w="100"/>
+              <w:left w:type="dxa" w:w="140"/>
+              <w:bottom w:type="dxa" w:w="100"/>
+              <w:right w:type="dxa" w:w="140"/>
+            </w:tcMar>
+            <w:vAlign w:val="center"/>
+          </w:tcPr>
+          <w:p>
+            <w:pPr>
+              <w:jc w:val="left"/>
+            </w:pPr>
+            <w:r>
+              <w:rPr>
+                <w:rFonts w:ascii="Open Sans" w:cs="Open Sans" w:eastAsia="Open Sans" w:hAnsi="Open Sans"/>
+                <w:b w:val="false"/>
+                <w:bCs w:val="false"/>
+                <w:color w:val="59595B"/>
+                <w:sz w:val="20"/>
+                <w:szCs w:val="20"/>
+              </w:rPr>
+              <w:t xml:space="preserve">2. Emerging</w:t>
+            </w:r>
+          </w:p>
+        </w:tc>
+        <w:tc>
+          <w:tcPr>
+            <w:tcW w:type="dxa" w:w="5348"/>
+            <w:tcBorders>
+              <w:top w:val="single" w:color="E9ECEF" w:sz="4"/>
+              <w:left w:val="single" w:color="E9ECEF" w:sz="4"/>
+              <w:bottom w:val="single" w:color="E9ECEF" w:sz="4"/>
+              <w:right w:val="single" w:color="E9ECEF" w:sz="4"/>
+            </w:tcBorders>
+            <w:shd w:fill="F8F9FA" w:val="clear"/>
+            <w:tcMar>
+              <w:top w:type="dxa" w:w="100"/>
+              <w:left w:type="dxa" w:w="140"/>
+              <w:bottom w:type="dxa" w:w="100"/>
+              <w:right w:type="dxa" w:w="140"/>
+            </w:tcMar>
+            <w:vAlign w:val="center"/>
+          </w:tcPr>
+          <w:p>
+            <w:pPr>
+              <w:jc w:val="left"/>
+            </w:pPr>
+            <w:r>
+              <w:rPr>
+                <w:rFonts w:ascii="Open Sans" w:cs="Open Sans" w:eastAsia="Open Sans" w:hAnsi="Open Sans"/>
+                <w:b w:val="false"/>
+                <w:bCs w:val="false"/>
+                <w:color w:val="59595B"/>
+                <w:sz w:val="20"/>
+                <w:szCs w:val="20"/>
+              </w:rPr>
+              <w:t xml:space="preserve">A first AI tool or two in use, but AI is not yet woven into growth or operations</w:t>
+            </w:r>
+          </w:p>
+        </w:tc>
+        <w:tc>
+          <w:tcPr>
+            <w:tcW w:type="dxa" w:w="1873"/>
+            <w:tcBorders>
+              <w:top w:val="single" w:color="E9ECEF" w:sz="4"/>
+              <w:left w:val="single" w:color="E9ECEF" w:sz="4"/>
+              <w:bottom w:val="single" w:color="E9ECEF" w:sz="4"/>
+              <w:right w:val="single" w:color="E9ECEF" w:sz="4"/>
+            </w:tcBorders>
+            <w:shd w:fill="F8F9FA" w:val="clear"/>
+            <w:tcMar>
+              <w:top w:type="dxa" w:w="100"/>
+              <w:left w:type="dxa" w:w="140"/>
+              <w:bottom w:type="dxa" w:w="100"/>
+              <w:right w:type="dxa" w:w="140"/>
+            </w:tcMar>
+            <w:vAlign w:val="center"/>
+          </w:tcPr>
+          <w:p>
+            <w:pPr>
+              <w:jc w:val="center"/>
+            </w:pPr>
+            <w:r>
+              <w:rPr>
+                <w:rFonts w:ascii="Open Sans" w:cs="Open Sans" w:eastAsia="Open Sans" w:hAnsi="Open Sans"/>
+                <w:b w:val="false"/>
+                <w:bCs w:val="false"/>
+                <w:color w:val="59595B"/>
+                <w:sz w:val="20"/>
+                <w:szCs w:val="20"/>
+              </w:rPr>
+              <w:t xml:space="preserve"/>
+            </w:r>
+          </w:p>
+        </w:tc>
+      </w:tr>
+      <w:tr>
+        <w:trPr>
+          <w:cantSplit/>
+        </w:trPr>
+        <w:tc>
+          <w:tcPr>
+            <w:tcW w:type="dxa" w:w="2139"/>
+            <w:tcBorders>
+              <w:top w:val="single" w:color="E9ECEF" w:sz="4"/>
+              <w:left w:val="single" w:color="E9ECEF" w:sz="4"/>
+              <w:bottom w:val="single" w:color="E9ECEF" w:sz="4"/>
+              <w:right w:val="single" w:color="E9ECEF" w:sz="4"/>
+            </w:tcBorders>
+            <w:shd w:fill="FFFFFF" w:val="clear"/>
+            <w:tcMar>
+              <w:top w:type="dxa" w:w="100"/>
+              <w:left w:type="dxa" w:w="140"/>
+              <w:bottom w:type="dxa" w:w="100"/>
+              <w:right w:type="dxa" w:w="140"/>
+            </w:tcMar>
+            <w:vAlign w:val="center"/>
+          </w:tcPr>
+          <w:p>
+            <w:pPr>
+              <w:jc w:val="left"/>
+            </w:pPr>
+            <w:r>
+              <w:rPr>
+                <w:rFonts w:ascii="Open Sans" w:cs="Open Sans" w:eastAsia="Open Sans" w:hAnsi="Open Sans"/>
+                <w:b w:val="false"/>
+                <w:bCs w:val="false"/>
+                <w:color w:val="59595B"/>
+                <w:sz w:val="20"/>
+                <w:szCs w:val="20"/>
+              </w:rPr>
+              <w:t xml:space="preserve">3. Operational</w:t>
+            </w:r>
+          </w:p>
+        </w:tc>
+        <w:tc>
+          <w:tcPr>
+            <w:tcW w:type="dxa" w:w="5348"/>
+            <w:tcBorders>
+              <w:top w:val="single" w:color="E9ECEF" w:sz="4"/>
+              <w:left w:val="single" w:color="E9ECEF" w:sz="4"/>
+              <w:bottom w:val="single" w:color="E9ECEF" w:sz="4"/>
+              <w:right w:val="single" w:color="E9ECEF" w:sz="4"/>
+            </w:tcBorders>
+            <w:shd w:fill="FFFFFF" w:val="clear"/>
+            <w:tcMar>
+              <w:top w:type="dxa" w:w="100"/>
+              <w:left w:type="dxa" w:w="140"/>
+              <w:bottom w:type="dxa" w:w="100"/>
+              <w:right w:type="dxa" w:w="140"/>
+            </w:tcMar>
+            <w:vAlign w:val="center"/>
+          </w:tcPr>
+          <w:p>
+            <w:pPr>
+              <w:jc w:val="left"/>
+            </w:pPr>
+            <w:r>
+              <w:rPr>
+                <w:rFonts w:ascii="Open Sans" w:cs="Open Sans" w:eastAsia="Open Sans" w:hAnsi="Open Sans"/>
+                <w:b w:val="false"/>
+                <w:bCs w:val="false"/>
+                <w:color w:val="59595B"/>
+                <w:sz w:val="20"/>
+                <w:szCs w:val="20"/>
+              </w:rPr>
+              <w:t xml:space="preserve">AI runs specific workflows day-to-day — monitoring, content, compliance — with measured results</w:t>
+            </w:r>
+          </w:p>
+        </w:tc>
+        <w:tc>
+          <w:tcPr>
+            <w:tcW w:type="dxa" w:w="1873"/>
+            <w:tcBorders>
+              <w:top w:val="single" w:color="E9ECEF" w:sz="4"/>
+              <w:left w:val="single" w:color="E9ECEF" w:sz="4"/>
+              <w:bottom w:val="single" w:color="E9ECEF" w:sz="4"/>
+              <w:right w:val="single" w:color="E9ECEF" w:sz="4"/>
+            </w:tcBorders>
+            <w:shd w:fill="FFFFFF" w:val="clear"/>
+            <w:tcMar>
+              <w:top w:type="dxa" w:w="100"/>
+              <w:left w:type="dxa" w:w="140"/>
+              <w:bottom w:type="dxa" w:w="100"/>
+              <w:right w:type="dxa" w:w="140"/>
+            </w:tcMar>
+            <w:vAlign w:val="center"/>
+          </w:tcPr>
+          <w:p>
+            <w:pPr>
+              <w:jc w:val="center"/>
+            </w:pPr>
+            <w:r>
+              <w:rPr>
+                <w:rFonts w:ascii="Open Sans" w:cs="Open Sans" w:eastAsia="Open Sans" w:hAnsi="Open Sans"/>
+                <w:b w:val="false"/>
+                <w:bCs w:val="false"/>
+                <w:color w:val="59595B"/>
+                <w:sz w:val="20"/>
+                <w:szCs w:val="20"/>
+              </w:rPr>
+              <w:t xml:space="preserve"/>
+            </w:r>
+          </w:p>
+        </w:tc>
+      </w:tr>
+      <w:tr>
+        <w:trPr>
+          <w:cantSplit/>
+        </w:trPr>
+        <w:tc>
+          <w:tcPr>
+            <w:tcW w:type="dxa" w:w="2139"/>
+            <w:tcBorders>
+              <w:top w:val="single" w:color="E9ECEF" w:sz="4"/>
+              <w:left w:val="single" w:color="E9ECEF" w:sz="4"/>
+              <w:bottom w:val="single" w:color="E9ECEF" w:sz="4"/>
+              <w:right w:val="single" w:color="E9ECEF" w:sz="4"/>
+            </w:tcBorders>
+            <w:shd w:fill="F8F9FA" w:val="clear"/>
+            <w:tcMar>
+              <w:top w:type="dxa" w:w="100"/>
+              <w:left w:type="dxa" w:w="140"/>
+              <w:bottom w:type="dxa" w:w="100"/>
+              <w:right w:type="dxa" w:w="140"/>
+            </w:tcMar>
+            <w:vAlign w:val="center"/>
+          </w:tcPr>
+          <w:p>
+            <w:pPr>
+              <w:jc w:val="left"/>
+            </w:pPr>
+            <w:r>
+              <w:rPr>
+                <w:rFonts w:ascii="Open Sans" w:cs="Open Sans" w:eastAsia="Open Sans" w:hAnsi="Open Sans"/>
+                <w:b w:val="false"/>
+                <w:bCs w:val="false"/>
+                <w:color w:val="59595B"/>
+                <w:sz w:val="20"/>
+                <w:szCs w:val="20"/>
+              </w:rPr>
+              <w:t xml:space="preserve">4. Scaled</w:t>
+            </w:r>
+          </w:p>
+        </w:tc>
+        <w:tc>
+          <w:tcPr>
+            <w:tcW w:type="dxa" w:w="5348"/>
+            <w:tcBorders>
+              <w:top w:val="single" w:color="E9ECEF" w:sz="4"/>
+              <w:left w:val="single" w:color="E9ECEF" w:sz="4"/>
+              <w:bottom w:val="single" w:color="E9ECEF" w:sz="4"/>
+              <w:right w:val="single" w:color="E9ECEF" w:sz="4"/>
+            </w:tcBorders>
+            <w:shd w:fill="F8F9FA" w:val="clear"/>
+            <w:tcMar>
+              <w:top w:type="dxa" w:w="100"/>
+              <w:left w:type="dxa" w:w="140"/>
+              <w:bottom w:type="dxa" w:w="100"/>
+              <w:right w:type="dxa" w:w="140"/>
+            </w:tcMar>
+            <w:vAlign w:val="center"/>
+          </w:tcPr>
+          <w:p>
+            <w:pPr>
+              <w:jc w:val="left"/>
+            </w:pPr>
+            <w:r>
+              <w:rPr>
+                <w:rFonts w:ascii="Open Sans" w:cs="Open Sans" w:eastAsia="Open Sans" w:hAnsi="Open Sans"/>
+                <w:b w:val="false"/>
+                <w:bCs w:val="false"/>
+                <w:color w:val="59595B"/>
+                <w:sz w:val="20"/>
+                <w:szCs w:val="20"/>
+              </w:rPr>
+              <w:t xml:space="preserve">AI is embedded across growth and operations with governance and dashboards</w:t>
+            </w:r>
+          </w:p>
+        </w:tc>
+        <w:tc>
+          <w:tcPr>
+            <w:tcW w:type="dxa" w:w="1873"/>
+            <w:tcBorders>
+              <w:top w:val="single" w:color="E9ECEF" w:sz="4"/>
+              <w:left w:val="single" w:color="E9ECEF" w:sz="4"/>
+              <w:bottom w:val="single" w:color="E9ECEF" w:sz="4"/>
+              <w:right w:val="single" w:color="E9ECEF" w:sz="4"/>
+            </w:tcBorders>
+            <w:shd w:fill="F8F9FA" w:val="clear"/>
+            <w:tcMar>
+              <w:top w:type="dxa" w:w="100"/>
+              <w:left w:type="dxa" w:w="140"/>
+              <w:bottom w:type="dxa" w:w="100"/>
+              <w:right w:type="dxa" w:w="140"/>
+            </w:tcMar>
+            <w:vAlign w:val="center"/>
+          </w:tcPr>
+          <w:p>
+            <w:pPr>
+              <w:jc w:val="center"/>
+            </w:pPr>
+            <w:r>
+              <w:rPr>
+                <w:rFonts w:ascii="Open Sans" w:cs="Open Sans" w:eastAsia="Open Sans" w:hAnsi="Open Sans"/>
+                <w:b w:val="false"/>
+                <w:bCs w:val="false"/>
+                <w:color w:val="59595B"/>
+                <w:sz w:val="20"/>
+                <w:szCs w:val="20"/>
+              </w:rPr>
+              <w:t xml:space="preserve"/>
+            </w:r>
+          </w:p>
+        </w:tc>
+      </w:tr>
+      <w:tr>
+        <w:trPr>
+          <w:cantSplit/>
+        </w:trPr>
+        <w:tc>
+          <w:tcPr>
+            <w:tcW w:type="dxa" w:w="2139"/>
+            <w:tcBorders>
+              <w:top w:val="single" w:color="E9ECEF" w:sz="4"/>
+              <w:left w:val="single" w:color="E9ECEF" w:sz="4"/>
+              <w:bottom w:val="single" w:color="E9ECEF" w:sz="4"/>
+              <w:right w:val="single" w:color="E9ECEF" w:sz="4"/>
+            </w:tcBorders>
+            <w:shd w:fill="FFFFFF" w:val="clear"/>
+            <w:tcMar>
+              <w:top w:type="dxa" w:w="100"/>
+              <w:left w:type="dxa" w:w="140"/>
+              <w:bottom w:type="dxa" w:w="100"/>
+              <w:right w:type="dxa" w:w="140"/>
+            </w:tcMar>
+            <w:vAlign w:val="center"/>
+          </w:tcPr>
+          <w:p>
+            <w:pPr>
+              <w:jc w:val="left"/>
+            </w:pPr>
+            <w:r>
+              <w:rPr>
+                <w:rFonts w:ascii="Open Sans" w:cs="Open Sans" w:eastAsia="Open Sans" w:hAnsi="Open Sans"/>
+                <w:b w:val="false"/>
+                <w:bCs w:val="false"/>
+                <w:color w:val="59595B"/>
+                <w:sz w:val="20"/>
+                <w:szCs w:val="20"/>
+              </w:rPr>
+              <w:t xml:space="preserve">5. Transformational</w:t>
+            </w:r>
+          </w:p>
+        </w:tc>
+        <w:tc>
+          <w:tcPr>
+            <w:tcW w:type="dxa" w:w="5348"/>
+            <w:tcBorders>
+              <w:top w:val="single" w:color="E9ECEF" w:sz="4"/>
+              <w:left w:val="single" w:color="E9ECEF" w:sz="4"/>
+              <w:bottom w:val="single" w:color="E9ECEF" w:sz="4"/>
+              <w:right w:val="single" w:color="E9ECEF" w:sz="4"/>
+            </w:tcBorders>
+            <w:shd w:fill="FFFFFF" w:val="clear"/>
+            <w:tcMar>
+              <w:top w:type="dxa" w:w="100"/>
+              <w:left w:type="dxa" w:w="140"/>
+              <w:bottom w:type="dxa" w:w="100"/>
+              <w:right w:type="dxa" w:w="140"/>
+            </w:tcMar>
+            <w:vAlign w:val="center"/>
+          </w:tcPr>
+          <w:p>
+            <w:pPr>
+              <w:jc w:val="left"/>
+            </w:pPr>
+            <w:r>
+              <w:rPr>
+                <w:rFonts w:ascii="Open Sans" w:cs="Open Sans" w:eastAsia="Open Sans" w:hAnsi="Open Sans"/>
+                <w:b w:val="false"/>
+                <w:bCs w:val="false"/>
+                <w:color w:val="59595B"/>
+                <w:sz w:val="20"/>
+                <w:szCs w:val="20"/>
+              </w:rPr>
+              <w:t xml:space="preserve">AI is the default way the business runs and competes</w:t>
+            </w:r>
+          </w:p>
+        </w:tc>
+        <w:tc>
+          <w:tcPr>
+            <w:tcW w:type="dxa" w:w="1873"/>
+            <w:tcBorders>
+              <w:top w:val="single" w:color="E9ECEF" w:sz="4"/>
+              <w:left w:val="single" w:color="E9ECEF" w:sz="4"/>
+              <w:bottom w:val="single" w:color="E9ECEF" w:sz="4"/>
+              <w:right w:val="single" w:color="E9ECEF" w:sz="4"/>
+            </w:tcBorders>
+            <w:shd w:fill="FFFFFF" w:val="clear"/>
+            <w:tcMar>
+              <w:top w:type="dxa" w:w="100"/>
+              <w:left w:type="dxa" w:w="140"/>
+              <w:bottom w:type="dxa" w:w="100"/>
+              <w:right w:type="dxa" w:w="140"/>
+            </w:tcMar>
+            <w:vAlign w:val="center"/>
+          </w:tcPr>
+          <w:p>
+            <w:pPr>
+              <w:jc w:val="center"/>
+            </w:pPr>
+            <w:r>
+              <w:rPr>
+                <w:rFonts w:ascii="Open Sans" w:cs="Open Sans" w:eastAsia="Open Sans" w:hAnsi="Open Sans"/>
+                <w:b w:val="false"/>
+                <w:bCs w:val="false"/>
+                <w:color w:val="59595B"/>
+                <w:sz w:val="20"/>
+                <w:szCs w:val="20"/>
+              </w:rPr>
+              <w:t xml:space="preserve"/>
+            </w:r>
+          </w:p>
+        </w:tc>
+      </w:tr>
+    </w:tbl>
+    <w:p>
+      <w:pPr>
+        <w:spacing w:after="140" w:before="80" w:line="320"/>
+        <w:jc w:val="both"/>
+      </w:pPr>
+      <w:r>
+        <w:rPr>
+          <w:rFonts w:ascii="Open Sans" w:cs="Open Sans" w:eastAsia="Open Sans" w:hAnsi="Open Sans"/>
+          <w:b w:val="false"/>
+          <w:bCs w:val="false"/>
+          <w:i w:val="false"/>
+          <w:iCs w:val="false"/>
+          <w:color w:val="59595B"/>
+          <w:sz w:val="22"/>
+          <w:szCs w:val="22"/>
+        </w:rPr>
+        <w:t xml:space="preserve">Talley sits at the Foundational stage today — no AI in the practice, and the firm’s expertise undocumented. This report is the plan to reach Operational — AI working in the growth engine and inside the firm — within twelve months. The first move (capturing the institutional knowledge) is also the highest-conviction one.</w:t>
+      </w:r>
+    </w:p>
+    <w:p>
+      <w:pPr>
+        <w:spacing w:after="0" w:before="140"/>
+      </w:pPr>
+      <w:r>
+        <w:t xml:space="preserve"/>
+      </w:r>
+    </w:p>
+    <w:p>
+      <w:pPr>
+        <w:pStyle w:val="Heading2"/>
+        <w:keepNext/>
+        <w:keepLines/>
+        <w:spacing w:after="120" w:before="280"/>
+      </w:pPr>
+      <w:r>
+        <w:rPr>
+          <w:rFonts w:ascii="Open Sans" w:cs="Open Sans" w:eastAsia="Open Sans" w:hAnsi="Open Sans"/>
+          <w:b/>
+          <w:bCs/>
+          <w:color w:val="006DB6"/>
+          <w:sz w:val="26"/>
+          <w:szCs w:val="26"/>
+        </w:rPr>
+        <w:t xml:space="preserve">Adopting AI Responsibly — Three Risks Every Leader Manages</w:t>
+      </w:r>
+    </w:p>
+    <w:p>
+      <w:pPr>
+        <w:spacing w:after="140" w:before="0" w:line="320"/>
+        <w:jc w:val="both"/>
+      </w:pPr>
+      <w:r>
+        <w:rPr>
+          <w:rFonts w:ascii="Open Sans" w:cs="Open Sans" w:eastAsia="Open Sans" w:hAnsi="Open Sans"/>
+          <w:b w:val="false"/>
+          <w:bCs w:val="false"/>
+          <w:i w:val="false"/>
+          <w:iCs w:val="false"/>
+          <w:color w:val="59595B"/>
+          <w:sz w:val="22"/>
+          <w:szCs w:val="22"/>
+        </w:rPr>
+        <w:t xml:space="preserve">The U.S. government’s NIST AI Risk Management Framework gives leaders a simple mental model — Govern, Map, Measure, Manage. For a regulated firm like Talley, three risks matter most, and each has a concrete control:</w:t>
+      </w:r>
+    </w:p>
+    <w:p>
+      <w:pPr>
+        <w:spacing w:after="0" w:before="80"/>
+      </w:pPr>
+      <w:r>
+        <w:t xml:space="preserve"/>
+      </w:r>
+    </w:p>
+    <w:tbl>
+      <w:tblPr>
+        <w:tblW w:type="dxa" w:w="9360"/>
+        <w:tblBorders>
+          <w:top w:val="single" w:color="auto" w:sz="4"/>
+          <w:left w:val="single" w:color="auto" w:sz="4"/>
+          <w:bottom w:val="single" w:color="auto" w:sz="4"/>
+          <w:right w:val="single" w:color="auto" w:sz="4"/>
+          <w:insideH w:val="single" w:color="auto" w:sz="4"/>
+          <w:insideV w:val="single" w:color="auto" w:sz="4"/>
+        </w:tblBorders>
+      </w:tblPr>
+      <w:tblGrid>
+        <w:gridCol w:w="1959"/>
+        <w:gridCol w:w="3700"/>
+        <w:gridCol w:w="3701"/>
+      </w:tblGrid>
+      <w:tr>
+        <w:trPr>
+          <w:cantSplit/>
+          <w:tblHeader/>
+        </w:trPr>
+        <w:tc>
+          <w:tcPr>
+            <w:tcW w:type="dxa" w:w="1959"/>
+            <w:tcBorders>
+              <w:top w:val="single" w:color="E9ECEF" w:sz="4"/>
+              <w:left w:val="single" w:color="E9ECEF" w:sz="4"/>
+              <w:bottom w:val="single" w:color="E9ECEF" w:sz="4"/>
+              <w:right w:val="single" w:color="E9ECEF" w:sz="4"/>
+            </w:tcBorders>
+            <w:shd w:fill="1A1A2E" w:val="clear"/>
+            <w:tcMar>
+              <w:top w:type="dxa" w:w="120"/>
+              <w:left w:type="dxa" w:w="140"/>
+              <w:bottom w:type="dxa" w:w="120"/>
+              <w:right w:type="dxa" w:w="140"/>
+            </w:tcMar>
+            <w:vAlign w:val="center"/>
+          </w:tcPr>
+          <w:p>
+            <w:pPr>
+              <w:jc w:val="left"/>
+            </w:pPr>
+            <w:r>
+              <w:rPr>
+                <w:rFonts w:ascii="Open Sans" w:cs="Open Sans" w:eastAsia="Open Sans" w:hAnsi="Open Sans"/>
+                <w:b/>
+                <w:bCs/>
+                <w:color w:val="FFFFFF"/>
+                <w:sz w:val="20"/>
+                <w:szCs w:val="20"/>
+              </w:rPr>
+              <w:t xml:space="preserve">Risk</w:t>
+            </w:r>
+          </w:p>
+        </w:tc>
+        <w:tc>
+          <w:tcPr>
+            <w:tcW w:type="dxa" w:w="3700"/>
+            <w:tcBorders>
+              <w:top w:val="single" w:color="E9ECEF" w:sz="4"/>
+              <w:left w:val="single" w:color="E9ECEF" w:sz="4"/>
+              <w:bottom w:val="single" w:color="E9ECEF" w:sz="4"/>
+              <w:right w:val="single" w:color="E9ECEF" w:sz="4"/>
+            </w:tcBorders>
+            <w:shd w:fill="1A1A2E" w:val="clear"/>
+            <w:tcMar>
+              <w:top w:type="dxa" w:w="120"/>
+              <w:left w:type="dxa" w:w="140"/>
+              <w:bottom w:type="dxa" w:w="120"/>
+              <w:right w:type="dxa" w:w="140"/>
+            </w:tcMar>
+            <w:vAlign w:val="center"/>
+          </w:tcPr>
+          <w:p>
+            <w:pPr>
+              <w:jc w:val="left"/>
+            </w:pPr>
+            <w:r>
+              <w:rPr>
+                <w:rFonts w:ascii="Open Sans" w:cs="Open Sans" w:eastAsia="Open Sans" w:hAnsi="Open Sans"/>
+                <w:b/>
+                <w:bCs/>
+                <w:color w:val="FFFFFF"/>
+                <w:sz w:val="20"/>
+                <w:szCs w:val="20"/>
+              </w:rPr>
+              <w:t xml:space="preserve">What It Means</w:t>
+            </w:r>
+          </w:p>
+        </w:tc>
+        <w:tc>
+          <w:tcPr>
+            <w:tcW w:type="dxa" w:w="3701"/>
+            <w:tcBorders>
+              <w:top w:val="single" w:color="E9ECEF" w:sz="4"/>
+              <w:left w:val="single" w:color="E9ECEF" w:sz="4"/>
+              <w:bottom w:val="single" w:color="E9ECEF" w:sz="4"/>
+              <w:right w:val="single" w:color="E9ECEF" w:sz="4"/>
+            </w:tcBorders>
+            <w:shd w:fill="1A1A2E" w:val="clear"/>
+            <w:tcMar>
+              <w:top w:type="dxa" w:w="120"/>
+              <w:left w:type="dxa" w:w="140"/>
+              <w:bottom w:type="dxa" w:w="120"/>
+              <w:right w:type="dxa" w:w="140"/>
+            </w:tcMar>
+            <w:vAlign w:val="center"/>
+          </w:tcPr>
+          <w:p>
+            <w:pPr>
+              <w:jc w:val="left"/>
+            </w:pPr>
+            <w:r>
+              <w:rPr>
+                <w:rFonts w:ascii="Open Sans" w:cs="Open Sans" w:eastAsia="Open Sans" w:hAnsi="Open Sans"/>
+                <w:b/>
+                <w:bCs/>
+                <w:color w:val="FFFFFF"/>
+                <w:sz w:val="20"/>
+                <w:szCs w:val="20"/>
+              </w:rPr>
+              <w:t xml:space="preserve">How Technijian Controls It</w:t>
+            </w:r>
+          </w:p>
+        </w:tc>
+      </w:tr>
+      <w:tr>
+        <w:trPr>
+          <w:cantSplit/>
+        </w:trPr>
+        <w:tc>
+          <w:tcPr>
+            <w:tcW w:type="dxa" w:w="1959"/>
+            <w:tcBorders>
+              <w:top w:val="single" w:color="E9ECEF" w:sz="4"/>
+              <w:left w:val="single" w:color="E9ECEF" w:sz="4"/>
+              <w:bottom w:val="single" w:color="E9ECEF" w:sz="4"/>
+              <w:right w:val="single" w:color="E9ECEF" w:sz="4"/>
+            </w:tcBorders>
+            <w:shd w:fill="FFFFFF" w:val="clear"/>
+            <w:tcMar>
+              <w:top w:type="dxa" w:w="100"/>
+              <w:left w:type="dxa" w:w="140"/>
+              <w:bottom w:type="dxa" w:w="100"/>
+              <w:right w:type="dxa" w:w="140"/>
+            </w:tcMar>
+            <w:vAlign w:val="center"/>
+          </w:tcPr>
+          <w:p>
+            <w:pPr>
+              <w:jc w:val="left"/>
+            </w:pPr>
+            <w:r>
+              <w:rPr>
+                <w:rFonts w:ascii="Open Sans" w:cs="Open Sans" w:eastAsia="Open Sans" w:hAnsi="Open Sans"/>
+                <w:b w:val="false"/>
+                <w:bCs w:val="false"/>
+                <w:color w:val="59595B"/>
+                <w:sz w:val="20"/>
+                <w:szCs w:val="20"/>
+              </w:rPr>
+              <w:t xml:space="preserve">Hallucination</w:t>
+            </w:r>
+          </w:p>
+        </w:tc>
+        <w:tc>
+          <w:tcPr>
+            <w:tcW w:type="dxa" w:w="3700"/>
+            <w:tcBorders>
+              <w:top w:val="single" w:color="E9ECEF" w:sz="4"/>
+              <w:left w:val="single" w:color="E9ECEF" w:sz="4"/>
+              <w:bottom w:val="single" w:color="E9ECEF" w:sz="4"/>
+              <w:right w:val="single" w:color="E9ECEF" w:sz="4"/>
+            </w:tcBorders>
+            <w:shd w:fill="FFFFFF" w:val="clear"/>
+            <w:tcMar>
+              <w:top w:type="dxa" w:w="100"/>
+              <w:left w:type="dxa" w:w="140"/>
+              <w:bottom w:type="dxa" w:w="100"/>
+              <w:right w:type="dxa" w:w="140"/>
+            </w:tcMar>
+            <w:vAlign w:val="center"/>
+          </w:tcPr>
+          <w:p>
+            <w:pPr>
+              <w:jc w:val="left"/>
+            </w:pPr>
+            <w:r>
+              <w:rPr>
+                <w:rFonts w:ascii="Open Sans" w:cs="Open Sans" w:eastAsia="Open Sans" w:hAnsi="Open Sans"/>
+                <w:b w:val="false"/>
+                <w:bCs w:val="false"/>
+                <w:color w:val="59595B"/>
+                <w:sz w:val="20"/>
+                <w:szCs w:val="20"/>
+              </w:rPr>
+              <w:t xml:space="preserve">AI can state a confident, wrong answer</w:t>
+            </w:r>
+          </w:p>
+        </w:tc>
+        <w:tc>
+          <w:tcPr>
+            <w:tcW w:type="dxa" w:w="3701"/>
+            <w:tcBorders>
+              <w:top w:val="single" w:color="E9ECEF" w:sz="4"/>
+              <w:left w:val="single" w:color="E9ECEF" w:sz="4"/>
+              <w:bottom w:val="single" w:color="E9ECEF" w:sz="4"/>
+              <w:right w:val="single" w:color="E9ECEF" w:sz="4"/>
+            </w:tcBorders>
+            <w:shd w:fill="FFFFFF" w:val="clear"/>
+            <w:tcMar>
+              <w:top w:type="dxa" w:w="100"/>
+              <w:left w:type="dxa" w:w="140"/>
+              <w:bottom w:type="dxa" w:w="100"/>
+              <w:right w:type="dxa" w:w="140"/>
+            </w:tcMar>
+            <w:vAlign w:val="center"/>
+          </w:tcPr>
+          <w:p>
+            <w:pPr>
+              <w:jc w:val="left"/>
+            </w:pPr>
+            <w:r>
+              <w:rPr>
+                <w:rFonts w:ascii="Open Sans" w:cs="Open Sans" w:eastAsia="Open Sans" w:hAnsi="Open Sans"/>
+                <w:b w:val="false"/>
+                <w:bCs w:val="false"/>
+                <w:color w:val="59595B"/>
+                <w:sz w:val="20"/>
+                <w:szCs w:val="20"/>
+              </w:rPr>
+              <w:t xml:space="preserve">Human-in-the-loop review on anything client-facing or sworn — AI drafts, a person at the firm reviews and signs every FPPC/PAC filing and Impact Report</w:t>
+            </w:r>
+          </w:p>
+        </w:tc>
+      </w:tr>
+      <w:tr>
+        <w:trPr>
+          <w:cantSplit/>
+        </w:trPr>
+        <w:tc>
+          <w:tcPr>
+            <w:tcW w:type="dxa" w:w="1959"/>
+            <w:tcBorders>
+              <w:top w:val="single" w:color="E9ECEF" w:sz="4"/>
+              <w:left w:val="single" w:color="E9ECEF" w:sz="4"/>
+              <w:bottom w:val="single" w:color="E9ECEF" w:sz="4"/>
+              <w:right w:val="single" w:color="E9ECEF" w:sz="4"/>
+            </w:tcBorders>
+            <w:shd w:fill="F8F9FA" w:val="clear"/>
+            <w:tcMar>
+              <w:top w:type="dxa" w:w="100"/>
+              <w:left w:type="dxa" w:w="140"/>
+              <w:bottom w:type="dxa" w:w="100"/>
+              <w:right w:type="dxa" w:w="140"/>
+            </w:tcMar>
+            <w:vAlign w:val="center"/>
+          </w:tcPr>
+          <w:p>
+            <w:pPr>
+              <w:jc w:val="left"/>
+            </w:pPr>
+            <w:r>
+              <w:rPr>
+                <w:rFonts w:ascii="Open Sans" w:cs="Open Sans" w:eastAsia="Open Sans" w:hAnsi="Open Sans"/>
+                <w:b w:val="false"/>
+                <w:bCs w:val="false"/>
+                <w:color w:val="59595B"/>
+                <w:sz w:val="20"/>
+                <w:szCs w:val="20"/>
+              </w:rPr>
+              <w:t xml:space="preserve">Data leakage</w:t>
+            </w:r>
+          </w:p>
+        </w:tc>
+        <w:tc>
+          <w:tcPr>
+            <w:tcW w:type="dxa" w:w="3700"/>
+            <w:tcBorders>
+              <w:top w:val="single" w:color="E9ECEF" w:sz="4"/>
+              <w:left w:val="single" w:color="E9ECEF" w:sz="4"/>
+              <w:bottom w:val="single" w:color="E9ECEF" w:sz="4"/>
+              <w:right w:val="single" w:color="E9ECEF" w:sz="4"/>
+            </w:tcBorders>
+            <w:shd w:fill="F8F9FA" w:val="clear"/>
+            <w:tcMar>
+              <w:top w:type="dxa" w:w="100"/>
+              <w:left w:type="dxa" w:w="140"/>
+              <w:bottom w:type="dxa" w:w="100"/>
+              <w:right w:type="dxa" w:w="140"/>
+            </w:tcMar>
+            <w:vAlign w:val="center"/>
+          </w:tcPr>
+          <w:p>
+            <w:pPr>
+              <w:jc w:val="left"/>
+            </w:pPr>
+            <w:r>
+              <w:rPr>
+                <w:rFonts w:ascii="Open Sans" w:cs="Open Sans" w:eastAsia="Open Sans" w:hAnsi="Open Sans"/>
+                <w:b w:val="false"/>
+                <w:bCs w:val="false"/>
+                <w:color w:val="59595B"/>
+                <w:sz w:val="20"/>
+                <w:szCs w:val="20"/>
+              </w:rPr>
+              <w:t xml:space="preserve">Sensitive data pasted into public tools can escape</w:t>
+            </w:r>
+          </w:p>
+        </w:tc>
+        <w:tc>
+          <w:tcPr>
+            <w:tcW w:type="dxa" w:w="3701"/>
+            <w:tcBorders>
+              <w:top w:val="single" w:color="E9ECEF" w:sz="4"/>
+              <w:left w:val="single" w:color="E9ECEF" w:sz="4"/>
+              <w:bottom w:val="single" w:color="E9ECEF" w:sz="4"/>
+              <w:right w:val="single" w:color="E9ECEF" w:sz="4"/>
+            </w:tcBorders>
+            <w:shd w:fill="F8F9FA" w:val="clear"/>
+            <w:tcMar>
+              <w:top w:type="dxa" w:w="100"/>
+              <w:left w:type="dxa" w:w="140"/>
+              <w:bottom w:type="dxa" w:w="100"/>
+              <w:right w:type="dxa" w:w="140"/>
+            </w:tcMar>
+            <w:vAlign w:val="center"/>
+          </w:tcPr>
+          <w:p>
+            <w:pPr>
+              <w:jc w:val="left"/>
+            </w:pPr>
+            <w:r>
+              <w:rPr>
+                <w:rFonts w:ascii="Open Sans" w:cs="Open Sans" w:eastAsia="Open Sans" w:hAnsi="Open Sans"/>
+                <w:b w:val="false"/>
+                <w:bCs w:val="false"/>
+                <w:color w:val="59595B"/>
+                <w:sz w:val="20"/>
+                <w:szCs w:val="20"/>
+              </w:rPr>
+              <w:t xml:space="preserve">Private, governed AI deployments — client strategy and the knowledge base never touch a public model; lobbying disclosures are already public record</w:t>
+            </w:r>
+          </w:p>
+        </w:tc>
+      </w:tr>
+      <w:tr>
+        <w:trPr>
+          <w:cantSplit/>
+        </w:trPr>
+        <w:tc>
+          <w:tcPr>
+            <w:tcW w:type="dxa" w:w="1959"/>
+            <w:tcBorders>
+              <w:top w:val="single" w:color="E9ECEF" w:sz="4"/>
+              <w:left w:val="single" w:color="E9ECEF" w:sz="4"/>
+              <w:bottom w:val="single" w:color="E9ECEF" w:sz="4"/>
+              <w:right w:val="single" w:color="E9ECEF" w:sz="4"/>
+            </w:tcBorders>
+            <w:shd w:fill="FFFFFF" w:val="clear"/>
+            <w:tcMar>
+              <w:top w:type="dxa" w:w="100"/>
+              <w:left w:type="dxa" w:w="140"/>
+              <w:bottom w:type="dxa" w:w="100"/>
+              <w:right w:type="dxa" w:w="140"/>
+            </w:tcMar>
+            <w:vAlign w:val="center"/>
+          </w:tcPr>
+          <w:p>
+            <w:pPr>
+              <w:jc w:val="left"/>
+            </w:pPr>
+            <w:r>
+              <w:rPr>
+                <w:rFonts w:ascii="Open Sans" w:cs="Open Sans" w:eastAsia="Open Sans" w:hAnsi="Open Sans"/>
+                <w:b w:val="false"/>
+                <w:bCs w:val="false"/>
+                <w:color w:val="59595B"/>
+                <w:sz w:val="20"/>
+                <w:szCs w:val="20"/>
+              </w:rPr>
+              <w:t xml:space="preserve">Compliance &amp; accountability</w:t>
+            </w:r>
+          </w:p>
+        </w:tc>
+        <w:tc>
+          <w:tcPr>
+            <w:tcW w:type="dxa" w:w="3700"/>
+            <w:tcBorders>
+              <w:top w:val="single" w:color="E9ECEF" w:sz="4"/>
+              <w:left w:val="single" w:color="E9ECEF" w:sz="4"/>
+              <w:bottom w:val="single" w:color="E9ECEF" w:sz="4"/>
+              <w:right w:val="single" w:color="E9ECEF" w:sz="4"/>
+            </w:tcBorders>
+            <w:shd w:fill="FFFFFF" w:val="clear"/>
+            <w:tcMar>
+              <w:top w:type="dxa" w:w="100"/>
+              <w:left w:type="dxa" w:w="140"/>
+              <w:bottom w:type="dxa" w:w="100"/>
+              <w:right w:type="dxa" w:w="140"/>
+            </w:tcMar>
+            <w:vAlign w:val="center"/>
+          </w:tcPr>
+          <w:p>
+            <w:pPr>
+              <w:jc w:val="left"/>
+            </w:pPr>
+            <w:r>
+              <w:rPr>
+                <w:rFonts w:ascii="Open Sans" w:cs="Open Sans" w:eastAsia="Open Sans" w:hAnsi="Open Sans"/>
+                <w:b w:val="false"/>
+                <w:bCs w:val="false"/>
+                <w:color w:val="59595B"/>
+                <w:sz w:val="20"/>
+                <w:szCs w:val="20"/>
+              </w:rPr>
+              <w:t xml:space="preserve">Untracked AI tools create audit gaps</w:t>
+            </w:r>
+          </w:p>
+        </w:tc>
+        <w:tc>
+          <w:tcPr>
+            <w:tcW w:type="dxa" w:w="3701"/>
+            <w:tcBorders>
+              <w:top w:val="single" w:color="E9ECEF" w:sz="4"/>
+              <w:left w:val="single" w:color="E9ECEF" w:sz="4"/>
+              <w:bottom w:val="single" w:color="E9ECEF" w:sz="4"/>
+              <w:right w:val="single" w:color="E9ECEF" w:sz="4"/>
+            </w:tcBorders>
+            <w:shd w:fill="FFFFFF" w:val="clear"/>
+            <w:tcMar>
+              <w:top w:type="dxa" w:w="100"/>
+              <w:left w:type="dxa" w:w="140"/>
+              <w:bottom w:type="dxa" w:w="100"/>
+              <w:right w:type="dxa" w:w="140"/>
+            </w:tcMar>
+            <w:vAlign w:val="center"/>
+          </w:tcPr>
+          <w:p>
+            <w:pPr>
+              <w:jc w:val="left"/>
+            </w:pPr>
+            <w:r>
+              <w:rPr>
+                <w:rFonts w:ascii="Open Sans" w:cs="Open Sans" w:eastAsia="Open Sans" w:hAnsi="Open Sans"/>
+                <w:b w:val="false"/>
+                <w:bCs w:val="false"/>
+                <w:color w:val="59595B"/>
+                <w:sz w:val="20"/>
+                <w:szCs w:val="20"/>
+              </w:rPr>
+              <w:t xml:space="preserve">Every AI tool inventoried with owner, vendor, and data source — FPPC-ready, led by a CISSP-certified team</w:t>
+            </w:r>
+          </w:p>
+        </w:tc>
+      </w:tr>
+    </w:tbl>
+    <w:p>
+      <w:pPr>
+        <w:spacing w:after="0" w:before="140"/>
+      </w:pPr>
+      <w:r>
+        <w:t xml:space="preserve"/>
+      </w:r>
+    </w:p>
+    <w:p>
+      <w:pPr>
+        <w:pStyle w:val="Heading2"/>
+        <w:keepNext/>
+        <w:keepLines/>
+        <w:spacing w:after="120" w:before="280"/>
+      </w:pPr>
+      <w:r>
+        <w:rPr>
+          <w:rFonts w:ascii="Open Sans" w:cs="Open Sans" w:eastAsia="Open Sans" w:hAnsi="Open Sans"/>
+          <w:b/>
+          <w:bCs/>
+          <w:color w:val="006DB6"/>
+          <w:sz w:val="26"/>
+          <w:szCs w:val="26"/>
+        </w:rPr>
+        <w:t xml:space="preserve">What Comparable Organizations Are Already Doing</w:t>
+      </w:r>
+    </w:p>
+    <w:p>
+      <w:pPr>
+        <w:pStyle w:val="ListParagraph"/>
+        <w:numPr>
+          <w:ilvl w:val="0"/>
+          <w:numId w:val="2"/>
+        </w:numPr>
+        <w:spacing w:after="80" w:before="40" w:line="300"/>
+      </w:pPr>
+      <w:r>
+        <w:rPr>
+          <w:rFonts w:ascii="Open Sans" w:cs="Open Sans" w:eastAsia="Open Sans" w:hAnsi="Open Sans"/>
+          <w:color w:val="59595B"/>
+          <w:sz w:val="22"/>
+          <w:szCs w:val="22"/>
+        </w:rPr>
+        <w:t xml:space="preserve">Professional-services firms: relationship-driven firms are capturing decades of founder knowledge into a secure, queryable base before key people retire — protecting continuity and enterprise value.</w:t>
+      </w:r>
+    </w:p>
+    <w:p>
+      <w:pPr>
+        <w:pStyle w:val="ListParagraph"/>
+        <w:numPr>
+          <w:ilvl w:val="0"/>
+          <w:numId w:val="2"/>
+        </w:numPr>
+        <w:spacing w:after="80" w:before="40" w:line="300"/>
+      </w:pPr>
+      <w:r>
+        <w:rPr>
+          <w:rFonts w:ascii="Open Sans" w:cs="Open Sans" w:eastAsia="Open Sans" w:hAnsi="Open Sans"/>
+          <w:color w:val="59595B"/>
+          <w:sz w:val="22"/>
+          <w:szCs w:val="22"/>
+        </w:rPr>
+        <w:t xml:space="preserve">Government-affairs and advocacy: advocacy teams are using legislative-monitoring AI to catch a threatening bill the week it moves rather than the month it passes — getting ahead of it instead of reacting.</w:t>
+      </w:r>
+    </w:p>
+    <w:p>
+      <w:pPr>
+        <w:pStyle w:val="ListParagraph"/>
+        <w:numPr>
+          <w:ilvl w:val="0"/>
+          <w:numId w:val="2"/>
+        </w:numPr>
+        <w:spacing w:after="80" w:before="40" w:line="300"/>
+      </w:pPr>
+      <w:r>
+        <w:rPr>
+          <w:rFonts w:ascii="Open Sans" w:cs="Open Sans" w:eastAsia="Open Sans" w:hAnsi="Open Sans"/>
+          <w:color w:val="59595B"/>
+          <w:sz w:val="22"/>
+          <w:szCs w:val="22"/>
+        </w:rPr>
+        <w:t xml:space="preserve">Regulated, document-heavy businesses: firms with deadline-driven filings are turning multi-day document and compliance assembly into a minutes-long, audit-ready draft — responding to more matters with the same team.</w:t>
+      </w:r>
+    </w:p>
+    <w:p>
+      <w:pPr>
+        <w:spacing w:after="140" w:before="40" w:line="320"/>
+        <w:jc w:val="both"/>
+      </w:pPr>
+      <w:r>
+        <w:rPr>
+          <w:rFonts w:ascii="Open Sans" w:cs="Open Sans" w:eastAsia="Open Sans" w:hAnsi="Open Sans"/>
+          <w:b w:val="false"/>
+          <w:bCs w:val="false"/>
+          <w:i/>
+          <w:iCs/>
+          <w:color w:val="59595B"/>
+          <w:sz w:val="19"/>
+          <w:szCs w:val="19"/>
+        </w:rPr>
+        <w:t xml:space="preserve">These are representative directions of travel across comparable industries, not guarantees; Talley’s own numbers would be confirmed in discovery. Technijian’s specific, documented results from prior builds appear in Section 9 (Capability Proof).</w:t>
+      </w:r>
+    </w:p>
+    <w:p>
+      <w:pPr>
+        <w:spacing w:after="0" w:before="140"/>
+      </w:pPr>
+      <w:r>
+        <w:t xml:space="preserve"/>
+      </w:r>
+    </w:p>
+    <w:p>
+      <w:pPr>
+        <w:pStyle w:val="Heading2"/>
+        <w:keepNext/>
+        <w:keepLines/>
+        <w:spacing w:after="120" w:before="280"/>
+      </w:pPr>
+      <w:r>
+        <w:rPr>
+          <w:rFonts w:ascii="Open Sans" w:cs="Open Sans" w:eastAsia="Open Sans" w:hAnsi="Open Sans"/>
+          <w:b/>
+          <w:bCs/>
+          <w:color w:val="006DB6"/>
+          <w:sz w:val="26"/>
+          <w:szCs w:val="26"/>
+        </w:rPr>
+        <w:t xml:space="preserve">A Day in the Life — A Talley Associate</w:t>
+      </w:r>
+    </w:p>
+    <w:tbl>
+      <w:tblPr>
+        <w:tblW w:type="dxa" w:w="9360"/>
+        <w:tblBorders>
+          <w:top w:val="single" w:color="auto" w:sz="4"/>
+          <w:left w:val="single" w:color="auto" w:sz="4"/>
+          <w:bottom w:val="single" w:color="auto" w:sz="4"/>
+          <w:right w:val="single" w:color="auto" w:sz="4"/>
+          <w:insideH w:val="single" w:color="auto" w:sz="4"/>
+          <w:insideV w:val="single" w:color="auto" w:sz="4"/>
+        </w:tblBorders>
+      </w:tblPr>
+      <w:tblGrid>
+        <w:gridCol w:w="80"/>
+        <w:gridCol w:w="9280"/>
+      </w:tblGrid>
+      <w:tr>
+        <w:trPr>
+          <w:cantSplit/>
+        </w:trPr>
+        <w:tc>
+          <w:tcPr>
+            <w:tcW w:type="dxa" w:w="80"/>
+            <w:tcBorders>
+              <w:top w:val="none" w:color="FFFFFF" w:sz="0"/>
+              <w:left w:val="none" w:color="FFFFFF" w:sz="0"/>
+              <w:bottom w:val="none" w:color="FFFFFF" w:sz="0"/>
+              <w:right w:val="none" w:color="FFFFFF" w:sz="0"/>
+            </w:tcBorders>
+            <w:shd w:fill="006DB6" w:val="clear"/>
+          </w:tcPr>
+          <w:p>
+            <w:r>
+              <w:t xml:space="preserve"/>
+            </w:r>
+          </w:p>
+        </w:tc>
+        <w:tc>
+          <w:tcPr>
+            <w:tcW w:type="dxa" w:w="9280"/>
+            <w:tcBorders>
+              <w:top w:val="none" w:color="FFFFFF" w:sz="0"/>
+              <w:left w:val="none" w:color="FFFFFF" w:sz="0"/>
+              <w:bottom w:val="none" w:color="FFFFFF" w:sz="0"/>
+              <w:right w:val="none" w:color="FFFFFF" w:sz="0"/>
+            </w:tcBorders>
+            <w:shd w:fill="F8F9FA" w:val="clear"/>
+            <w:tcMar>
+              <w:top w:type="dxa" w:w="160"/>
+              <w:left w:type="dxa" w:w="240"/>
+              <w:bottom w:type="dxa" w:w="160"/>
+              <w:right w:type="dxa" w:w="200"/>
+            </w:tcMar>
+          </w:tcPr>
+          <w:p>
+            <w:pPr>
+              <w:keepNext/>
+              <w:keepLines/>
+              <w:spacing w:after="80" w:before="80"/>
+            </w:pPr>
+            <w:r>
+              <w:rPr>
+                <w:rFonts w:ascii="Open Sans" w:cs="Open Sans" w:eastAsia="Open Sans" w:hAnsi="Open Sans"/>
+                <w:b/>
+                <w:bCs/>
+                <w:color w:val="006DB6"/>
+                <w:sz w:val="22"/>
+                <w:szCs w:val="22"/>
+              </w:rPr>
+              <w:t xml:space="preserve">Before vs. After AI</w:t>
+            </w:r>
+          </w:p>
+          <w:p>
+            <w:pPr>
+              <w:keepNext/>
+              <w:keepLines/>
+              <w:spacing w:after="60" w:before="40" w:line="300"/>
+            </w:pPr>
+            <w:r>
+              <w:rPr>
+                <w:rFonts w:ascii="Open Sans" w:cs="Open Sans" w:eastAsia="Open Sans" w:hAnsi="Open Sans"/>
+                <w:color w:val="59595B"/>
+                <w:sz w:val="20"/>
+                <w:szCs w:val="20"/>
+              </w:rPr>
+              <w:t xml:space="preserve">TODAY: An associate learns of a hostile bill or a new rent-control ordinance by chance, scrambles to reconstruct which clients it touches, hunts through old files for the last time the firm fought a similar fight in that city, and drafts a position letter from a blank page — all while the filing deadlines for a dozen PAC clients sit on a manual calendar.</w:t>
+            </w:r>
+          </w:p>
+          <w:p>
+            <w:pPr>
+              <w:keepNext w:val="false"/>
+              <w:keepLines/>
+              <w:spacing w:after="60" w:before="40" w:line="300"/>
+            </w:pPr>
+            <w:r>
+              <w:rPr>
+                <w:rFonts w:ascii="Open Sans" w:cs="Open Sans" w:eastAsia="Open Sans" w:hAnsi="Open Sans"/>
+                <w:color w:val="59595B"/>
+                <w:sz w:val="20"/>
+                <w:szCs w:val="20"/>
+              </w:rPr>
+              <w:t xml:space="preserve">WITH AI: A monitor flags the bill the week it moves and maps it to the affected clients automatically; the knowledge base answers "what did we argue the last time we converted a park in this city, and who was on the council?" in seconds; an AI assistant drafts the first-pass position letter and tracks every state and local deadline — the associate reviews, sharpens, and the principal signs. The expertise is captured in a system, so it survives a retirement and makes a new hire productive in months.</w:t>
+            </w:r>
+          </w:p>
+        </w:tc>
+      </w:tr>
+    </w:tbl>
+    <w:p>
+      <w:pPr>
+        <w:spacing w:after="0" w:before="140"/>
+      </w:pPr>
+      <w:r>
+        <w:t xml:space="preserve"/>
+      </w:r>
+    </w:p>
+    <w:p>
+      <w:pPr>
+        <w:pStyle w:val="Heading2"/>
+        <w:keepNext/>
+        <w:keepLines/>
+        <w:spacing w:after="120" w:before="280"/>
+      </w:pPr>
+      <w:r>
+        <w:rPr>
+          <w:rFonts w:ascii="Open Sans" w:cs="Open Sans" w:eastAsia="Open Sans" w:hAnsi="Open Sans"/>
+          <w:b/>
+          <w:bCs/>
+          <w:color w:val="006DB6"/>
+          <w:sz w:val="26"/>
+          <w:szCs w:val="26"/>
+        </w:rPr>
+        <w:t xml:space="preserve">Why a Partner — vs. Hiring or Doing It Yourself</w:t>
+      </w:r>
+    </w:p>
+    <w:tbl>
+      <w:tblPr>
+        <w:tblW w:type="dxa" w:w="9360"/>
+        <w:tblBorders>
+          <w:top w:val="single" w:color="auto" w:sz="4"/>
+          <w:left w:val="single" w:color="auto" w:sz="4"/>
+          <w:bottom w:val="single" w:color="auto" w:sz="4"/>
+          <w:right w:val="single" w:color="auto" w:sz="4"/>
+          <w:insideH w:val="single" w:color="auto" w:sz="4"/>
+          <w:insideV w:val="single" w:color="auto" w:sz="4"/>
+        </w:tblBorders>
+      </w:tblPr>
+      <w:tblGrid>
+        <w:gridCol w:w="2269"/>
+        <w:gridCol w:w="7091"/>
+      </w:tblGrid>
+      <w:tr>
+        <w:trPr>
+          <w:cantSplit/>
+          <w:tblHeader/>
+        </w:trPr>
+        <w:tc>
+          <w:tcPr>
+            <w:tcW w:type="dxa" w:w="2269"/>
+            <w:tcBorders>
+              <w:top w:val="single" w:color="E9ECEF" w:sz="4"/>
+              <w:left w:val="single" w:color="E9ECEF" w:sz="4"/>
+              <w:bottom w:val="single" w:color="E9ECEF" w:sz="4"/>
+              <w:right w:val="single" w:color="E9ECEF" w:sz="4"/>
+            </w:tcBorders>
+            <w:shd w:fill="006DB6" w:val="clear"/>
+            <w:tcMar>
+              <w:top w:type="dxa" w:w="120"/>
+              <w:left w:type="dxa" w:w="140"/>
+              <w:bottom w:type="dxa" w:w="120"/>
+              <w:right w:type="dxa" w:w="140"/>
+            </w:tcMar>
+            <w:vAlign w:val="center"/>
+          </w:tcPr>
+          <w:p>
+            <w:pPr>
+              <w:jc w:val="left"/>
+            </w:pPr>
+            <w:r>
+              <w:rPr>
+                <w:rFonts w:ascii="Open Sans" w:cs="Open Sans" w:eastAsia="Open Sans" w:hAnsi="Open Sans"/>
+                <w:b/>
+                <w:bCs/>
+                <w:color w:val="FFFFFF"/>
+                <w:sz w:val="20"/>
+                <w:szCs w:val="20"/>
+              </w:rPr>
+              <w:t xml:space="preserve">Path</w:t>
+            </w:r>
+          </w:p>
+        </w:tc>
+        <w:tc>
+          <w:tcPr>
+            <w:tcW w:type="dxa" w:w="7091"/>
+            <w:tcBorders>
+              <w:top w:val="single" w:color="E9ECEF" w:sz="4"/>
+              <w:left w:val="single" w:color="E9ECEF" w:sz="4"/>
+              <w:bottom w:val="single" w:color="E9ECEF" w:sz="4"/>
+              <w:right w:val="single" w:color="E9ECEF" w:sz="4"/>
+            </w:tcBorders>
+            <w:shd w:fill="006DB6" w:val="clear"/>
+            <w:tcMar>
+              <w:top w:type="dxa" w:w="120"/>
+              <w:left w:type="dxa" w:w="140"/>
+              <w:bottom w:type="dxa" w:w="120"/>
+              <w:right w:type="dxa" w:w="140"/>
+            </w:tcMar>
+            <w:vAlign w:val="center"/>
+          </w:tcPr>
+          <w:p>
+            <w:pPr>
+              <w:jc w:val="left"/>
+            </w:pPr>
+            <w:r>
+              <w:rPr>
+                <w:rFonts w:ascii="Open Sans" w:cs="Open Sans" w:eastAsia="Open Sans" w:hAnsi="Open Sans"/>
+                <w:b/>
+                <w:bCs/>
+                <w:color w:val="FFFFFF"/>
+                <w:sz w:val="20"/>
+                <w:szCs w:val="20"/>
+              </w:rPr>
+              <w:t xml:space="preserve">Reality</w:t>
+            </w:r>
+          </w:p>
+        </w:tc>
+      </w:tr>
+      <w:tr>
+        <w:trPr>
+          <w:cantSplit/>
+        </w:trPr>
+        <w:tc>
+          <w:tcPr>
+            <w:tcW w:type="dxa" w:w="2269"/>
+            <w:tcBorders>
+              <w:top w:val="single" w:color="E9ECEF" w:sz="4"/>
+              <w:left w:val="single" w:color="E9ECEF" w:sz="4"/>
+              <w:bottom w:val="single" w:color="E9ECEF" w:sz="4"/>
+              <w:right w:val="single" w:color="E9ECEF" w:sz="4"/>
+            </w:tcBorders>
+            <w:shd w:fill="FFFFFF" w:val="clear"/>
+            <w:tcMar>
+              <w:top w:type="dxa" w:w="100"/>
+              <w:left w:type="dxa" w:w="140"/>
+              <w:bottom w:type="dxa" w:w="100"/>
+              <w:right w:type="dxa" w:w="140"/>
+            </w:tcMar>
+            <w:vAlign w:val="center"/>
+          </w:tcPr>
+          <w:p>
+            <w:pPr>
+              <w:jc w:val="left"/>
+            </w:pPr>
+            <w:r>
+              <w:rPr>
+                <w:rFonts w:ascii="Open Sans" w:cs="Open Sans" w:eastAsia="Open Sans" w:hAnsi="Open Sans"/>
+                <w:b w:val="false"/>
+                <w:bCs w:val="false"/>
+                <w:color w:val="59595B"/>
+                <w:sz w:val="20"/>
+                <w:szCs w:val="20"/>
+              </w:rPr>
+              <w:t xml:space="preserve">DIY tools</w:t>
+            </w:r>
+          </w:p>
+        </w:tc>
+        <w:tc>
+          <w:tcPr>
+            <w:tcW w:type="dxa" w:w="7091"/>
+            <w:tcBorders>
+              <w:top w:val="single" w:color="E9ECEF" w:sz="4"/>
+              <w:left w:val="single" w:color="E9ECEF" w:sz="4"/>
+              <w:bottom w:val="single" w:color="E9ECEF" w:sz="4"/>
+              <w:right w:val="single" w:color="E9ECEF" w:sz="4"/>
+            </w:tcBorders>
+            <w:shd w:fill="FFFFFF" w:val="clear"/>
+            <w:tcMar>
+              <w:top w:type="dxa" w:w="100"/>
+              <w:left w:type="dxa" w:w="140"/>
+              <w:bottom w:type="dxa" w:w="100"/>
+              <w:right w:type="dxa" w:w="140"/>
+            </w:tcMar>
+            <w:vAlign w:val="center"/>
+          </w:tcPr>
+          <w:p>
+            <w:pPr>
+              <w:jc w:val="left"/>
+            </w:pPr>
+            <w:r>
+              <w:rPr>
+                <w:rFonts w:ascii="Open Sans" w:cs="Open Sans" w:eastAsia="Open Sans" w:hAnsi="Open Sans"/>
+                <w:b w:val="false"/>
+                <w:bCs w:val="false"/>
+                <w:color w:val="59595B"/>
+                <w:sz w:val="20"/>
+                <w:szCs w:val="20"/>
+              </w:rPr>
+              <w:t xml:space="preserve">Inexpensive, but Talley assembles, secures, and governs everything — and owns the three risks above alone</w:t>
+            </w:r>
+          </w:p>
+        </w:tc>
+      </w:tr>
+      <w:tr>
+        <w:trPr>
+          <w:cantSplit/>
+        </w:trPr>
+        <w:tc>
+          <w:tcPr>
+            <w:tcW w:type="dxa" w:w="2269"/>
+            <w:tcBorders>
+              <w:top w:val="single" w:color="E9ECEF" w:sz="4"/>
+              <w:left w:val="single" w:color="E9ECEF" w:sz="4"/>
+              <w:bottom w:val="single" w:color="E9ECEF" w:sz="4"/>
+              <w:right w:val="single" w:color="E9ECEF" w:sz="4"/>
+            </w:tcBorders>
+            <w:shd w:fill="F8F9FA" w:val="clear"/>
+            <w:tcMar>
+              <w:top w:type="dxa" w:w="100"/>
+              <w:left w:type="dxa" w:w="140"/>
+              <w:bottom w:type="dxa" w:w="100"/>
+              <w:right w:type="dxa" w:w="140"/>
+            </w:tcMar>
+            <w:vAlign w:val="center"/>
+          </w:tcPr>
+          <w:p>
+            <w:pPr>
+              <w:jc w:val="left"/>
+            </w:pPr>
+            <w:r>
+              <w:rPr>
+                <w:rFonts w:ascii="Open Sans" w:cs="Open Sans" w:eastAsia="Open Sans" w:hAnsi="Open Sans"/>
+                <w:b w:val="false"/>
+                <w:bCs w:val="false"/>
+                <w:color w:val="59595B"/>
+                <w:sz w:val="20"/>
+                <w:szCs w:val="20"/>
+              </w:rPr>
+              <w:t xml:space="preserve">Hire in-house</w:t>
+            </w:r>
+          </w:p>
+        </w:tc>
+        <w:tc>
+          <w:tcPr>
+            <w:tcW w:type="dxa" w:w="7091"/>
+            <w:tcBorders>
+              <w:top w:val="single" w:color="E9ECEF" w:sz="4"/>
+              <w:left w:val="single" w:color="E9ECEF" w:sz="4"/>
+              <w:bottom w:val="single" w:color="E9ECEF" w:sz="4"/>
+              <w:right w:val="single" w:color="E9ECEF" w:sz="4"/>
+            </w:tcBorders>
+            <w:shd w:fill="F8F9FA" w:val="clear"/>
+            <w:tcMar>
+              <w:top w:type="dxa" w:w="100"/>
+              <w:left w:type="dxa" w:w="140"/>
+              <w:bottom w:type="dxa" w:w="100"/>
+              <w:right w:type="dxa" w:w="140"/>
+            </w:tcMar>
+            <w:vAlign w:val="center"/>
+          </w:tcPr>
+          <w:p>
+            <w:pPr>
+              <w:jc w:val="left"/>
+            </w:pPr>
+            <w:r>
+              <w:rPr>
+                <w:rFonts w:ascii="Open Sans" w:cs="Open Sans" w:eastAsia="Open Sans" w:hAnsi="Open Sans"/>
+                <w:b w:val="false"/>
+                <w:bCs w:val="false"/>
+                <w:color w:val="59595B"/>
+                <w:sz w:val="20"/>
+                <w:szCs w:val="20"/>
+              </w:rPr>
+              <w:t xml:space="preserve">A capable AI leader typically costs $180K+/year and is scarce, and one person cannot cover strategy, build, security, and governance</w:t>
+            </w:r>
+          </w:p>
+        </w:tc>
+      </w:tr>
+      <w:tr>
+        <w:trPr>
+          <w:cantSplit/>
+        </w:trPr>
+        <w:tc>
+          <w:tcPr>
+            <w:tcW w:type="dxa" w:w="2269"/>
+            <w:tcBorders>
+              <w:top w:val="single" w:color="E9ECEF" w:sz="4"/>
+              <w:left w:val="single" w:color="E9ECEF" w:sz="4"/>
+              <w:bottom w:val="single" w:color="E9ECEF" w:sz="4"/>
+              <w:right w:val="single" w:color="E9ECEF" w:sz="4"/>
+            </w:tcBorders>
+            <w:shd w:fill="FFFFFF" w:val="clear"/>
+            <w:tcMar>
+              <w:top w:type="dxa" w:w="100"/>
+              <w:left w:type="dxa" w:w="140"/>
+              <w:bottom w:type="dxa" w:w="100"/>
+              <w:right w:type="dxa" w:w="140"/>
+            </w:tcMar>
+            <w:vAlign w:val="center"/>
+          </w:tcPr>
+          <w:p>
+            <w:pPr>
+              <w:jc w:val="left"/>
+            </w:pPr>
+            <w:r>
+              <w:rPr>
+                <w:rFonts w:ascii="Open Sans" w:cs="Open Sans" w:eastAsia="Open Sans" w:hAnsi="Open Sans"/>
+                <w:b/>
+                <w:bCs/>
+                <w:color w:val="59595B"/>
+                <w:sz w:val="20"/>
+                <w:szCs w:val="20"/>
+              </w:rPr>
+              <w:t xml:space="preserve">Partner (Technijian)</w:t>
+            </w:r>
+          </w:p>
+        </w:tc>
+        <w:tc>
+          <w:tcPr>
+            <w:tcW w:type="dxa" w:w="7091"/>
+            <w:tcBorders>
+              <w:top w:val="single" w:color="E9ECEF" w:sz="4"/>
+              <w:left w:val="single" w:color="E9ECEF" w:sz="4"/>
+              <w:bottom w:val="single" w:color="E9ECEF" w:sz="4"/>
+              <w:right w:val="single" w:color="E9ECEF" w:sz="4"/>
+            </w:tcBorders>
+            <w:shd w:fill="FFFFFF" w:val="clear"/>
+            <w:tcMar>
+              <w:top w:type="dxa" w:w="100"/>
+              <w:left w:type="dxa" w:w="140"/>
+              <w:bottom w:type="dxa" w:w="100"/>
+              <w:right w:type="dxa" w:w="140"/>
+            </w:tcMar>
+            <w:vAlign w:val="center"/>
+          </w:tcPr>
+          <w:p>
+            <w:pPr>
+              <w:jc w:val="left"/>
+            </w:pPr>
+            <w:r>
+              <w:rPr>
+                <w:rFonts w:ascii="Open Sans" w:cs="Open Sans" w:eastAsia="Open Sans" w:hAnsi="Open Sans"/>
+                <w:b/>
+                <w:bCs/>
+                <w:color w:val="59595B"/>
+                <w:sz w:val="20"/>
+                <w:szCs w:val="20"/>
+              </w:rPr>
+              <w:t xml:space="preserve">Strategy, build, security, and governance in one team at a fraction of a hire — with proven builds and CISSP-led security</w:t>
+            </w:r>
+          </w:p>
+        </w:tc>
+      </w:tr>
+    </w:tbl>
+    <w:p>
+      <w:pPr>
+        <w:spacing w:after="140" w:before="100" w:line="320"/>
+        <w:jc w:val="both"/>
+      </w:pPr>
+      <w:r>
+        <w:rPr>
+          <w:rFonts w:ascii="Open Sans" w:cs="Open Sans" w:eastAsia="Open Sans" w:hAnsi="Open Sans"/>
+          <w:b w:val="false"/>
+          <w:bCs w:val="false"/>
+          <w:i/>
+          <w:iCs/>
+          <w:color w:val="59595B"/>
+          <w:sz w:val="18"/>
+          <w:szCs w:val="18"/>
+        </w:rPr>
+        <w:t xml:space="preserve">Sources cited in this section: MIT Sloan Management (AI literacy); Anthropic (AI system design); the widely-used five-stage AI maturity model (consistent with Gartner and Google Cloud frameworks); U.S. NIST AI Risk Management Framework. Full references in the Appendix.</w:t>
+      </w:r>
+    </w:p>
+    <w:p>
+      <w:pPr>
+        <w:pStyle w:val="Heading1"/>
+        <w:keepNext/>
+        <w:pageBreakBefore/>
+        <w:spacing w:after="120" w:before="0" w:line="240"/>
+      </w:pPr>
+      <w:r>
+        <w:rPr>
+          <w:rFonts w:ascii="Open Sans" w:cs="Open Sans" w:eastAsia="Open Sans" w:hAnsi="Open Sans"/>
+          <w:color w:val="FFFFFF"/>
+          <w:sz w:val="2"/>
+          <w:szCs w:val="2"/>
+        </w:rPr>
+        <w:t xml:space="preserve">11  How AI Transforms Talley’s Growth Engine</w:t>
+      </w:r>
+    </w:p>
+    <w:tbl>
+      <w:tblPr>
+        <w:tblW w:type="dxa" w:w="9360"/>
+        <w:tblBorders>
+          <w:top w:val="none" w:color="FFFFFF" w:sz="0"/>
+          <w:left w:val="none" w:color="FFFFFF" w:sz="0"/>
+          <w:bottom w:val="none" w:color="FFFFFF" w:sz="0"/>
+          <w:right w:val="none" w:color="FFFFFF" w:sz="0"/>
+          <w:insideH w:val="single" w:color="auto" w:sz="4"/>
+          <w:insideV w:val="single" w:color="auto" w:sz="4"/>
+        </w:tblBorders>
+      </w:tblPr>
+      <w:tblGrid>
+        <w:gridCol w:w="120"/>
+        <w:gridCol w:w="9240"/>
+      </w:tblGrid>
+      <w:tr>
+        <w:tc>
+          <w:tcPr>
+            <w:tcW w:type="dxa" w:w="120"/>
+            <w:tcBorders>
+              <w:top w:val="none" w:color="FFFFFF" w:sz="0"/>
+              <w:left w:val="none" w:color="FFFFFF" w:sz="0"/>
+              <w:bottom w:val="none" w:color="FFFFFF" w:sz="0"/>
+              <w:right w:val="none" w:color="FFFFFF" w:sz="0"/>
+            </w:tcBorders>
+            <w:shd w:fill="006DB6" w:val="clear"/>
+          </w:tcPr>
+          <w:p>
+            <w:r>
+              <w:t xml:space="preserve"/>
+            </w:r>
+          </w:p>
+        </w:tc>
+        <w:tc>
+          <w:tcPr>
+            <w:tcW w:type="dxa" w:w="9240"/>
+            <w:tcBorders>
+              <w:top w:val="none" w:color="FFFFFF" w:sz="0"/>
+              <w:left w:val="none" w:color="FFFFFF" w:sz="0"/>
+              <w:bottom w:val="none" w:color="FFFFFF" w:sz="0"/>
+              <w:right w:val="none" w:color="FFFFFF" w:sz="0"/>
+            </w:tcBorders>
+            <w:tcMar>
+              <w:top w:type="dxa" w:w="100"/>
+              <w:left w:type="dxa" w:w="200"/>
+              <w:bottom w:type="dxa" w:w="100"/>
+              <w:right w:type="dxa" w:w="0"/>
+            </w:tcMar>
+            <w:vAlign w:val="center"/>
+          </w:tcPr>
+          <w:p>
+            <w:r>
+              <w:rPr>
+                <w:rFonts w:ascii="Open Sans" w:cs="Open Sans" w:eastAsia="Open Sans" w:hAnsi="Open Sans"/>
+                <w:b/>
+                <w:bCs/>
+                <w:color w:val="006DB6"/>
+                <w:sz w:val="34"/>
+                <w:szCs w:val="34"/>
+              </w:rPr>
+              <w:t xml:space="preserve">11  How AI Transforms Talley’s Growth Engine</w:t>
             </w:r>
           </w:p>
         </w:tc>
@@ -9167,7 +11994,7 @@
           <w:sz w:val="18"/>
           <w:szCs w:val="18"/>
         </w:rPr>
-        <w:t xml:space="preserve">Figure 10.0 — The Engine: Get Known, Monitor &amp; Mobilize, and Capture &amp; Scale</w:t>
+        <w:t xml:space="preserve">Figure 11.0 — The Engine: Get Known, Monitor &amp; Mobilize, and Capture &amp; Scale</w:t>
       </w:r>
     </w:p>
     <w:p>
@@ -11494,7 +14321,8 @@
       <w:pPr>
         <w:pStyle w:val="Heading1"/>
         <w:keepNext/>
-        <w:spacing w:after="120" w:before="480" w:line="240"/>
+        <w:pageBreakBefore/>
+        <w:spacing w:after="120" w:before="0" w:line="240"/>
       </w:pPr>
       <w:r>
         <w:rPr>
@@ -11503,7 +14331,7 @@
           <w:sz w:val="2"/>
           <w:szCs w:val="2"/>
         </w:rPr>
-        <w:t xml:space="preserve">11  Business Impact &amp; Service Investment</w:t>
+        <w:t xml:space="preserve">12  Business Impact &amp; Service Investment</w:t>
       </w:r>
     </w:p>
     <w:tbl>
@@ -11567,7 +14395,7 @@
                 <w:sz w:val="34"/>
                 <w:szCs w:val="34"/>
               </w:rPr>
-              <w:t xml:space="preserve">11  Business Impact &amp; Service Investment</w:t>
+              <w:t xml:space="preserve">12  Business Impact &amp; Service Investment</w:t>
             </w:r>
           </w:p>
         </w:tc>
@@ -11597,12 +14425,857 @@
           <w:sz w:val="22"/>
           <w:szCs w:val="22"/>
         </w:rPr>
-        <w:t xml:space="preserve">The model below is built from public information and conservative assumptions, because the firm’s internal numbers were not available for this draft. Every figure is estimated; the discovery questions in Section 14 replace them with real baselines. The logic is deliberately modest — a relationship firm does not need a flood of leads, it needs capacity, memory, and reach — and it holds across a wide range of inputs.</w:t>
+        <w:t xml:space="preserve">The model below is built from public information and conservative assumptions, because the firm’s internal numbers were not available for this draft. Every figure is estimated; the discovery questions in Section 15 replace them with real baselines. The logic is deliberately modest — a relationship firm does not need a flood of leads, it needs capacity, memory, and reach — and it holds across a wide range of inputs.</w:t>
       </w:r>
     </w:p>
     <w:p>
       <w:pPr>
-        <w:spacing w:after="0" w:before="140"/>
+        <w:spacing w:after="0" w:before="120"/>
+      </w:pPr>
+      <w:r>
+        <w:t xml:space="preserve"/>
+      </w:r>
+    </w:p>
+    <w:tbl>
+      <w:tblPr>
+        <w:tblW w:type="dxa" w:w="9360"/>
+        <w:tblBorders>
+          <w:top w:val="single" w:color="auto" w:sz="4"/>
+          <w:left w:val="single" w:color="auto" w:sz="4"/>
+          <w:bottom w:val="single" w:color="auto" w:sz="4"/>
+          <w:right w:val="single" w:color="auto" w:sz="4"/>
+          <w:insideH w:val="single" w:color="auto" w:sz="4"/>
+          <w:insideV w:val="single" w:color="auto" w:sz="4"/>
+        </w:tblBorders>
+      </w:tblPr>
+      <w:tblGrid>
+        <w:gridCol w:w="80"/>
+        <w:gridCol w:w="9280"/>
+      </w:tblGrid>
+      <w:tr>
+        <w:trPr>
+          <w:cantSplit/>
+        </w:trPr>
+        <w:tc>
+          <w:tcPr>
+            <w:tcW w:type="dxa" w:w="80"/>
+            <w:tcBorders>
+              <w:top w:val="none" w:color="FFFFFF" w:sz="0"/>
+              <w:left w:val="none" w:color="FFFFFF" w:sz="0"/>
+              <w:bottom w:val="none" w:color="FFFFFF" w:sz="0"/>
+              <w:right w:val="none" w:color="FFFFFF" w:sz="0"/>
+            </w:tcBorders>
+            <w:shd w:fill="F67D4B" w:val="clear"/>
+          </w:tcPr>
+          <w:p>
+            <w:r>
+              <w:t xml:space="preserve"/>
+            </w:r>
+          </w:p>
+        </w:tc>
+        <w:tc>
+          <w:tcPr>
+            <w:tcW w:type="dxa" w:w="9280"/>
+            <w:tcBorders>
+              <w:top w:val="none" w:color="FFFFFF" w:sz="0"/>
+              <w:left w:val="none" w:color="FFFFFF" w:sz="0"/>
+              <w:bottom w:val="none" w:color="FFFFFF" w:sz="0"/>
+              <w:right w:val="none" w:color="FFFFFF" w:sz="0"/>
+            </w:tcBorders>
+            <w:shd w:fill="F8F9FA" w:val="clear"/>
+            <w:tcMar>
+              <w:top w:type="dxa" w:w="160"/>
+              <w:left w:type="dxa" w:w="240"/>
+              <w:bottom w:type="dxa" w:w="160"/>
+              <w:right w:type="dxa" w:w="200"/>
+            </w:tcMar>
+          </w:tcPr>
+          <w:p>
+            <w:pPr>
+              <w:keepNext/>
+              <w:keepLines/>
+              <w:spacing w:after="80" w:before="80"/>
+            </w:pPr>
+            <w:r>
+              <w:rPr>
+                <w:rFonts w:ascii="Open Sans" w:cs="Open Sans" w:eastAsia="Open Sans" w:hAnsi="Open Sans"/>
+                <w:b/>
+                <w:bCs/>
+                <w:color w:val="F67D4B"/>
+                <w:sz w:val="22"/>
+                <w:szCs w:val="22"/>
+              </w:rPr>
+              <w:t xml:space="preserve">AI as a Managed Investment — Not a Leap of Faith</w:t>
+            </w:r>
+          </w:p>
+          <w:p>
+            <w:pPr>
+              <w:keepNext/>
+              <w:keepLines/>
+              <w:spacing w:after="60" w:before="40" w:line="300"/>
+            </w:pPr>
+            <w:r>
+              <w:rPr>
+                <w:rFonts w:ascii="Open Sans" w:cs="Open Sans" w:eastAsia="Open Sans" w:hAnsi="Open Sans"/>
+                <w:color w:val="59595B"/>
+                <w:sz w:val="20"/>
+                <w:szCs w:val="20"/>
+              </w:rPr>
+              <w:t xml:space="preserve">The reason most AI spending disappoints is not the technology — it is the lack of measurement. Industry surveys find that a large majority of companies now use AI in some form, but only a minority report a clear profit impact; the difference is discipline, not budget.</w:t>
+            </w:r>
+          </w:p>
+          <w:p>
+            <w:pPr>
+              <w:keepNext w:val="false"/>
+              <w:keepLines/>
+              <w:spacing w:after="60" w:before="40" w:line="300"/>
+            </w:pPr>
+            <w:r>
+              <w:rPr>
+                <w:rFonts w:ascii="Open Sans" w:cs="Open Sans" w:eastAsia="Open Sans" w:hAnsi="Open Sans"/>
+                <w:color w:val="59595B"/>
+                <w:sz w:val="20"/>
+                <w:szCs w:val="20"/>
+              </w:rPr>
+              <w:t xml:space="preserve">Technijian runs every engagement with stage-gates: we track adoption, then operational improvement, then financial benefit against total cost — and if a pilot does not clear its cost at the gate, we stop and re-scope. Talley carries the upside, not blind risk.</w:t>
+            </w:r>
+          </w:p>
+        </w:tc>
+      </w:tr>
+    </w:tbl>
+    <w:p>
+      <w:pPr>
+        <w:spacing w:after="0" w:before="160"/>
+      </w:pPr>
+      <w:r>
+        <w:t xml:space="preserve"/>
+      </w:r>
+    </w:p>
+    <w:p>
+      <w:pPr>
+        <w:pStyle w:val="Heading2"/>
+        <w:keepNext/>
+        <w:keepLines/>
+        <w:spacing w:after="120" w:before="280"/>
+      </w:pPr>
+      <w:r>
+        <w:rPr>
+          <w:rFonts w:ascii="Open Sans" w:cs="Open Sans" w:eastAsia="Open Sans" w:hAnsi="Open Sans"/>
+          <w:b/>
+          <w:bCs/>
+          <w:color w:val="006DB6"/>
+          <w:sz w:val="26"/>
+          <w:szCs w:val="26"/>
+        </w:rPr>
+        <w:t xml:space="preserve">The Entry Offer — The 90-Day AI Visibility Pilot</w:t>
+      </w:r>
+    </w:p>
+    <w:p>
+      <w:pPr>
+        <w:spacing w:after="140" w:before="0" w:line="320"/>
+        <w:jc w:val="both"/>
+      </w:pPr>
+      <w:r>
+        <w:rPr>
+          <w:rFonts w:ascii="Open Sans" w:cs="Open Sans" w:eastAsia="Open Sans" w:hAnsi="Open Sans"/>
+          <w:b w:val="false"/>
+          <w:bCs w:val="false"/>
+          <w:i w:val="false"/>
+          <w:iCs w:val="false"/>
+          <w:color w:val="59595B"/>
+          <w:sz w:val="22"/>
+          <w:szCs w:val="22"/>
+        </w:rPr>
+        <w:t xml:space="preserve">Start with one clearly-scoped program rather than an open-ended engagement. The pilot fixes the digital foundation, stands up Talley’s answer-engine presence in the mobile-home-park and land-use niche, and begins capturing the institutional knowledge — and it proves the lift before any larger build is discussed.</w:t>
+      </w:r>
+    </w:p>
+    <w:tbl>
+      <w:tblPr>
+        <w:tblW w:type="dxa" w:w="9360"/>
+        <w:tblBorders>
+          <w:top w:val="single" w:color="auto" w:sz="4"/>
+          <w:left w:val="single" w:color="auto" w:sz="4"/>
+          <w:bottom w:val="single" w:color="auto" w:sz="4"/>
+          <w:right w:val="single" w:color="auto" w:sz="4"/>
+          <w:insideH w:val="single" w:color="auto" w:sz="4"/>
+          <w:insideV w:val="single" w:color="auto" w:sz="4"/>
+        </w:tblBorders>
+      </w:tblPr>
+      <w:tblGrid>
+        <w:gridCol w:w="3120"/>
+        <w:gridCol w:w="4160"/>
+        <w:gridCol w:w="2080"/>
+      </w:tblGrid>
+      <w:tr>
+        <w:trPr>
+          <w:cantSplit/>
+          <w:tblHeader/>
+        </w:trPr>
+        <w:tc>
+          <w:tcPr>
+            <w:tcW w:type="dxa" w:w="3120"/>
+            <w:tcBorders>
+              <w:top w:val="single" w:color="E9ECEF" w:sz="4"/>
+              <w:left w:val="single" w:color="E9ECEF" w:sz="4"/>
+              <w:bottom w:val="single" w:color="E9ECEF" w:sz="4"/>
+              <w:right w:val="single" w:color="E9ECEF" w:sz="4"/>
+            </w:tcBorders>
+            <w:shd w:fill="006DB6" w:val="clear"/>
+            <w:tcMar>
+              <w:top w:type="dxa" w:w="120"/>
+              <w:left w:type="dxa" w:w="140"/>
+              <w:bottom w:type="dxa" w:w="120"/>
+              <w:right w:type="dxa" w:w="140"/>
+            </w:tcMar>
+            <w:vAlign w:val="center"/>
+          </w:tcPr>
+          <w:p>
+            <w:pPr>
+              <w:jc w:val="left"/>
+            </w:pPr>
+            <w:r>
+              <w:rPr>
+                <w:rFonts w:ascii="Open Sans" w:cs="Open Sans" w:eastAsia="Open Sans" w:hAnsi="Open Sans"/>
+                <w:b/>
+                <w:bCs/>
+                <w:color w:val="FFFFFF"/>
+                <w:sz w:val="20"/>
+                <w:szCs w:val="20"/>
+              </w:rPr>
+              <w:t xml:space="preserve">What’s Included</w:t>
+            </w:r>
+          </w:p>
+        </w:tc>
+        <w:tc>
+          <w:tcPr>
+            <w:tcW w:type="dxa" w:w="4160"/>
+            <w:tcBorders>
+              <w:top w:val="single" w:color="E9ECEF" w:sz="4"/>
+              <w:left w:val="single" w:color="E9ECEF" w:sz="4"/>
+              <w:bottom w:val="single" w:color="E9ECEF" w:sz="4"/>
+              <w:right w:val="single" w:color="E9ECEF" w:sz="4"/>
+            </w:tcBorders>
+            <w:shd w:fill="006DB6" w:val="clear"/>
+            <w:tcMar>
+              <w:top w:type="dxa" w:w="120"/>
+              <w:left w:type="dxa" w:w="140"/>
+              <w:bottom w:type="dxa" w:w="120"/>
+              <w:right w:type="dxa" w:w="140"/>
+            </w:tcMar>
+            <w:vAlign w:val="center"/>
+          </w:tcPr>
+          <w:p>
+            <w:pPr>
+              <w:jc w:val="left"/>
+            </w:pPr>
+            <w:r>
+              <w:rPr>
+                <w:rFonts w:ascii="Open Sans" w:cs="Open Sans" w:eastAsia="Open Sans" w:hAnsi="Open Sans"/>
+                <w:b/>
+                <w:bCs/>
+                <w:color w:val="FFFFFF"/>
+                <w:sz w:val="20"/>
+                <w:szCs w:val="20"/>
+              </w:rPr>
+              <w:t xml:space="preserve">Detail</w:t>
+            </w:r>
+          </w:p>
+        </w:tc>
+        <w:tc>
+          <w:tcPr>
+            <w:tcW w:type="dxa" w:w="2080"/>
+            <w:tcBorders>
+              <w:top w:val="single" w:color="E9ECEF" w:sz="4"/>
+              <w:left w:val="single" w:color="E9ECEF" w:sz="4"/>
+              <w:bottom w:val="single" w:color="E9ECEF" w:sz="4"/>
+              <w:right w:val="single" w:color="E9ECEF" w:sz="4"/>
+            </w:tcBorders>
+            <w:shd w:fill="006DB6" w:val="clear"/>
+            <w:tcMar>
+              <w:top w:type="dxa" w:w="120"/>
+              <w:left w:type="dxa" w:w="140"/>
+              <w:bottom w:type="dxa" w:w="120"/>
+              <w:right w:type="dxa" w:w="140"/>
+            </w:tcMar>
+            <w:vAlign w:val="center"/>
+          </w:tcPr>
+          <w:p>
+            <w:pPr>
+              <w:jc w:val="left"/>
+            </w:pPr>
+            <w:r>
+              <w:rPr>
+                <w:rFonts w:ascii="Open Sans" w:cs="Open Sans" w:eastAsia="Open Sans" w:hAnsi="Open Sans"/>
+                <w:b/>
+                <w:bCs/>
+                <w:color w:val="FFFFFF"/>
+                <w:sz w:val="20"/>
+                <w:szCs w:val="20"/>
+              </w:rPr>
+              <w:t xml:space="preserve">Investment</w:t>
+            </w:r>
+          </w:p>
+        </w:tc>
+      </w:tr>
+      <w:tr>
+        <w:trPr>
+          <w:cantSplit/>
+        </w:trPr>
+        <w:tc>
+          <w:tcPr>
+            <w:tcW w:type="dxa" w:w="3120"/>
+            <w:tcBorders>
+              <w:top w:val="single" w:color="E9ECEF" w:sz="4"/>
+              <w:left w:val="single" w:color="E9ECEF" w:sz="4"/>
+              <w:bottom w:val="single" w:color="E9ECEF" w:sz="4"/>
+              <w:right w:val="single" w:color="E9ECEF" w:sz="4"/>
+            </w:tcBorders>
+            <w:shd w:fill="FFFFFF" w:val="clear"/>
+            <w:tcMar>
+              <w:top w:type="dxa" w:w="100"/>
+              <w:left w:type="dxa" w:w="140"/>
+              <w:bottom w:type="dxa" w:w="100"/>
+              <w:right w:type="dxa" w:w="140"/>
+            </w:tcMar>
+            <w:vAlign w:val="center"/>
+          </w:tcPr>
+          <w:p>
+            <w:pPr>
+              <w:jc w:val="left"/>
+            </w:pPr>
+            <w:r>
+              <w:rPr>
+                <w:rFonts w:ascii="Open Sans" w:cs="Open Sans" w:eastAsia="Open Sans" w:hAnsi="Open Sans"/>
+                <w:b/>
+                <w:bCs/>
+                <w:color w:val="59595B"/>
+                <w:sz w:val="20"/>
+                <w:szCs w:val="20"/>
+              </w:rPr>
+              <w:t xml:space="preserve">My SEO — Authority &amp; Answer-Engine (GEO)</w:t>
+            </w:r>
+          </w:p>
+        </w:tc>
+        <w:tc>
+          <w:tcPr>
+            <w:tcW w:type="dxa" w:w="4160"/>
+            <w:tcBorders>
+              <w:top w:val="single" w:color="E9ECEF" w:sz="4"/>
+              <w:left w:val="single" w:color="E9ECEF" w:sz="4"/>
+              <w:bottom w:val="single" w:color="E9ECEF" w:sz="4"/>
+              <w:right w:val="single" w:color="E9ECEF" w:sz="4"/>
+            </w:tcBorders>
+            <w:shd w:fill="FFFFFF" w:val="clear"/>
+            <w:tcMar>
+              <w:top w:type="dxa" w:w="100"/>
+              <w:left w:type="dxa" w:w="140"/>
+              <w:bottom w:type="dxa" w:w="100"/>
+              <w:right w:type="dxa" w:w="140"/>
+            </w:tcMar>
+            <w:vAlign w:val="center"/>
+          </w:tcPr>
+          <w:p>
+            <w:pPr>
+              <w:jc w:val="left"/>
+            </w:pPr>
+            <w:r>
+              <w:rPr>
+                <w:rFonts w:ascii="Open Sans" w:cs="Open Sans" w:eastAsia="Open Sans" w:hAnsi="Open Sans"/>
+                <w:b w:val="false"/>
+                <w:bCs w:val="false"/>
+                <w:color w:val="59595B"/>
+                <w:sz w:val="20"/>
+                <w:szCs w:val="20"/>
+              </w:rPr>
+              <w:t xml:space="preserve">A modern website to replace the DIY site; the first MHP and land-use authority explainers; GEO/AEO setup so AI answers begin to cite the firm</w:t>
+            </w:r>
+          </w:p>
+        </w:tc>
+        <w:tc>
+          <w:tcPr>
+            <w:tcW w:type="dxa" w:w="2080"/>
+            <w:tcBorders>
+              <w:top w:val="single" w:color="E9ECEF" w:sz="4"/>
+              <w:left w:val="single" w:color="E9ECEF" w:sz="4"/>
+              <w:bottom w:val="single" w:color="E9ECEF" w:sz="4"/>
+              <w:right w:val="single" w:color="E9ECEF" w:sz="4"/>
+            </w:tcBorders>
+            <w:shd w:fill="FFFFFF" w:val="clear"/>
+            <w:tcMar>
+              <w:top w:type="dxa" w:w="100"/>
+              <w:left w:type="dxa" w:w="140"/>
+              <w:bottom w:type="dxa" w:w="100"/>
+              <w:right w:type="dxa" w:w="140"/>
+            </w:tcMar>
+            <w:vAlign w:val="center"/>
+          </w:tcPr>
+          <w:p>
+            <w:pPr>
+              <w:jc w:val="left"/>
+            </w:pPr>
+            <w:r>
+              <w:rPr>
+                <w:rFonts w:ascii="Open Sans" w:cs="Open Sans" w:eastAsia="Open Sans" w:hAnsi="Open Sans"/>
+                <w:b w:val="false"/>
+                <w:bCs w:val="false"/>
+                <w:color w:val="59595B"/>
+                <w:sz w:val="20"/>
+                <w:szCs w:val="20"/>
+              </w:rPr>
+              <w:t xml:space="preserve">$1,500/mo = $18,000/yr</w:t>
+            </w:r>
+          </w:p>
+        </w:tc>
+      </w:tr>
+      <w:tr>
+        <w:trPr>
+          <w:cantSplit/>
+        </w:trPr>
+        <w:tc>
+          <w:tcPr>
+            <w:tcW w:type="dxa" w:w="3120"/>
+            <w:tcBorders>
+              <w:top w:val="single" w:color="E9ECEF" w:sz="4"/>
+              <w:left w:val="single" w:color="E9ECEF" w:sz="4"/>
+              <w:bottom w:val="single" w:color="E9ECEF" w:sz="4"/>
+              <w:right w:val="single" w:color="E9ECEF" w:sz="4"/>
+            </w:tcBorders>
+            <w:shd w:fill="F8F9FA" w:val="clear"/>
+            <w:tcMar>
+              <w:top w:type="dxa" w:w="100"/>
+              <w:left w:type="dxa" w:w="140"/>
+              <w:bottom w:type="dxa" w:w="100"/>
+              <w:right w:type="dxa" w:w="140"/>
+            </w:tcMar>
+            <w:vAlign w:val="center"/>
+          </w:tcPr>
+          <w:p>
+            <w:pPr>
+              <w:jc w:val="left"/>
+            </w:pPr>
+            <w:r>
+              <w:rPr>
+                <w:rFonts w:ascii="Open Sans" w:cs="Open Sans" w:eastAsia="Open Sans" w:hAnsi="Open Sans"/>
+                <w:b/>
+                <w:bCs/>
+                <w:color w:val="59595B"/>
+                <w:sz w:val="20"/>
+                <w:szCs w:val="20"/>
+              </w:rPr>
+              <w:t xml:space="preserve">My AI — Executive AI Workshop</w:t>
+            </w:r>
+          </w:p>
+        </w:tc>
+        <w:tc>
+          <w:tcPr>
+            <w:tcW w:type="dxa" w:w="4160"/>
+            <w:tcBorders>
+              <w:top w:val="single" w:color="E9ECEF" w:sz="4"/>
+              <w:left w:val="single" w:color="E9ECEF" w:sz="4"/>
+              <w:bottom w:val="single" w:color="E9ECEF" w:sz="4"/>
+              <w:right w:val="single" w:color="E9ECEF" w:sz="4"/>
+            </w:tcBorders>
+            <w:shd w:fill="F8F9FA" w:val="clear"/>
+            <w:tcMar>
+              <w:top w:type="dxa" w:w="100"/>
+              <w:left w:type="dxa" w:w="140"/>
+              <w:bottom w:type="dxa" w:w="100"/>
+              <w:right w:type="dxa" w:w="140"/>
+            </w:tcMar>
+            <w:vAlign w:val="center"/>
+          </w:tcPr>
+          <w:p>
+            <w:pPr>
+              <w:jc w:val="left"/>
+            </w:pPr>
+            <w:r>
+              <w:rPr>
+                <w:rFonts w:ascii="Open Sans" w:cs="Open Sans" w:eastAsia="Open Sans" w:hAnsi="Open Sans"/>
+                <w:b w:val="false"/>
+                <w:bCs w:val="false"/>
+                <w:color w:val="59595B"/>
+                <w:sz w:val="20"/>
+                <w:szCs w:val="20"/>
+              </w:rPr>
+              <w:t xml:space="preserve">A leadership session for Vickie and the team: AI roadmap, priorities, and the knowledge-capture kickoff</w:t>
+            </w:r>
+          </w:p>
+        </w:tc>
+        <w:tc>
+          <w:tcPr>
+            <w:tcW w:type="dxa" w:w="2080"/>
+            <w:tcBorders>
+              <w:top w:val="single" w:color="E9ECEF" w:sz="4"/>
+              <w:left w:val="single" w:color="E9ECEF" w:sz="4"/>
+              <w:bottom w:val="single" w:color="E9ECEF" w:sz="4"/>
+              <w:right w:val="single" w:color="E9ECEF" w:sz="4"/>
+            </w:tcBorders>
+            <w:shd w:fill="F8F9FA" w:val="clear"/>
+            <w:tcMar>
+              <w:top w:type="dxa" w:w="100"/>
+              <w:left w:type="dxa" w:w="140"/>
+              <w:bottom w:type="dxa" w:w="100"/>
+              <w:right w:type="dxa" w:w="140"/>
+            </w:tcMar>
+            <w:vAlign w:val="center"/>
+          </w:tcPr>
+          <w:p>
+            <w:pPr>
+              <w:jc w:val="left"/>
+            </w:pPr>
+            <w:r>
+              <w:rPr>
+                <w:rFonts w:ascii="Open Sans" w:cs="Open Sans" w:eastAsia="Open Sans" w:hAnsi="Open Sans"/>
+                <w:b w:val="false"/>
+                <w:bCs w:val="false"/>
+                <w:color w:val="59595B"/>
+                <w:sz w:val="20"/>
+                <w:szCs w:val="20"/>
+              </w:rPr>
+              <w:t xml:space="preserve">$5,000 one-time</w:t>
+            </w:r>
+          </w:p>
+        </w:tc>
+      </w:tr>
+      <w:tr>
+        <w:trPr>
+          <w:cantSplit/>
+        </w:trPr>
+        <w:tc>
+          <w:tcPr>
+            <w:tcW w:type="dxa" w:w="3120"/>
+            <w:tcBorders>
+              <w:top w:val="single" w:color="E9ECEF" w:sz="4"/>
+              <w:left w:val="single" w:color="E9ECEF" w:sz="4"/>
+              <w:bottom w:val="single" w:color="E9ECEF" w:sz="4"/>
+              <w:right w:val="single" w:color="E9ECEF" w:sz="4"/>
+            </w:tcBorders>
+            <w:shd w:fill="FFFFFF" w:val="clear"/>
+            <w:tcMar>
+              <w:top w:type="dxa" w:w="100"/>
+              <w:left w:type="dxa" w:w="140"/>
+              <w:bottom w:type="dxa" w:w="100"/>
+              <w:right w:type="dxa" w:w="140"/>
+            </w:tcMar>
+            <w:vAlign w:val="center"/>
+          </w:tcPr>
+          <w:p>
+            <w:pPr>
+              <w:jc w:val="left"/>
+            </w:pPr>
+            <w:r>
+              <w:rPr>
+                <w:rFonts w:ascii="Open Sans" w:cs="Open Sans" w:eastAsia="Open Sans" w:hAnsi="Open Sans"/>
+                <w:b/>
+                <w:bCs/>
+                <w:color w:val="59595B"/>
+                <w:sz w:val="20"/>
+                <w:szCs w:val="20"/>
+              </w:rPr>
+              <w:t xml:space="preserve">My AI — Fractional AI Advisor (Starter)</w:t>
+            </w:r>
+          </w:p>
+        </w:tc>
+        <w:tc>
+          <w:tcPr>
+            <w:tcW w:type="dxa" w:w="4160"/>
+            <w:tcBorders>
+              <w:top w:val="single" w:color="E9ECEF" w:sz="4"/>
+              <w:left w:val="single" w:color="E9ECEF" w:sz="4"/>
+              <w:bottom w:val="single" w:color="E9ECEF" w:sz="4"/>
+              <w:right w:val="single" w:color="E9ECEF" w:sz="4"/>
+            </w:tcBorders>
+            <w:shd w:fill="FFFFFF" w:val="clear"/>
+            <w:tcMar>
+              <w:top w:type="dxa" w:w="100"/>
+              <w:left w:type="dxa" w:w="140"/>
+              <w:bottom w:type="dxa" w:w="100"/>
+              <w:right w:type="dxa" w:w="140"/>
+            </w:tcMar>
+            <w:vAlign w:val="center"/>
+          </w:tcPr>
+          <w:p>
+            <w:pPr>
+              <w:jc w:val="left"/>
+            </w:pPr>
+            <w:r>
+              <w:rPr>
+                <w:rFonts w:ascii="Open Sans" w:cs="Open Sans" w:eastAsia="Open Sans" w:hAnsi="Open Sans"/>
+                <w:b w:val="false"/>
+                <w:bCs w:val="false"/>
+                <w:color w:val="59595B"/>
+                <w:sz w:val="20"/>
+                <w:szCs w:val="20"/>
+              </w:rPr>
+              <w:t xml:space="preserve">Monthly strategy sessions: authority-content direction, monitoring priorities, and the knowledge-capture program</w:t>
+            </w:r>
+          </w:p>
+        </w:tc>
+        <w:tc>
+          <w:tcPr>
+            <w:tcW w:type="dxa" w:w="2080"/>
+            <w:tcBorders>
+              <w:top w:val="single" w:color="E9ECEF" w:sz="4"/>
+              <w:left w:val="single" w:color="E9ECEF" w:sz="4"/>
+              <w:bottom w:val="single" w:color="E9ECEF" w:sz="4"/>
+              <w:right w:val="single" w:color="E9ECEF" w:sz="4"/>
+            </w:tcBorders>
+            <w:shd w:fill="FFFFFF" w:val="clear"/>
+            <w:tcMar>
+              <w:top w:type="dxa" w:w="100"/>
+              <w:left w:type="dxa" w:w="140"/>
+              <w:bottom w:type="dxa" w:w="100"/>
+              <w:right w:type="dxa" w:w="140"/>
+            </w:tcMar>
+            <w:vAlign w:val="center"/>
+          </w:tcPr>
+          <w:p>
+            <w:pPr>
+              <w:jc w:val="left"/>
+            </w:pPr>
+            <w:r>
+              <w:rPr>
+                <w:rFonts w:ascii="Open Sans" w:cs="Open Sans" w:eastAsia="Open Sans" w:hAnsi="Open Sans"/>
+                <w:b w:val="false"/>
+                <w:bCs w:val="false"/>
+                <w:color w:val="59595B"/>
+                <w:sz w:val="20"/>
+                <w:szCs w:val="20"/>
+              </w:rPr>
+              <w:t xml:space="preserve">$2,000/mo = $24,000/yr</w:t>
+            </w:r>
+          </w:p>
+        </w:tc>
+      </w:tr>
+      <w:tr>
+        <w:trPr>
+          <w:cantSplit/>
+        </w:trPr>
+        <w:tc>
+          <w:tcPr>
+            <w:tcW w:type="dxa" w:w="3120"/>
+            <w:tcBorders>
+              <w:top w:val="single" w:color="E9ECEF" w:sz="4"/>
+              <w:left w:val="single" w:color="E9ECEF" w:sz="4"/>
+              <w:bottom w:val="single" w:color="E9ECEF" w:sz="4"/>
+              <w:right w:val="single" w:color="E9ECEF" w:sz="4"/>
+            </w:tcBorders>
+            <w:shd w:fill="F8F9FA" w:val="clear"/>
+            <w:tcMar>
+              <w:top w:type="dxa" w:w="100"/>
+              <w:left w:type="dxa" w:w="140"/>
+              <w:bottom w:type="dxa" w:w="100"/>
+              <w:right w:type="dxa" w:w="140"/>
+            </w:tcMar>
+            <w:vAlign w:val="center"/>
+          </w:tcPr>
+          <w:p>
+            <w:pPr>
+              <w:jc w:val="left"/>
+            </w:pPr>
+            <w:r>
+              <w:rPr>
+                <w:rFonts w:ascii="Open Sans" w:cs="Open Sans" w:eastAsia="Open Sans" w:hAnsi="Open Sans"/>
+                <w:b/>
+                <w:bCs/>
+                <w:color w:val="59595B"/>
+                <w:sz w:val="20"/>
+                <w:szCs w:val="20"/>
+              </w:rPr>
+              <w:t xml:space="preserve">ENTRY PROGRAM — YEAR 1</w:t>
+            </w:r>
+          </w:p>
+        </w:tc>
+        <w:tc>
+          <w:tcPr>
+            <w:tcW w:type="dxa" w:w="4160"/>
+            <w:tcBorders>
+              <w:top w:val="single" w:color="E9ECEF" w:sz="4"/>
+              <w:left w:val="single" w:color="E9ECEF" w:sz="4"/>
+              <w:bottom w:val="single" w:color="E9ECEF" w:sz="4"/>
+              <w:right w:val="single" w:color="E9ECEF" w:sz="4"/>
+            </w:tcBorders>
+            <w:shd w:fill="F8F9FA" w:val="clear"/>
+            <w:tcMar>
+              <w:top w:type="dxa" w:w="100"/>
+              <w:left w:type="dxa" w:w="140"/>
+              <w:bottom w:type="dxa" w:w="100"/>
+              <w:right w:type="dxa" w:w="140"/>
+            </w:tcMar>
+            <w:vAlign w:val="center"/>
+          </w:tcPr>
+          <w:p>
+            <w:pPr>
+              <w:jc w:val="left"/>
+            </w:pPr>
+            <w:r>
+              <w:rPr>
+                <w:rFonts w:ascii="Open Sans" w:cs="Open Sans" w:eastAsia="Open Sans" w:hAnsi="Open Sans"/>
+                <w:b w:val="false"/>
+                <w:bCs w:val="false"/>
+                <w:color w:val="59595B"/>
+                <w:sz w:val="20"/>
+                <w:szCs w:val="20"/>
+              </w:rPr>
+              <w:t xml:space="preserve">Fixed scope, published rates, no large up-front build</w:t>
+            </w:r>
+          </w:p>
+        </w:tc>
+        <w:tc>
+          <w:tcPr>
+            <w:tcW w:type="dxa" w:w="2080"/>
+            <w:tcBorders>
+              <w:top w:val="single" w:color="E9ECEF" w:sz="4"/>
+              <w:left w:val="single" w:color="E9ECEF" w:sz="4"/>
+              <w:bottom w:val="single" w:color="E9ECEF" w:sz="4"/>
+              <w:right w:val="single" w:color="E9ECEF" w:sz="4"/>
+            </w:tcBorders>
+            <w:shd w:fill="F8F9FA" w:val="clear"/>
+            <w:tcMar>
+              <w:top w:type="dxa" w:w="100"/>
+              <w:left w:type="dxa" w:w="140"/>
+              <w:bottom w:type="dxa" w:w="100"/>
+              <w:right w:type="dxa" w:w="140"/>
+            </w:tcMar>
+            <w:vAlign w:val="center"/>
+          </w:tcPr>
+          <w:p>
+            <w:pPr>
+              <w:jc w:val="left"/>
+            </w:pPr>
+            <w:r>
+              <w:rPr>
+                <w:rFonts w:ascii="Open Sans" w:cs="Open Sans" w:eastAsia="Open Sans" w:hAnsi="Open Sans"/>
+                <w:b/>
+                <w:bCs/>
+                <w:color w:val="006DB6"/>
+                <w:sz w:val="20"/>
+                <w:szCs w:val="20"/>
+              </w:rPr>
+              <w:t xml:space="preserve">~$47,000</w:t>
+            </w:r>
+          </w:p>
+        </w:tc>
+      </w:tr>
+    </w:tbl>
+    <w:p>
+      <w:pPr>
+        <w:spacing w:after="0" w:before="120"/>
+      </w:pPr>
+      <w:r>
+        <w:t xml:space="preserve"/>
+      </w:r>
+    </w:p>
+    <w:tbl>
+      <w:tblPr>
+        <w:tblW w:type="dxa" w:w="9360"/>
+        <w:tblBorders>
+          <w:top w:val="single" w:color="auto" w:sz="4"/>
+          <w:left w:val="single" w:color="auto" w:sz="4"/>
+          <w:bottom w:val="single" w:color="auto" w:sz="4"/>
+          <w:right w:val="single" w:color="auto" w:sz="4"/>
+          <w:insideH w:val="single" w:color="auto" w:sz="4"/>
+          <w:insideV w:val="single" w:color="auto" w:sz="4"/>
+        </w:tblBorders>
+      </w:tblPr>
+      <w:tblGrid>
+        <w:gridCol w:w="80"/>
+        <w:gridCol w:w="9280"/>
+      </w:tblGrid>
+      <w:tr>
+        <w:trPr>
+          <w:cantSplit/>
+        </w:trPr>
+        <w:tc>
+          <w:tcPr>
+            <w:tcW w:type="dxa" w:w="80"/>
+            <w:tcBorders>
+              <w:top w:val="none" w:color="FFFFFF" w:sz="0"/>
+              <w:left w:val="none" w:color="FFFFFF" w:sz="0"/>
+              <w:bottom w:val="none" w:color="FFFFFF" w:sz="0"/>
+              <w:right w:val="none" w:color="FFFFFF" w:sz="0"/>
+            </w:tcBorders>
+            <w:shd w:fill="F67D4B" w:val="clear"/>
+          </w:tcPr>
+          <w:p>
+            <w:r>
+              <w:t xml:space="preserve"/>
+            </w:r>
+          </w:p>
+        </w:tc>
+        <w:tc>
+          <w:tcPr>
+            <w:tcW w:type="dxa" w:w="9280"/>
+            <w:tcBorders>
+              <w:top w:val="none" w:color="FFFFFF" w:sz="0"/>
+              <w:left w:val="none" w:color="FFFFFF" w:sz="0"/>
+              <w:bottom w:val="none" w:color="FFFFFF" w:sz="0"/>
+              <w:right w:val="none" w:color="FFFFFF" w:sz="0"/>
+            </w:tcBorders>
+            <w:shd w:fill="F8F9FA" w:val="clear"/>
+            <w:tcMar>
+              <w:top w:type="dxa" w:w="160"/>
+              <w:left w:type="dxa" w:w="240"/>
+              <w:bottom w:type="dxa" w:w="160"/>
+              <w:right w:type="dxa" w:w="200"/>
+            </w:tcMar>
+          </w:tcPr>
+          <w:p>
+            <w:pPr>
+              <w:keepNext/>
+              <w:keepLines/>
+              <w:spacing w:after="80" w:before="80"/>
+            </w:pPr>
+            <w:r>
+              <w:rPr>
+                <w:rFonts w:ascii="Open Sans" w:cs="Open Sans" w:eastAsia="Open Sans" w:hAnsi="Open Sans"/>
+                <w:b/>
+                <w:bCs/>
+                <w:color w:val="F67D4B"/>
+                <w:sz w:val="22"/>
+                <w:szCs w:val="22"/>
+              </w:rPr>
+              <w:t xml:space="preserve">The Pilot Bar — and Our Commitment</w:t>
+            </w:r>
+          </w:p>
+          <w:p>
+            <w:pPr>
+              <w:keepNext/>
+              <w:keepLines/>
+              <w:spacing w:after="60" w:before="40" w:line="300"/>
+            </w:pPr>
+            <w:r>
+              <w:rPr>
+                <w:rFonts w:ascii="Open Sans" w:cs="Open Sans" w:eastAsia="Open Sans" w:hAnsi="Open Sans"/>
+                <w:color w:val="59595B"/>
+                <w:sz w:val="20"/>
+                <w:szCs w:val="20"/>
+              </w:rPr>
+              <w:t xml:space="preserve">Success metric: within 90 days, the firm has a credible modern site live and is cited by at least one major AI answer engine (Google AI, ChatGPT, or Perplexity) for a high-intent mobile-home-park or property-rights query — a corner no competitor has claimed.</w:t>
+            </w:r>
+          </w:p>
+          <w:p>
+            <w:pPr>
+              <w:keepNext w:val="false"/>
+              <w:keepLines/>
+              <w:spacing w:after="60" w:before="40" w:line="300"/>
+            </w:pPr>
+            <w:r>
+              <w:rPr>
+                <w:rFonts w:ascii="Open Sans" w:cs="Open Sans" w:eastAsia="Open Sans" w:hAnsi="Open Sans"/>
+                <w:color w:val="59595B"/>
+                <w:sz w:val="20"/>
+                <w:szCs w:val="20"/>
+              </w:rPr>
+              <w:t xml:space="preserve">Our commitment: the entry program is month-to-month after the initial term — no long lock-in, no obligation to continue if it doesn’t hit the metric by day 90. If the pilot has not moved the needle, we will tell you honestly whether it is worth continuing. You carry the upside, not the risk.</w:t>
+            </w:r>
+          </w:p>
+        </w:tc>
+      </w:tr>
+    </w:tbl>
+    <w:p>
+      <w:pPr>
+        <w:spacing w:after="0" w:before="160"/>
       </w:pPr>
       <w:r>
         <w:t xml:space="preserve"/>
@@ -15093,7 +18766,8 @@
       <w:pPr>
         <w:pStyle w:val="Heading1"/>
         <w:keepNext/>
-        <w:spacing w:after="120" w:before="480" w:line="240"/>
+        <w:pageBreakBefore/>
+        <w:spacing w:after="120" w:before="0" w:line="240"/>
       </w:pPr>
       <w:r>
         <w:rPr>
@@ -15102,7 +18776,7 @@
           <w:sz w:val="2"/>
           <w:szCs w:val="2"/>
         </w:rPr>
-        <w:t xml:space="preserve">12  Implementation Roadmap</w:t>
+        <w:t xml:space="preserve">13  Implementation Roadmap</w:t>
       </w:r>
     </w:p>
     <w:tbl>
@@ -15166,7 +18840,7 @@
                 <w:sz w:val="34"/>
                 <w:szCs w:val="34"/>
               </w:rPr>
-              <w:t xml:space="preserve">12  Implementation Roadmap</w:t>
+              <w:t xml:space="preserve">13  Implementation Roadmap</w:t>
             </w:r>
           </w:p>
         </w:tc>
@@ -15267,7 +18941,7 @@
           <w:sz w:val="18"/>
           <w:szCs w:val="18"/>
         </w:rPr>
-        <w:t xml:space="preserve">Figure 12.0 — Talley Growth Program: 90 / 180 / 365-Day Roadmap</w:t>
+        <w:t xml:space="preserve">Figure 13.0 — Talley Growth Program: 90 / 180 / 365-Day Roadmap</w:t>
       </w:r>
     </w:p>
     <w:p>
@@ -16131,7 +19805,7 @@
                 <w:sz w:val="20"/>
                 <w:szCs w:val="20"/>
               </w:rPr>
-              <w:t xml:space="preserve">Deepen the knowledge base into a true succession asset; run account dossiers and targeted outreach across the named universe; and deliver an ROI dashboard against the Section 14 baselines.</w:t>
+              <w:t xml:space="preserve">Deepen the knowledge base into a true succession asset; run account dossiers and targeted outreach across the named universe; and deliver an ROI dashboard against the Section 15 baselines.</w:t>
             </w:r>
           </w:p>
         </w:tc>
@@ -16141,7 +19815,8 @@
       <w:pPr>
         <w:pStyle w:val="Heading1"/>
         <w:keepNext/>
-        <w:spacing w:after="120" w:before="480" w:line="240"/>
+        <w:pageBreakBefore/>
+        <w:spacing w:after="120" w:before="0" w:line="240"/>
       </w:pPr>
       <w:r>
         <w:rPr>
@@ -16150,7 +19825,7 @@
           <w:sz w:val="2"/>
           <w:szCs w:val="2"/>
         </w:rPr>
-        <w:t xml:space="preserve">13  Quick Wins — Start This Week</w:t>
+        <w:t xml:space="preserve">14  Quick Wins — Start This Week</w:t>
       </w:r>
     </w:p>
     <w:tbl>
@@ -16214,7 +19889,7 @@
                 <w:sz w:val="34"/>
                 <w:szCs w:val="34"/>
               </w:rPr>
-              <w:t xml:space="preserve">13  Quick Wins — Start This Week</w:t>
+              <w:t xml:space="preserve">14  Quick Wins — Start This Week</w:t>
             </w:r>
           </w:p>
         </w:tc>
@@ -16746,7 +20421,8 @@
       <w:pPr>
         <w:pStyle w:val="Heading1"/>
         <w:keepNext/>
-        <w:spacing w:after="120" w:before="480" w:line="240"/>
+        <w:pageBreakBefore/>
+        <w:spacing w:after="120" w:before="0" w:line="240"/>
       </w:pPr>
       <w:r>
         <w:rPr>
@@ -16755,7 +20431,7 @@
           <w:sz w:val="2"/>
           <w:szCs w:val="2"/>
         </w:rPr>
-        <w:t xml:space="preserve">14  Questions to Calibrate This Plan</w:t>
+        <w:t xml:space="preserve">15  Questions to Calibrate This Plan</w:t>
       </w:r>
     </w:p>
     <w:tbl>
@@ -16819,7 +20495,7 @@
                 <w:sz w:val="34"/>
                 <w:szCs w:val="34"/>
               </w:rPr>
-              <w:t xml:space="preserve">14  Questions to Calibrate This Plan</w:t>
+              <w:t xml:space="preserve">15  Questions to Calibrate This Plan</w:t>
             </w:r>
           </w:p>
         </w:tc>
@@ -16849,7 +20525,7 @@
           <w:sz w:val="22"/>
           <w:szCs w:val="22"/>
         </w:rPr>
-        <w:t xml:space="preserve">This blueprint was built from public information. The numbers in Sections 11 and 12 are deliberately conservative estimates — a short discovery call replaces them with Talley’s real baselines and sharpens the entire program. These are the questions that move the model the most:</w:t>
+        <w:t xml:space="preserve">This blueprint was built from public information. The numbers in Sections 12 and 13 are deliberately conservative estimates — a short discovery call replaces them with Talley’s real baselines and sharpens the entire program. These are the questions that move the model the most:</w:t>
       </w:r>
     </w:p>
     <w:p>
@@ -18004,7 +21680,8 @@
       <w:pPr>
         <w:pStyle w:val="Heading1"/>
         <w:keepNext/>
-        <w:spacing w:after="120" w:before="480" w:line="240"/>
+        <w:pageBreakBefore/>
+        <w:spacing w:after="120" w:before="0" w:line="240"/>
       </w:pPr>
       <w:r>
         <w:rPr>
@@ -18013,7 +21690,7 @@
           <w:sz w:val="2"/>
           <w:szCs w:val="2"/>
         </w:rPr>
-        <w:t xml:space="preserve">15  What Happens Next</w:t>
+        <w:t xml:space="preserve">16  Questions We Usually Get</w:t>
       </w:r>
     </w:p>
     <w:tbl>
@@ -18042,6 +21719,668 @@
               <w:bottom w:val="none" w:color="FFFFFF" w:sz="0"/>
               <w:right w:val="none" w:color="FFFFFF" w:sz="0"/>
             </w:tcBorders>
+            <w:shd w:fill="006DB6" w:val="clear"/>
+          </w:tcPr>
+          <w:p>
+            <w:r>
+              <w:t xml:space="preserve"/>
+            </w:r>
+          </w:p>
+        </w:tc>
+        <w:tc>
+          <w:tcPr>
+            <w:tcW w:type="dxa" w:w="9240"/>
+            <w:tcBorders>
+              <w:top w:val="none" w:color="FFFFFF" w:sz="0"/>
+              <w:left w:val="none" w:color="FFFFFF" w:sz="0"/>
+              <w:bottom w:val="none" w:color="FFFFFF" w:sz="0"/>
+              <w:right w:val="none" w:color="FFFFFF" w:sz="0"/>
+            </w:tcBorders>
+            <w:tcMar>
+              <w:top w:type="dxa" w:w="100"/>
+              <w:left w:type="dxa" w:w="200"/>
+              <w:bottom w:type="dxa" w:w="100"/>
+              <w:right w:type="dxa" w:w="0"/>
+            </w:tcMar>
+            <w:vAlign w:val="center"/>
+          </w:tcPr>
+          <w:p>
+            <w:r>
+              <w:rPr>
+                <w:rFonts w:ascii="Open Sans" w:cs="Open Sans" w:eastAsia="Open Sans" w:hAnsi="Open Sans"/>
+                <w:b/>
+                <w:bCs/>
+                <w:color w:val="006DB6"/>
+                <w:sz w:val="34"/>
+                <w:szCs w:val="34"/>
+              </w:rPr>
+              <w:t xml:space="preserve">16  Questions We Usually Get</w:t>
+            </w:r>
+          </w:p>
+        </w:tc>
+      </w:tr>
+    </w:tbl>
+    <w:p>
+      <w:pPr>
+        <w:spacing w:after="0" w:before="100"/>
+      </w:pPr>
+      <w:r>
+        <w:t xml:space="preserve"/>
+      </w:r>
+    </w:p>
+    <w:p>
+      <w:pPr>
+        <w:spacing w:after="140" w:before="0" w:line="320"/>
+        <w:jc w:val="both"/>
+      </w:pPr>
+      <w:r>
+        <w:rPr>
+          <w:rFonts w:ascii="Open Sans" w:cs="Open Sans" w:eastAsia="Open Sans" w:hAnsi="Open Sans"/>
+          <w:b w:val="false"/>
+          <w:bCs w:val="false"/>
+          <w:i w:val="false"/>
+          <w:iCs w:val="false"/>
+          <w:color w:val="59595B"/>
+          <w:sz w:val="22"/>
+          <w:szCs w:val="22"/>
+        </w:rPr>
+        <w:t xml:space="preserve">The honest answers to the questions Talley leadership is most likely asking right now.</w:t>
+      </w:r>
+    </w:p>
+    <w:p>
+      <w:pPr>
+        <w:spacing w:after="0" w:before="140"/>
+      </w:pPr>
+      <w:r>
+        <w:t xml:space="preserve"/>
+      </w:r>
+    </w:p>
+    <w:tbl>
+      <w:tblPr>
+        <w:tblW w:type="dxa" w:w="9360"/>
+        <w:tblBorders>
+          <w:top w:val="single" w:color="auto" w:sz="4"/>
+          <w:left w:val="single" w:color="auto" w:sz="4"/>
+          <w:bottom w:val="single" w:color="auto" w:sz="4"/>
+          <w:right w:val="single" w:color="auto" w:sz="4"/>
+          <w:insideH w:val="single" w:color="auto" w:sz="4"/>
+          <w:insideV w:val="single" w:color="auto" w:sz="4"/>
+        </w:tblBorders>
+      </w:tblPr>
+      <w:tblGrid>
+        <w:gridCol w:w="3510"/>
+        <w:gridCol w:w="5850"/>
+      </w:tblGrid>
+      <w:tr>
+        <w:trPr>
+          <w:cantSplit/>
+          <w:tblHeader/>
+        </w:trPr>
+        <w:tc>
+          <w:tcPr>
+            <w:tcW w:type="dxa" w:w="3510"/>
+            <w:tcBorders>
+              <w:top w:val="single" w:color="E9ECEF" w:sz="4"/>
+              <w:left w:val="single" w:color="E9ECEF" w:sz="4"/>
+              <w:bottom w:val="single" w:color="E9ECEF" w:sz="4"/>
+              <w:right w:val="single" w:color="E9ECEF" w:sz="4"/>
+            </w:tcBorders>
+            <w:shd w:fill="006DB6" w:val="clear"/>
+            <w:tcMar>
+              <w:top w:type="dxa" w:w="120"/>
+              <w:left w:type="dxa" w:w="140"/>
+              <w:bottom w:type="dxa" w:w="120"/>
+              <w:right w:type="dxa" w:w="140"/>
+            </w:tcMar>
+            <w:vAlign w:val="center"/>
+          </w:tcPr>
+          <w:p>
+            <w:pPr>
+              <w:jc w:val="left"/>
+            </w:pPr>
+            <w:r>
+              <w:rPr>
+                <w:rFonts w:ascii="Open Sans" w:cs="Open Sans" w:eastAsia="Open Sans" w:hAnsi="Open Sans"/>
+                <w:b/>
+                <w:bCs/>
+                <w:color w:val="FFFFFF"/>
+                <w:sz w:val="20"/>
+                <w:szCs w:val="20"/>
+              </w:rPr>
+              <w:t xml:space="preserve">Question</w:t>
+            </w:r>
+          </w:p>
+        </w:tc>
+        <w:tc>
+          <w:tcPr>
+            <w:tcW w:type="dxa" w:w="5850"/>
+            <w:tcBorders>
+              <w:top w:val="single" w:color="E9ECEF" w:sz="4"/>
+              <w:left w:val="single" w:color="E9ECEF" w:sz="4"/>
+              <w:bottom w:val="single" w:color="E9ECEF" w:sz="4"/>
+              <w:right w:val="single" w:color="E9ECEF" w:sz="4"/>
+            </w:tcBorders>
+            <w:shd w:fill="006DB6" w:val="clear"/>
+            <w:tcMar>
+              <w:top w:type="dxa" w:w="120"/>
+              <w:left w:type="dxa" w:w="140"/>
+              <w:bottom w:type="dxa" w:w="120"/>
+              <w:right w:type="dxa" w:w="140"/>
+            </w:tcMar>
+            <w:vAlign w:val="center"/>
+          </w:tcPr>
+          <w:p>
+            <w:pPr>
+              <w:jc w:val="left"/>
+            </w:pPr>
+            <w:r>
+              <w:rPr>
+                <w:rFonts w:ascii="Open Sans" w:cs="Open Sans" w:eastAsia="Open Sans" w:hAnsi="Open Sans"/>
+                <w:b/>
+                <w:bCs/>
+                <w:color w:val="FFFFFF"/>
+                <w:sz w:val="20"/>
+                <w:szCs w:val="20"/>
+              </w:rPr>
+              <w:t xml:space="preserve">Our Honest Answer</w:t>
+            </w:r>
+          </w:p>
+        </w:tc>
+      </w:tr>
+      <w:tr>
+        <w:trPr>
+          <w:cantSplit/>
+        </w:trPr>
+        <w:tc>
+          <w:tcPr>
+            <w:tcW w:type="dxa" w:w="3510"/>
+            <w:tcBorders>
+              <w:top w:val="single" w:color="E9ECEF" w:sz="4"/>
+              <w:left w:val="single" w:color="E9ECEF" w:sz="4"/>
+              <w:bottom w:val="single" w:color="E9ECEF" w:sz="4"/>
+              <w:right w:val="single" w:color="E9ECEF" w:sz="4"/>
+            </w:tcBorders>
+            <w:shd w:fill="FFFFFF" w:val="clear"/>
+            <w:tcMar>
+              <w:top w:type="dxa" w:w="100"/>
+              <w:left w:type="dxa" w:w="140"/>
+              <w:bottom w:type="dxa" w:w="100"/>
+              <w:right w:type="dxa" w:w="140"/>
+            </w:tcMar>
+            <w:vAlign w:val="center"/>
+          </w:tcPr>
+          <w:p>
+            <w:pPr>
+              <w:jc w:val="left"/>
+            </w:pPr>
+            <w:r>
+              <w:rPr>
+                <w:rFonts w:ascii="Open Sans" w:cs="Open Sans" w:eastAsia="Open Sans" w:hAnsi="Open Sans"/>
+                <w:b/>
+                <w:bCs/>
+                <w:color w:val="59595B"/>
+                <w:sz w:val="20"/>
+                <w:szCs w:val="20"/>
+              </w:rPr>
+              <w:t xml:space="preserve">We don’t really do marketing — won’t this turn us into a lead-gen shop?</w:t>
+            </w:r>
+          </w:p>
+        </w:tc>
+        <w:tc>
+          <w:tcPr>
+            <w:tcW w:type="dxa" w:w="5850"/>
+            <w:tcBorders>
+              <w:top w:val="single" w:color="E9ECEF" w:sz="4"/>
+              <w:left w:val="single" w:color="E9ECEF" w:sz="4"/>
+              <w:bottom w:val="single" w:color="E9ECEF" w:sz="4"/>
+              <w:right w:val="single" w:color="E9ECEF" w:sz="4"/>
+            </w:tcBorders>
+            <w:shd w:fill="FFFFFF" w:val="clear"/>
+            <w:tcMar>
+              <w:top w:type="dxa" w:w="100"/>
+              <w:left w:type="dxa" w:w="140"/>
+              <w:bottom w:type="dxa" w:w="100"/>
+              <w:right w:type="dxa" w:w="140"/>
+            </w:tcMar>
+            <w:vAlign w:val="center"/>
+          </w:tcPr>
+          <w:p>
+            <w:pPr>
+              <w:jc w:val="left"/>
+            </w:pPr>
+            <w:r>
+              <w:rPr>
+                <w:rFonts w:ascii="Open Sans" w:cs="Open Sans" w:eastAsia="Open Sans" w:hAnsi="Open Sans"/>
+                <w:b w:val="false"/>
+                <w:bCs w:val="false"/>
+                <w:color w:val="59595B"/>
+                <w:sz w:val="20"/>
+                <w:szCs w:val="20"/>
+              </w:rPr>
+              <w:t xml:space="preserve">No. This is account-based, not a funnel. The firm keeps winning on relationships and referrals; we simply make sure that when a park owner or a board first searches, Talley is the cited expert that comes up — and we capture and automate the back-office work that consumes senior time. Whoever helps with the website today can keep doing so; we add the AI layer no marketing shop provides.</w:t>
+            </w:r>
+          </w:p>
+        </w:tc>
+      </w:tr>
+      <w:tr>
+        <w:trPr>
+          <w:cantSplit/>
+        </w:trPr>
+        <w:tc>
+          <w:tcPr>
+            <w:tcW w:type="dxa" w:w="3510"/>
+            <w:tcBorders>
+              <w:top w:val="single" w:color="E9ECEF" w:sz="4"/>
+              <w:left w:val="single" w:color="E9ECEF" w:sz="4"/>
+              <w:bottom w:val="single" w:color="E9ECEF" w:sz="4"/>
+              <w:right w:val="single" w:color="E9ECEF" w:sz="4"/>
+            </w:tcBorders>
+            <w:shd w:fill="F8F9FA" w:val="clear"/>
+            <w:tcMar>
+              <w:top w:type="dxa" w:w="100"/>
+              <w:left w:type="dxa" w:w="140"/>
+              <w:bottom w:type="dxa" w:w="100"/>
+              <w:right w:type="dxa" w:w="140"/>
+            </w:tcMar>
+            <w:vAlign w:val="center"/>
+          </w:tcPr>
+          <w:p>
+            <w:pPr>
+              <w:jc w:val="left"/>
+            </w:pPr>
+            <w:r>
+              <w:rPr>
+                <w:rFonts w:ascii="Open Sans" w:cs="Open Sans" w:eastAsia="Open Sans" w:hAnsi="Open Sans"/>
+                <w:b/>
+                <w:bCs/>
+                <w:color w:val="59595B"/>
+                <w:sz w:val="20"/>
+                <w:szCs w:val="20"/>
+              </w:rPr>
+              <w:t xml:space="preserve">Isn’t AI mostly hype right now?</w:t>
+            </w:r>
+          </w:p>
+        </w:tc>
+        <w:tc>
+          <w:tcPr>
+            <w:tcW w:type="dxa" w:w="5850"/>
+            <w:tcBorders>
+              <w:top w:val="single" w:color="E9ECEF" w:sz="4"/>
+              <w:left w:val="single" w:color="E9ECEF" w:sz="4"/>
+              <w:bottom w:val="single" w:color="E9ECEF" w:sz="4"/>
+              <w:right w:val="single" w:color="E9ECEF" w:sz="4"/>
+            </w:tcBorders>
+            <w:shd w:fill="F8F9FA" w:val="clear"/>
+            <w:tcMar>
+              <w:top w:type="dxa" w:w="100"/>
+              <w:left w:type="dxa" w:w="140"/>
+              <w:bottom w:type="dxa" w:w="100"/>
+              <w:right w:type="dxa" w:w="140"/>
+            </w:tcMar>
+            <w:vAlign w:val="center"/>
+          </w:tcPr>
+          <w:p>
+            <w:pPr>
+              <w:jc w:val="left"/>
+            </w:pPr>
+            <w:r>
+              <w:rPr>
+                <w:rFonts w:ascii="Open Sans" w:cs="Open Sans" w:eastAsia="Open Sans" w:hAnsi="Open Sans"/>
+                <w:b w:val="false"/>
+                <w:bCs w:val="false"/>
+                <w:color w:val="59595B"/>
+                <w:sz w:val="20"/>
+                <w:szCs w:val="20"/>
+              </w:rPr>
+              <w:t xml:space="preserve">A lot of it is. That is why this blueprint starts with simple, proven automations that pay back fast — knowledge capture, bill summaries, deadline tracking — not autonomous "agents" doing the firm’s job. We use the simplest tool that works, measure it, and only expand what earns its place. The lobbying still happens at city hall, by your team.</w:t>
+            </w:r>
+          </w:p>
+        </w:tc>
+      </w:tr>
+      <w:tr>
+        <w:trPr>
+          <w:cantSplit/>
+        </w:trPr>
+        <w:tc>
+          <w:tcPr>
+            <w:tcW w:type="dxa" w:w="3510"/>
+            <w:tcBorders>
+              <w:top w:val="single" w:color="E9ECEF" w:sz="4"/>
+              <w:left w:val="single" w:color="E9ECEF" w:sz="4"/>
+              <w:bottom w:val="single" w:color="E9ECEF" w:sz="4"/>
+              <w:right w:val="single" w:color="E9ECEF" w:sz="4"/>
+            </w:tcBorders>
+            <w:shd w:fill="FFFFFF" w:val="clear"/>
+            <w:tcMar>
+              <w:top w:type="dxa" w:w="100"/>
+              <w:left w:type="dxa" w:w="140"/>
+              <w:bottom w:type="dxa" w:w="100"/>
+              <w:right w:type="dxa" w:w="140"/>
+            </w:tcMar>
+            <w:vAlign w:val="center"/>
+          </w:tcPr>
+          <w:p>
+            <w:pPr>
+              <w:jc w:val="left"/>
+            </w:pPr>
+            <w:r>
+              <w:rPr>
+                <w:rFonts w:ascii="Open Sans" w:cs="Open Sans" w:eastAsia="Open Sans" w:hAnsi="Open Sans"/>
+                <w:b/>
+                <w:bCs/>
+                <w:color w:val="59595B"/>
+                <w:sz w:val="20"/>
+                <w:szCs w:val="20"/>
+              </w:rPr>
+              <w:t xml:space="preserve">Is our data — client strategy, the knowledge base — safe?</w:t>
+            </w:r>
+          </w:p>
+        </w:tc>
+        <w:tc>
+          <w:tcPr>
+            <w:tcW w:type="dxa" w:w="5850"/>
+            <w:tcBorders>
+              <w:top w:val="single" w:color="E9ECEF" w:sz="4"/>
+              <w:left w:val="single" w:color="E9ECEF" w:sz="4"/>
+              <w:bottom w:val="single" w:color="E9ECEF" w:sz="4"/>
+              <w:right w:val="single" w:color="E9ECEF" w:sz="4"/>
+            </w:tcBorders>
+            <w:shd w:fill="FFFFFF" w:val="clear"/>
+            <w:tcMar>
+              <w:top w:type="dxa" w:w="100"/>
+              <w:left w:type="dxa" w:w="140"/>
+              <w:bottom w:type="dxa" w:w="100"/>
+              <w:right w:type="dxa" w:w="140"/>
+            </w:tcMar>
+            <w:vAlign w:val="center"/>
+          </w:tcPr>
+          <w:p>
+            <w:pPr>
+              <w:jc w:val="left"/>
+            </w:pPr>
+            <w:r>
+              <w:rPr>
+                <w:rFonts w:ascii="Open Sans" w:cs="Open Sans" w:eastAsia="Open Sans" w:hAnsi="Open Sans"/>
+                <w:b w:val="false"/>
+                <w:bCs w:val="false"/>
+                <w:color w:val="59595B"/>
+                <w:sz w:val="20"/>
+                <w:szCs w:val="20"/>
+              </w:rPr>
+              <w:t xml:space="preserve">Yes. Sensitive data never touches a public AI model; we deploy private, governed systems with human review on anything sworn or client-facing, led by a CISSP-certified team. Lobbying disclosures are already public record, so monitoring carries little confidentiality risk — but client strategy is locked down with role-based access and audit trails.</w:t>
+            </w:r>
+          </w:p>
+        </w:tc>
+      </w:tr>
+      <w:tr>
+        <w:trPr>
+          <w:cantSplit/>
+        </w:trPr>
+        <w:tc>
+          <w:tcPr>
+            <w:tcW w:type="dxa" w:w="3510"/>
+            <w:tcBorders>
+              <w:top w:val="single" w:color="E9ECEF" w:sz="4"/>
+              <w:left w:val="single" w:color="E9ECEF" w:sz="4"/>
+              <w:bottom w:val="single" w:color="E9ECEF" w:sz="4"/>
+              <w:right w:val="single" w:color="E9ECEF" w:sz="4"/>
+            </w:tcBorders>
+            <w:shd w:fill="F8F9FA" w:val="clear"/>
+            <w:tcMar>
+              <w:top w:type="dxa" w:w="100"/>
+              <w:left w:type="dxa" w:w="140"/>
+              <w:bottom w:type="dxa" w:w="100"/>
+              <w:right w:type="dxa" w:w="140"/>
+            </w:tcMar>
+            <w:vAlign w:val="center"/>
+          </w:tcPr>
+          <w:p>
+            <w:pPr>
+              <w:jc w:val="left"/>
+            </w:pPr>
+            <w:r>
+              <w:rPr>
+                <w:rFonts w:ascii="Open Sans" w:cs="Open Sans" w:eastAsia="Open Sans" w:hAnsi="Open Sans"/>
+                <w:b/>
+                <w:bCs/>
+                <w:color w:val="59595B"/>
+                <w:sz w:val="20"/>
+                <w:szCs w:val="20"/>
+              </w:rPr>
+              <w:t xml:space="preserve">We’re a small team. Do we have the bandwidth to manage this?</w:t>
+            </w:r>
+          </w:p>
+        </w:tc>
+        <w:tc>
+          <w:tcPr>
+            <w:tcW w:type="dxa" w:w="5850"/>
+            <w:tcBorders>
+              <w:top w:val="single" w:color="E9ECEF" w:sz="4"/>
+              <w:left w:val="single" w:color="E9ECEF" w:sz="4"/>
+              <w:bottom w:val="single" w:color="E9ECEF" w:sz="4"/>
+              <w:right w:val="single" w:color="E9ECEF" w:sz="4"/>
+            </w:tcBorders>
+            <w:shd w:fill="F8F9FA" w:val="clear"/>
+            <w:tcMar>
+              <w:top w:type="dxa" w:w="100"/>
+              <w:left w:type="dxa" w:w="140"/>
+              <w:bottom w:type="dxa" w:w="100"/>
+              <w:right w:type="dxa" w:w="140"/>
+            </w:tcMar>
+            <w:vAlign w:val="center"/>
+          </w:tcPr>
+          <w:p>
+            <w:pPr>
+              <w:jc w:val="left"/>
+            </w:pPr>
+            <w:r>
+              <w:rPr>
+                <w:rFonts w:ascii="Open Sans" w:cs="Open Sans" w:eastAsia="Open Sans" w:hAnsi="Open Sans"/>
+                <w:b w:val="false"/>
+                <w:bCs w:val="false"/>
+                <w:color w:val="59595B"/>
+                <w:sz w:val="20"/>
+                <w:szCs w:val="20"/>
+              </w:rPr>
+              <w:t xml:space="preserve">The point is the opposite — to give the team back hours, not add work. Technijian runs the build and the cadence; your involvement is a short monthly strategy session plus reviewing and signing what we draft. The fractional model means no new hire to manage.</w:t>
+            </w:r>
+          </w:p>
+        </w:tc>
+      </w:tr>
+      <w:tr>
+        <w:trPr>
+          <w:cantSplit/>
+        </w:trPr>
+        <w:tc>
+          <w:tcPr>
+            <w:tcW w:type="dxa" w:w="3510"/>
+            <w:tcBorders>
+              <w:top w:val="single" w:color="E9ECEF" w:sz="4"/>
+              <w:left w:val="single" w:color="E9ECEF" w:sz="4"/>
+              <w:bottom w:val="single" w:color="E9ECEF" w:sz="4"/>
+              <w:right w:val="single" w:color="E9ECEF" w:sz="4"/>
+            </w:tcBorders>
+            <w:shd w:fill="FFFFFF" w:val="clear"/>
+            <w:tcMar>
+              <w:top w:type="dxa" w:w="100"/>
+              <w:left w:type="dxa" w:w="140"/>
+              <w:bottom w:type="dxa" w:w="100"/>
+              <w:right w:type="dxa" w:w="140"/>
+            </w:tcMar>
+            <w:vAlign w:val="center"/>
+          </w:tcPr>
+          <w:p>
+            <w:pPr>
+              <w:jc w:val="left"/>
+            </w:pPr>
+            <w:r>
+              <w:rPr>
+                <w:rFonts w:ascii="Open Sans" w:cs="Open Sans" w:eastAsia="Open Sans" w:hAnsi="Open Sans"/>
+                <w:b/>
+                <w:bCs/>
+                <w:color w:val="59595B"/>
+                <w:sz w:val="20"/>
+                <w:szCs w:val="20"/>
+              </w:rPr>
+              <w:t xml:space="preserve">What if it doesn’t work?</w:t>
+            </w:r>
+          </w:p>
+        </w:tc>
+        <w:tc>
+          <w:tcPr>
+            <w:tcW w:type="dxa" w:w="5850"/>
+            <w:tcBorders>
+              <w:top w:val="single" w:color="E9ECEF" w:sz="4"/>
+              <w:left w:val="single" w:color="E9ECEF" w:sz="4"/>
+              <w:bottom w:val="single" w:color="E9ECEF" w:sz="4"/>
+              <w:right w:val="single" w:color="E9ECEF" w:sz="4"/>
+            </w:tcBorders>
+            <w:shd w:fill="FFFFFF" w:val="clear"/>
+            <w:tcMar>
+              <w:top w:type="dxa" w:w="100"/>
+              <w:left w:type="dxa" w:w="140"/>
+              <w:bottom w:type="dxa" w:w="100"/>
+              <w:right w:type="dxa" w:w="140"/>
+            </w:tcMar>
+            <w:vAlign w:val="center"/>
+          </w:tcPr>
+          <w:p>
+            <w:pPr>
+              <w:jc w:val="left"/>
+            </w:pPr>
+            <w:r>
+              <w:rPr>
+                <w:rFonts w:ascii="Open Sans" w:cs="Open Sans" w:eastAsia="Open Sans" w:hAnsi="Open Sans"/>
+                <w:b w:val="false"/>
+                <w:bCs w:val="false"/>
+                <w:color w:val="59595B"/>
+                <w:sz w:val="20"/>
+                <w:szCs w:val="20"/>
+              </w:rPr>
+              <w:t xml:space="preserve">The entry program is a fixed-price 90-day pilot with a defined success metric (Section 12), month-to-month with no long lock-in. If it has not moved the needle by day 90 — a credible site live and a first AI-answer citation in the niche — you are under no obligation to continue, and we will tell you honestly whether it is worth it.</w:t>
+            </w:r>
+          </w:p>
+        </w:tc>
+      </w:tr>
+      <w:tr>
+        <w:trPr>
+          <w:cantSplit/>
+        </w:trPr>
+        <w:tc>
+          <w:tcPr>
+            <w:tcW w:type="dxa" w:w="3510"/>
+            <w:tcBorders>
+              <w:top w:val="single" w:color="E9ECEF" w:sz="4"/>
+              <w:left w:val="single" w:color="E9ECEF" w:sz="4"/>
+              <w:bottom w:val="single" w:color="E9ECEF" w:sz="4"/>
+              <w:right w:val="single" w:color="E9ECEF" w:sz="4"/>
+            </w:tcBorders>
+            <w:shd w:fill="F8F9FA" w:val="clear"/>
+            <w:tcMar>
+              <w:top w:type="dxa" w:w="100"/>
+              <w:left w:type="dxa" w:w="140"/>
+              <w:bottom w:type="dxa" w:w="100"/>
+              <w:right w:type="dxa" w:w="140"/>
+            </w:tcMar>
+            <w:vAlign w:val="center"/>
+          </w:tcPr>
+          <w:p>
+            <w:pPr>
+              <w:jc w:val="left"/>
+            </w:pPr>
+            <w:r>
+              <w:rPr>
+                <w:rFonts w:ascii="Open Sans" w:cs="Open Sans" w:eastAsia="Open Sans" w:hAnsi="Open Sans"/>
+                <w:b/>
+                <w:bCs/>
+                <w:color w:val="59595B"/>
+                <w:sz w:val="20"/>
+                <w:szCs w:val="20"/>
+              </w:rPr>
+              <w:t xml:space="preserve">What does it really cost?</w:t>
+            </w:r>
+          </w:p>
+        </w:tc>
+        <w:tc>
+          <w:tcPr>
+            <w:tcW w:type="dxa" w:w="5850"/>
+            <w:tcBorders>
+              <w:top w:val="single" w:color="E9ECEF" w:sz="4"/>
+              <w:left w:val="single" w:color="E9ECEF" w:sz="4"/>
+              <w:bottom w:val="single" w:color="E9ECEF" w:sz="4"/>
+              <w:right w:val="single" w:color="E9ECEF" w:sz="4"/>
+            </w:tcBorders>
+            <w:shd w:fill="F8F9FA" w:val="clear"/>
+            <w:tcMar>
+              <w:top w:type="dxa" w:w="100"/>
+              <w:left w:type="dxa" w:w="140"/>
+              <w:bottom w:type="dxa" w:w="100"/>
+              <w:right w:type="dxa" w:w="140"/>
+            </w:tcMar>
+            <w:vAlign w:val="center"/>
+          </w:tcPr>
+          <w:p>
+            <w:pPr>
+              <w:jc w:val="left"/>
+            </w:pPr>
+            <w:r>
+              <w:rPr>
+                <w:rFonts w:ascii="Open Sans" w:cs="Open Sans" w:eastAsia="Open Sans" w:hAnsi="Open Sans"/>
+                <w:b w:val="false"/>
+                <w:bCs w:val="false"/>
+                <w:color w:val="59595B"/>
+                <w:sz w:val="20"/>
+                <w:szCs w:val="20"/>
+              </w:rPr>
+              <w:t xml:space="preserve">The entry program is approximately $47K for Year 1 at published rates — no hidden fees, no large up-front build. The full Year-1 program, profiled in Section 12, runs about $108,600 and is phased so you prove the capacity gains before scaling.</w:t>
+            </w:r>
+          </w:p>
+        </w:tc>
+      </w:tr>
+    </w:tbl>
+    <w:p>
+      <w:pPr>
+        <w:pStyle w:val="Heading1"/>
+        <w:keepNext/>
+        <w:pageBreakBefore/>
+        <w:spacing w:after="120" w:before="0" w:line="240"/>
+      </w:pPr>
+      <w:r>
+        <w:rPr>
+          <w:rFonts w:ascii="Open Sans" w:cs="Open Sans" w:eastAsia="Open Sans" w:hAnsi="Open Sans"/>
+          <w:color w:val="FFFFFF"/>
+          <w:sz w:val="2"/>
+          <w:szCs w:val="2"/>
+        </w:rPr>
+        <w:t xml:space="preserve">17  What Happens Next</w:t>
+      </w:r>
+    </w:p>
+    <w:tbl>
+      <w:tblPr>
+        <w:tblW w:type="dxa" w:w="9360"/>
+        <w:tblBorders>
+          <w:top w:val="none" w:color="FFFFFF" w:sz="0"/>
+          <w:left w:val="none" w:color="FFFFFF" w:sz="0"/>
+          <w:bottom w:val="none" w:color="FFFFFF" w:sz="0"/>
+          <w:right w:val="none" w:color="FFFFFF" w:sz="0"/>
+          <w:insideH w:val="single" w:color="auto" w:sz="4"/>
+          <w:insideV w:val="single" w:color="auto" w:sz="4"/>
+        </w:tblBorders>
+      </w:tblPr>
+      <w:tblGrid>
+        <w:gridCol w:w="120"/>
+        <w:gridCol w:w="9240"/>
+      </w:tblGrid>
+      <w:tr>
+        <w:tc>
+          <w:tcPr>
+            <w:tcW w:type="dxa" w:w="120"/>
+            <w:tcBorders>
+              <w:top w:val="none" w:color="FFFFFF" w:sz="0"/>
+              <w:left w:val="none" w:color="FFFFFF" w:sz="0"/>
+              <w:bottom w:val="none" w:color="FFFFFF" w:sz="0"/>
+              <w:right w:val="none" w:color="FFFFFF" w:sz="0"/>
+            </w:tcBorders>
             <w:shd w:fill="1A1A2E" w:val="clear"/>
           </w:tcPr>
           <w:p>
@@ -18077,7 +22416,7 @@
                 <w:sz w:val="34"/>
                 <w:szCs w:val="34"/>
               </w:rPr>
-              <w:t xml:space="preserve">15  What Happens Next</w:t>
+              <w:t xml:space="preserve">17  What Happens Next</w:t>
             </w:r>
           </w:p>
         </w:tc>
@@ -18222,7 +22561,7 @@
                 <w:sz w:val="20"/>
                 <w:szCs w:val="20"/>
               </w:rPr>
-              <w:t xml:space="preserve">Step 1: A 30-minute discovery call to answer the Section 14 questions and confirm program scope.</w:t>
+              <w:t xml:space="preserve">Step 1: A 30-minute discovery call to answer the Section 15 questions and confirm program scope.</w:t>
             </w:r>
           </w:p>
           <w:p>
@@ -18353,7 +22692,8 @@
       <w:pPr>
         <w:pStyle w:val="Heading1"/>
         <w:keepNext/>
-        <w:spacing w:after="120" w:before="480" w:line="240"/>
+        <w:pageBreakBefore/>
+        <w:spacing w:after="120" w:before="0" w:line="240"/>
       </w:pPr>
       <w:r>
         <w:rPr>
@@ -18362,7 +22702,7 @@
           <w:sz w:val="2"/>
           <w:szCs w:val="2"/>
         </w:rPr>
-        <w:t xml:space="preserve">16  About Technijian</w:t>
+        <w:t xml:space="preserve">18  About Technijian</w:t>
       </w:r>
     </w:p>
     <w:tbl>
@@ -18426,7 +22766,7 @@
                 <w:sz w:val="34"/>
                 <w:szCs w:val="34"/>
               </w:rPr>
-              <w:t xml:space="preserve">16  About Technijian</w:t>
+              <w:t xml:space="preserve">18  About Technijian</w:t>
             </w:r>
           </w:p>
         </w:tc>
@@ -19340,7 +23680,8 @@
       <w:pPr>
         <w:pStyle w:val="Heading1"/>
         <w:keepNext/>
-        <w:spacing w:after="120" w:before="480" w:line="240"/>
+        <w:pageBreakBefore/>
+        <w:spacing w:after="120" w:before="0" w:line="240"/>
       </w:pPr>
       <w:r>
         <w:rPr>
@@ -19941,6 +24282,12 @@
       <w:startOverride w:val="1"/>
     </w:lvlOverride>
   </w:num>
+  <w:num w:numId="2">
+    <w:abstractNumId w:val="2"/>
+    <w:lvlOverride w:ilvl="0">
+      <w:startOverride w:val="1"/>
+    </w:lvlOverride>
+  </w:num>
 </w:numbering>
 </file>
 
